--- a/rapports/2026-06-06/EQ9/EQ9_sup_v2/DR_031101000010/36-04-33-72.docx
+++ b/rapports/2026-06-06/EQ9/EQ9_sup_v2/DR_031101000010/36-04-33-72.docx
@@ -297,7 +297,7 @@
           <w:color w:val="1F6FEB"/>
           <w:sz w:val="22"/>
         </w:rPr>
-        <w:t>⚠ INCOHÉRENCES À CORRIGER (70)</w:t>
+        <w:t>⚠ INCOHÉRENCES À CORRIGER (68)</w:t>
       </w:r>
     </w:p>
     <w:tbl>
@@ -544,7 +544,7 @@
                 <w:color w:val="16A34A"/>
                 <w:sz w:val="16"/>
               </w:rPr>
-              <w:t>—</w:t>
+              <w:t>s01q32, s01q36, s01q38, s04q37_modif, s02q33, s02q34, s01q00b</w:t>
             </w:r>
           </w:p>
         </w:tc>
@@ -575,7 +575,7 @@
                 <w:i w:val="0"/>
                 <w:sz w:val="17"/>
               </w:rPr>
-              <w:t>Incohérence!!! seulement les écoles privées paient les frais de scolarité (y compris les frais d'inscription).</w:t>
+              <w:t>Peu probable!!! Vu l'âge (15 ans) de aicha sow ou l'année à laquelle aicha sow a fréquenté l'école pour la dernière fois (.) le dernier diplome de aicha sow ne peut être le Certificat d'études primaires (CEP), prière de corriger cette incohérence ou confirmer avec le QG.</w:t>
             </w:r>
           </w:p>
         </w:tc>
@@ -698,6 +698,366 @@
                 <w:i w:val="0"/>
                 <w:sz w:val="16"/>
               </w:rPr>
+              <w:t>S20</w:t>
+              <w:br/>
+            </w:r>
+            <w:r>
+              <w:rPr>
+                <w:b w:val="0"/>
+                <w:i w:val="0"/>
+                <w:color w:val="64748B"/>
+                <w:sz w:val="14"/>
+              </w:rPr>
+              <w:t>Gouvernance / autres</w:t>
+            </w:r>
+          </w:p>
+        </w:tc>
+        <w:tc>
+          <w:tcPr>
+            <w:tcW w:type="dxa" w:w="1531"/>
+          </w:tcPr>
+          <w:p>
+            <w:r>
+              <w:rPr>
+                <w:b/>
+                <w:i w:val="0"/>
+                <w:color w:val="16A34A"/>
+                <w:sz w:val="16"/>
+              </w:rPr>
+              <w:t>—</w:t>
+            </w:r>
+          </w:p>
+        </w:tc>
+        <w:tc>
+          <w:tcPr>
+            <w:tcW w:type="dxa" w:w="1191"/>
+          </w:tcPr>
+          <w:p>
+            <w:r>
+              <w:rPr>
+                <w:b w:val="0"/>
+                <w:i w:val="0"/>
+                <w:color w:val="64748B"/>
+                <w:sz w:val="16"/>
+              </w:rPr>
+              <w:t>GT-CQ</w:t>
+            </w:r>
+          </w:p>
+        </w:tc>
+        <w:tc>
+          <w:tcPr>
+            <w:tcW w:type="dxa" w:w="4706"/>
+          </w:tcPr>
+          <w:p>
+            <w:r>
+              <w:rPr>
+                <w:b w:val="0"/>
+                <w:i w:val="0"/>
+                <w:sz w:val="17"/>
+              </w:rPr>
+              <w:t>Incohérence détectée ! Le ménage a précédemment déclaré vivre « Bien » ou « Assez bien » selon son revenu en 20A.02.</w:t>
+            </w:r>
+          </w:p>
+        </w:tc>
+      </w:tr>
+      <w:tr>
+        <w:tc>
+          <w:tcPr>
+            <w:tcW w:type="dxa" w:w="964"/>
+          </w:tcPr>
+          <w:p>
+            <w:r>
+              <w:rPr>
+                <w:b/>
+                <w:i w:val="0"/>
+                <w:color w:val="EA580C"/>
+                <w:sz w:val="16"/>
+              </w:rPr>
+              <w:t>Moyenne</w:t>
+            </w:r>
+          </w:p>
+        </w:tc>
+        <w:tc>
+          <w:tcPr>
+            <w:tcW w:type="dxa" w:w="1247"/>
+          </w:tcPr>
+          <w:p>
+            <w:r>
+              <w:rPr>
+                <w:b/>
+                <w:i w:val="0"/>
+                <w:sz w:val="16"/>
+              </w:rPr>
+              <w:t>S00</w:t>
+              <w:br/>
+            </w:r>
+            <w:r>
+              <w:rPr>
+                <w:b w:val="0"/>
+                <w:i w:val="0"/>
+                <w:color w:val="64748B"/>
+                <w:sz w:val="14"/>
+              </w:rPr>
+              <w:t>Identification</w:t>
+            </w:r>
+          </w:p>
+        </w:tc>
+        <w:tc>
+          <w:tcPr>
+            <w:tcW w:type="dxa" w:w="1531"/>
+          </w:tcPr>
+          <w:p>
+            <w:r>
+              <w:rPr>
+                <w:b/>
+                <w:i w:val="0"/>
+                <w:color w:val="16A34A"/>
+                <w:sz w:val="16"/>
+              </w:rPr>
+              <w:t>s00q27</w:t>
+            </w:r>
+          </w:p>
+        </w:tc>
+        <w:tc>
+          <w:tcPr>
+            <w:tcW w:type="dxa" w:w="1191"/>
+          </w:tcPr>
+          <w:p>
+            <w:r>
+              <w:rPr>
+                <w:b w:val="0"/>
+                <w:i w:val="0"/>
+                <w:color w:val="64748B"/>
+                <w:sz w:val="16"/>
+              </w:rPr>
+              <w:t>GT-CQ</w:t>
+            </w:r>
+          </w:p>
+        </w:tc>
+        <w:tc>
+          <w:tcPr>
+            <w:tcW w:type="dxa" w:w="4706"/>
+          </w:tcPr>
+          <w:p>
+            <w:r>
+              <w:rPr>
+                <w:b w:val="0"/>
+                <w:i w:val="0"/>
+                <w:sz w:val="17"/>
+              </w:rPr>
+              <w:t>Le questionnaire semble ne pas être complètement fini mais le questionnaire est en statut complet, prière de compléter le questionnaire.</w:t>
+            </w:r>
+          </w:p>
+        </w:tc>
+      </w:tr>
+      <w:tr>
+        <w:tc>
+          <w:tcPr>
+            <w:tcW w:type="dxa" w:w="964"/>
+          </w:tcPr>
+          <w:p>
+            <w:r>
+              <w:rPr>
+                <w:b/>
+                <w:i w:val="0"/>
+                <w:color w:val="EA580C"/>
+                <w:sz w:val="16"/>
+              </w:rPr>
+              <w:t>Moyenne</w:t>
+            </w:r>
+          </w:p>
+        </w:tc>
+        <w:tc>
+          <w:tcPr>
+            <w:tcW w:type="dxa" w:w="1247"/>
+          </w:tcPr>
+          <w:p>
+            <w:r>
+              <w:rPr>
+                <w:b/>
+                <w:i w:val="0"/>
+                <w:sz w:val="16"/>
+              </w:rPr>
+              <w:t>S00</w:t>
+              <w:br/>
+            </w:r>
+            <w:r>
+              <w:rPr>
+                <w:b w:val="0"/>
+                <w:i w:val="0"/>
+                <w:color w:val="64748B"/>
+                <w:sz w:val="14"/>
+              </w:rPr>
+              <w:t>Identification</w:t>
+            </w:r>
+          </w:p>
+        </w:tc>
+        <w:tc>
+          <w:tcPr>
+            <w:tcW w:type="dxa" w:w="1531"/>
+          </w:tcPr>
+          <w:p>
+            <w:r>
+              <w:rPr>
+                <w:b/>
+                <w:i w:val="0"/>
+                <w:color w:val="16A34A"/>
+                <w:sz w:val="16"/>
+              </w:rPr>
+              <w:t>—</w:t>
+            </w:r>
+          </w:p>
+        </w:tc>
+        <w:tc>
+          <w:tcPr>
+            <w:tcW w:type="dxa" w:w="1191"/>
+          </w:tcPr>
+          <w:p>
+            <w:r>
+              <w:rPr>
+                <w:b w:val="0"/>
+                <w:i w:val="0"/>
+                <w:color w:val="64748B"/>
+                <w:sz w:val="16"/>
+              </w:rPr>
+              <w:t>GT-CQ</w:t>
+            </w:r>
+          </w:p>
+        </w:tc>
+        <w:tc>
+          <w:tcPr>
+            <w:tcW w:type="dxa" w:w="4706"/>
+          </w:tcPr>
+          <w:p>
+            <w:r>
+              <w:rPr>
+                <w:b w:val="0"/>
+                <w:i w:val="0"/>
+                <w:sz w:val="17"/>
+              </w:rPr>
+              <w:t>L'adresse ou la localisation du ménage doit être bien renseignée, ne doit pas contenir des numéros de téléphone et elle semble courte pour être une adresse.</w:t>
+            </w:r>
+          </w:p>
+        </w:tc>
+      </w:tr>
+      <w:tr>
+        <w:tc>
+          <w:tcPr>
+            <w:tcW w:type="dxa" w:w="964"/>
+          </w:tcPr>
+          <w:p>
+            <w:r>
+              <w:rPr>
+                <w:b/>
+                <w:i w:val="0"/>
+                <w:color w:val="EA580C"/>
+                <w:sz w:val="16"/>
+              </w:rPr>
+              <w:t>Moyenne</w:t>
+            </w:r>
+          </w:p>
+        </w:tc>
+        <w:tc>
+          <w:tcPr>
+            <w:tcW w:type="dxa" w:w="1247"/>
+          </w:tcPr>
+          <w:p>
+            <w:r>
+              <w:rPr>
+                <w:b/>
+                <w:i w:val="0"/>
+                <w:sz w:val="16"/>
+              </w:rPr>
+              <w:t>S00</w:t>
+              <w:br/>
+            </w:r>
+            <w:r>
+              <w:rPr>
+                <w:b w:val="0"/>
+                <w:i w:val="0"/>
+                <w:color w:val="64748B"/>
+                <w:sz w:val="14"/>
+              </w:rPr>
+              <w:t>Identification</w:t>
+            </w:r>
+          </w:p>
+        </w:tc>
+        <w:tc>
+          <w:tcPr>
+            <w:tcW w:type="dxa" w:w="1531"/>
+          </w:tcPr>
+          <w:p>
+            <w:r>
+              <w:rPr>
+                <w:b/>
+                <w:i w:val="0"/>
+                <w:color w:val="16A34A"/>
+                <w:sz w:val="16"/>
+              </w:rPr>
+              <w:t>—</w:t>
+            </w:r>
+          </w:p>
+        </w:tc>
+        <w:tc>
+          <w:tcPr>
+            <w:tcW w:type="dxa" w:w="1191"/>
+          </w:tcPr>
+          <w:p>
+            <w:r>
+              <w:rPr>
+                <w:b w:val="0"/>
+                <w:i w:val="0"/>
+                <w:color w:val="64748B"/>
+                <w:sz w:val="16"/>
+              </w:rPr>
+              <w:t>GT-CQ</w:t>
+            </w:r>
+          </w:p>
+        </w:tc>
+        <w:tc>
+          <w:tcPr>
+            <w:tcW w:type="dxa" w:w="4706"/>
+          </w:tcPr>
+          <w:p>
+            <w:r>
+              <w:rPr>
+                <w:b w:val="0"/>
+                <w:i w:val="0"/>
+                <w:sz w:val="17"/>
+              </w:rPr>
+              <w:t>Prière de renseigner la bonne adresse.</w:t>
+            </w:r>
+          </w:p>
+        </w:tc>
+      </w:tr>
+      <w:tr>
+        <w:tc>
+          <w:tcPr>
+            <w:tcW w:type="dxa" w:w="964"/>
+          </w:tcPr>
+          <w:p>
+            <w:r>
+              <w:rPr>
+                <w:b/>
+                <w:i w:val="0"/>
+                <w:color w:val="EA580C"/>
+                <w:sz w:val="16"/>
+              </w:rPr>
+              <w:t>Moyenne</w:t>
+            </w:r>
+          </w:p>
+        </w:tc>
+        <w:tc>
+          <w:tcPr>
+            <w:tcW w:type="dxa" w:w="1247"/>
+          </w:tcPr>
+          <w:p>
+            <w:r>
+              <w:rPr>
+                <w:b/>
+                <w:i w:val="0"/>
+                <w:sz w:val="16"/>
+              </w:rPr>
               <w:t>S02</w:t>
               <w:br/>
             </w:r>
@@ -724,7 +1084,7 @@
                 <w:color w:val="16A34A"/>
                 <w:sz w:val="16"/>
               </w:rPr>
-              <w:t>s01q32, s01q36, s01q38, s04q37_modif, s02q33, s02q34, s01q00b</w:t>
+              <w:t>—</w:t>
             </w:r>
           </w:p>
         </w:tc>
@@ -755,7 +1115,7 @@
                 <w:i w:val="0"/>
                 <w:sz w:val="17"/>
               </w:rPr>
-              <w:t>Peu probable!!! Vu l'âge (15 ans) de aicha sow ou l'année à laquelle aicha sow a fréquenté l'école pour la dernière fois (.) le dernier diplome de aicha sow ne peut être le Certificat d'études primaires (CEP), prière de corriger cette incohérence ou confirmer avec le QG.</w:t>
+              <w:t>Attention!!! le montant payé pour les frais de scolarité ( 24000 FCFA) de fatou counta  qui fréquente 1ére année de Maternelle semble faible.</w:t>
             </w:r>
           </w:p>
         </w:tc>
@@ -770,10 +1130,3880 @@
               <w:rPr>
                 <w:b/>
                 <w:i w:val="0"/>
-                <w:color w:val="DC2626"/>
+                <w:color w:val="EA580C"/>
                 <w:sz w:val="16"/>
               </w:rPr>
-              <w:t>Haute</w:t>
+              <w:t>Moyenne</w:t>
+            </w:r>
+          </w:p>
+        </w:tc>
+        <w:tc>
+          <w:tcPr>
+            <w:tcW w:type="dxa" w:w="1247"/>
+          </w:tcPr>
+          <w:p>
+            <w:r>
+              <w:rPr>
+                <w:b/>
+                <w:i w:val="0"/>
+                <w:sz w:val="16"/>
+              </w:rPr>
+              <w:t>S02</w:t>
+              <w:br/>
+            </w:r>
+            <w:r>
+              <w:rPr>
+                <w:b w:val="0"/>
+                <w:i w:val="0"/>
+                <w:color w:val="64748B"/>
+                <w:sz w:val="14"/>
+              </w:rPr>
+              <w:t>Éducation</w:t>
+            </w:r>
+          </w:p>
+        </w:tc>
+        <w:tc>
+          <w:tcPr>
+            <w:tcW w:type="dxa" w:w="1531"/>
+          </w:tcPr>
+          <w:p>
+            <w:r>
+              <w:rPr>
+                <w:b/>
+                <w:i w:val="0"/>
+                <w:color w:val="16A34A"/>
+                <w:sz w:val="16"/>
+              </w:rPr>
+              <w:t>—</w:t>
+            </w:r>
+          </w:p>
+        </w:tc>
+        <w:tc>
+          <w:tcPr>
+            <w:tcW w:type="dxa" w:w="1191"/>
+          </w:tcPr>
+          <w:p>
+            <w:r>
+              <w:rPr>
+                <w:b w:val="0"/>
+                <w:i w:val="0"/>
+                <w:color w:val="64748B"/>
+                <w:sz w:val="16"/>
+              </w:rPr>
+              <w:t>GT-CQ</w:t>
+            </w:r>
+          </w:p>
+        </w:tc>
+        <w:tc>
+          <w:tcPr>
+            <w:tcW w:type="dxa" w:w="4706"/>
+          </w:tcPr>
+          <w:p>
+            <w:r>
+              <w:rPr>
+                <w:b w:val="0"/>
+                <w:i w:val="0"/>
+                <w:sz w:val="17"/>
+              </w:rPr>
+              <w:t>Veuillez verifier cette information auprès de l'enquêté ou confirmer avec le QG.</w:t>
+            </w:r>
+          </w:p>
+        </w:tc>
+      </w:tr>
+      <w:tr>
+        <w:tc>
+          <w:tcPr>
+            <w:tcW w:type="dxa" w:w="964"/>
+          </w:tcPr>
+          <w:p>
+            <w:r>
+              <w:rPr>
+                <w:b/>
+                <w:i w:val="0"/>
+                <w:color w:val="EA580C"/>
+                <w:sz w:val="16"/>
+              </w:rPr>
+              <w:t>Moyenne</w:t>
+            </w:r>
+          </w:p>
+        </w:tc>
+        <w:tc>
+          <w:tcPr>
+            <w:tcW w:type="dxa" w:w="1247"/>
+          </w:tcPr>
+          <w:p>
+            <w:r>
+              <w:rPr>
+                <w:b/>
+                <w:i w:val="0"/>
+                <w:sz w:val="16"/>
+              </w:rPr>
+              <w:t>S02</w:t>
+              <w:br/>
+            </w:r>
+            <w:r>
+              <w:rPr>
+                <w:b w:val="0"/>
+                <w:i w:val="0"/>
+                <w:color w:val="64748B"/>
+                <w:sz w:val="14"/>
+              </w:rPr>
+              <w:t>Éducation</w:t>
+            </w:r>
+          </w:p>
+        </w:tc>
+        <w:tc>
+          <w:tcPr>
+            <w:tcW w:type="dxa" w:w="1531"/>
+          </w:tcPr>
+          <w:p>
+            <w:r>
+              <w:rPr>
+                <w:b/>
+                <w:i w:val="0"/>
+                <w:color w:val="16A34A"/>
+                <w:sz w:val="16"/>
+              </w:rPr>
+              <w:t>s01q63, s00q04, s02q25, s01q00b, s02q17_2, s02q15_2</w:t>
+            </w:r>
+          </w:p>
+        </w:tc>
+        <w:tc>
+          <w:tcPr>
+            <w:tcW w:type="dxa" w:w="1191"/>
+          </w:tcPr>
+          <w:p>
+            <w:r>
+              <w:rPr>
+                <w:b w:val="0"/>
+                <w:i w:val="0"/>
+                <w:color w:val="64748B"/>
+                <w:sz w:val="16"/>
+              </w:rPr>
+              <w:t>GT-CQ</w:t>
+            </w:r>
+          </w:p>
+        </w:tc>
+        <w:tc>
+          <w:tcPr>
+            <w:tcW w:type="dxa" w:w="4706"/>
+          </w:tcPr>
+          <w:p>
+            <w:r>
+              <w:rPr>
+                <w:b w:val="0"/>
+                <w:i w:val="0"/>
+                <w:sz w:val="17"/>
+              </w:rPr>
+              <w:t>Dans les milieux urbains c'est peu probable de voir une école dont les élèves ou étudiants ne dépensent pas en frais d'uniformes, prière de verifier pour fatou counta qui fréquente 1ére année de Maternelle et corriger ou confirmer avec le QG.</w:t>
+            </w:r>
+          </w:p>
+        </w:tc>
+      </w:tr>
+      <w:tr>
+        <w:tc>
+          <w:tcPr>
+            <w:tcW w:type="dxa" w:w="964"/>
+          </w:tcPr>
+          <w:p>
+            <w:r>
+              <w:rPr>
+                <w:b/>
+                <w:i w:val="0"/>
+                <w:color w:val="EA580C"/>
+                <w:sz w:val="16"/>
+              </w:rPr>
+              <w:t>Moyenne</w:t>
+            </w:r>
+          </w:p>
+        </w:tc>
+        <w:tc>
+          <w:tcPr>
+            <w:tcW w:type="dxa" w:w="1247"/>
+          </w:tcPr>
+          <w:p>
+            <w:r>
+              <w:rPr>
+                <w:b/>
+                <w:i w:val="0"/>
+                <w:sz w:val="16"/>
+              </w:rPr>
+              <w:t>S02</w:t>
+              <w:br/>
+            </w:r>
+            <w:r>
+              <w:rPr>
+                <w:b w:val="0"/>
+                <w:i w:val="0"/>
+                <w:color w:val="64748B"/>
+                <w:sz w:val="14"/>
+              </w:rPr>
+              <w:t>Éducation</w:t>
+            </w:r>
+          </w:p>
+        </w:tc>
+        <w:tc>
+          <w:tcPr>
+            <w:tcW w:type="dxa" w:w="1531"/>
+          </w:tcPr>
+          <w:p>
+            <w:r>
+              <w:rPr>
+                <w:b/>
+                <w:i w:val="0"/>
+                <w:color w:val="16A34A"/>
+                <w:sz w:val="16"/>
+              </w:rPr>
+              <w:t>—</w:t>
+            </w:r>
+          </w:p>
+        </w:tc>
+        <w:tc>
+          <w:tcPr>
+            <w:tcW w:type="dxa" w:w="1191"/>
+          </w:tcPr>
+          <w:p>
+            <w:r>
+              <w:rPr>
+                <w:b w:val="0"/>
+                <w:i w:val="0"/>
+                <w:color w:val="64748B"/>
+                <w:sz w:val="16"/>
+              </w:rPr>
+              <w:t>GT-CQ</w:t>
+            </w:r>
+          </w:p>
+        </w:tc>
+        <w:tc>
+          <w:tcPr>
+            <w:tcW w:type="dxa" w:w="4706"/>
+          </w:tcPr>
+          <w:p>
+            <w:r>
+              <w:rPr>
+                <w:b w:val="0"/>
+                <w:i w:val="0"/>
+                <w:sz w:val="17"/>
+              </w:rPr>
+              <w:t>S'il s'agit d'achat de carburant, d'un abonnement ou dépense en &lt;teliman&gt;, d'une dépense en &lt;sotrama&gt; ou en &lt;taxi&gt; afin de se rendre à l'école, prière d'annuler ces dépenses dans cette section et de les renseignées au niveau de la section 9.</w:t>
+            </w:r>
+          </w:p>
+        </w:tc>
+      </w:tr>
+      <w:tr>
+        <w:tc>
+          <w:tcPr>
+            <w:tcW w:type="dxa" w:w="964"/>
+          </w:tcPr>
+          <w:p>
+            <w:r>
+              <w:rPr>
+                <w:b/>
+                <w:i w:val="0"/>
+                <w:color w:val="EA580C"/>
+                <w:sz w:val="16"/>
+              </w:rPr>
+              <w:t>Moyenne</w:t>
+            </w:r>
+          </w:p>
+        </w:tc>
+        <w:tc>
+          <w:tcPr>
+            <w:tcW w:type="dxa" w:w="1247"/>
+          </w:tcPr>
+          <w:p>
+            <w:r>
+              <w:rPr>
+                <w:b/>
+                <w:i w:val="0"/>
+                <w:sz w:val="16"/>
+              </w:rPr>
+              <w:t>S02</w:t>
+              <w:br/>
+            </w:r>
+            <w:r>
+              <w:rPr>
+                <w:b w:val="0"/>
+                <w:i w:val="0"/>
+                <w:color w:val="64748B"/>
+                <w:sz w:val="14"/>
+              </w:rPr>
+              <w:t>Éducation</w:t>
+            </w:r>
+          </w:p>
+        </w:tc>
+        <w:tc>
+          <w:tcPr>
+            <w:tcW w:type="dxa" w:w="1531"/>
+          </w:tcPr>
+          <w:p>
+            <w:r>
+              <w:rPr>
+                <w:b/>
+                <w:i w:val="0"/>
+                <w:color w:val="16A34A"/>
+                <w:sz w:val="16"/>
+              </w:rPr>
+              <w:t>s01q63, s00q04, s02q25, s01q00b, s02q17_2, s02q15_2</w:t>
+            </w:r>
+          </w:p>
+        </w:tc>
+        <w:tc>
+          <w:tcPr>
+            <w:tcW w:type="dxa" w:w="1191"/>
+          </w:tcPr>
+          <w:p>
+            <w:r>
+              <w:rPr>
+                <w:b w:val="0"/>
+                <w:i w:val="0"/>
+                <w:color w:val="64748B"/>
+                <w:sz w:val="16"/>
+              </w:rPr>
+              <w:t>GT-CQ</w:t>
+            </w:r>
+          </w:p>
+        </w:tc>
+        <w:tc>
+          <w:tcPr>
+            <w:tcW w:type="dxa" w:w="4706"/>
+          </w:tcPr>
+          <w:p>
+            <w:r>
+              <w:rPr>
+                <w:b w:val="0"/>
+                <w:i w:val="0"/>
+                <w:sz w:val="17"/>
+              </w:rPr>
+              <w:t>Dans les milieux urbains c'est peu probable de voir une école dont les élèves ou étudiants ne dépensent pas en frais d'uniformes, prière de verifier pour aicha sow qui fréquente 6ème année de Primaire et corriger ou confirmer avec le QG.</w:t>
+            </w:r>
+          </w:p>
+        </w:tc>
+      </w:tr>
+      <w:tr>
+        <w:tc>
+          <w:tcPr>
+            <w:tcW w:type="dxa" w:w="964"/>
+          </w:tcPr>
+          <w:p>
+            <w:r>
+              <w:rPr>
+                <w:b/>
+                <w:i w:val="0"/>
+                <w:color w:val="EA580C"/>
+                <w:sz w:val="16"/>
+              </w:rPr>
+              <w:t>Moyenne</w:t>
+            </w:r>
+          </w:p>
+        </w:tc>
+        <w:tc>
+          <w:tcPr>
+            <w:tcW w:type="dxa" w:w="1247"/>
+          </w:tcPr>
+          <w:p>
+            <w:r>
+              <w:rPr>
+                <w:b/>
+                <w:i w:val="0"/>
+                <w:sz w:val="16"/>
+              </w:rPr>
+              <w:t>S02</w:t>
+              <w:br/>
+            </w:r>
+            <w:r>
+              <w:rPr>
+                <w:b w:val="0"/>
+                <w:i w:val="0"/>
+                <w:color w:val="64748B"/>
+                <w:sz w:val="14"/>
+              </w:rPr>
+              <w:t>Éducation</w:t>
+            </w:r>
+          </w:p>
+        </w:tc>
+        <w:tc>
+          <w:tcPr>
+            <w:tcW w:type="dxa" w:w="1531"/>
+          </w:tcPr>
+          <w:p>
+            <w:r>
+              <w:rPr>
+                <w:b/>
+                <w:i w:val="0"/>
+                <w:color w:val="16A34A"/>
+                <w:sz w:val="16"/>
+              </w:rPr>
+              <w:t>s01q63, s00q04, s02q25, s01q00b, s02q17_2, s02q15_2</w:t>
+            </w:r>
+          </w:p>
+        </w:tc>
+        <w:tc>
+          <w:tcPr>
+            <w:tcW w:type="dxa" w:w="1191"/>
+          </w:tcPr>
+          <w:p>
+            <w:r>
+              <w:rPr>
+                <w:b w:val="0"/>
+                <w:i w:val="0"/>
+                <w:color w:val="64748B"/>
+                <w:sz w:val="16"/>
+              </w:rPr>
+              <w:t>GT-CQ</w:t>
+            </w:r>
+          </w:p>
+        </w:tc>
+        <w:tc>
+          <w:tcPr>
+            <w:tcW w:type="dxa" w:w="4706"/>
+          </w:tcPr>
+          <w:p>
+            <w:r>
+              <w:rPr>
+                <w:b w:val="0"/>
+                <w:i w:val="0"/>
+                <w:sz w:val="17"/>
+              </w:rPr>
+              <w:t>Dans les milieux urbains c'est peu probable de voir une école dont les élèves ou étudiants ne dépensent pas en frais d'uniformes, prière de verifier pour khadim sow qui fréquente 4ème année de Primaire et corriger ou confirmer avec le QG.</w:t>
+            </w:r>
+          </w:p>
+        </w:tc>
+      </w:tr>
+      <w:tr>
+        <w:tc>
+          <w:tcPr>
+            <w:tcW w:type="dxa" w:w="964"/>
+          </w:tcPr>
+          <w:p>
+            <w:r>
+              <w:rPr>
+                <w:b/>
+                <w:i w:val="0"/>
+                <w:color w:val="EA580C"/>
+                <w:sz w:val="16"/>
+              </w:rPr>
+              <w:t>Moyenne</w:t>
+            </w:r>
+          </w:p>
+        </w:tc>
+        <w:tc>
+          <w:tcPr>
+            <w:tcW w:type="dxa" w:w="1247"/>
+          </w:tcPr>
+          <w:p>
+            <w:r>
+              <w:rPr>
+                <w:b/>
+                <w:i w:val="0"/>
+                <w:sz w:val="16"/>
+              </w:rPr>
+              <w:t>S02</w:t>
+              <w:br/>
+            </w:r>
+            <w:r>
+              <w:rPr>
+                <w:b w:val="0"/>
+                <w:i w:val="0"/>
+                <w:color w:val="64748B"/>
+                <w:sz w:val="14"/>
+              </w:rPr>
+              <w:t>Éducation</w:t>
+            </w:r>
+          </w:p>
+        </w:tc>
+        <w:tc>
+          <w:tcPr>
+            <w:tcW w:type="dxa" w:w="1531"/>
+          </w:tcPr>
+          <w:p>
+            <w:r>
+              <w:rPr>
+                <w:b/>
+                <w:i w:val="0"/>
+                <w:color w:val="16A34A"/>
+                <w:sz w:val="16"/>
+              </w:rPr>
+              <w:t>s01q47__7, s02q24, s01q00b, s02q17_2, s02q15_2</w:t>
+            </w:r>
+          </w:p>
+        </w:tc>
+        <w:tc>
+          <w:tcPr>
+            <w:tcW w:type="dxa" w:w="1191"/>
+          </w:tcPr>
+          <w:p>
+            <w:r>
+              <w:rPr>
+                <w:b w:val="0"/>
+                <w:i w:val="0"/>
+                <w:color w:val="64748B"/>
+                <w:sz w:val="16"/>
+              </w:rPr>
+              <w:t>GT-CQ</w:t>
+            </w:r>
+          </w:p>
+        </w:tc>
+        <w:tc>
+          <w:tcPr>
+            <w:tcW w:type="dxa" w:w="4706"/>
+          </w:tcPr>
+          <w:p>
+            <w:r>
+              <w:rPr>
+                <w:b w:val="0"/>
+                <w:i w:val="0"/>
+                <w:sz w:val="17"/>
+              </w:rPr>
+              <w:t>Le montant des frais pour les cahiers et autres matériels scolaires pour l'année scolaire de ehladji saw qui fréquente 5ème année de Supérieur  est de 0 FCFA, ehladji saw a fait comment pour payer ces cahiers et autres matériels scolaires (SAC, stylo, craie, ardoise, crayon...) ? prière de corriger.</w:t>
+            </w:r>
+          </w:p>
+        </w:tc>
+      </w:tr>
+      <w:tr>
+        <w:tc>
+          <w:tcPr>
+            <w:tcW w:type="dxa" w:w="964"/>
+          </w:tcPr>
+          <w:p>
+            <w:r>
+              <w:rPr>
+                <w:b/>
+                <w:i w:val="0"/>
+                <w:color w:val="EA580C"/>
+                <w:sz w:val="16"/>
+              </w:rPr>
+              <w:t>Moyenne</w:t>
+            </w:r>
+          </w:p>
+        </w:tc>
+        <w:tc>
+          <w:tcPr>
+            <w:tcW w:type="dxa" w:w="1247"/>
+          </w:tcPr>
+          <w:p>
+            <w:r>
+              <w:rPr>
+                <w:b/>
+                <w:i w:val="0"/>
+                <w:sz w:val="16"/>
+              </w:rPr>
+              <w:t>S02</w:t>
+              <w:br/>
+            </w:r>
+            <w:r>
+              <w:rPr>
+                <w:b w:val="0"/>
+                <w:i w:val="0"/>
+                <w:color w:val="64748B"/>
+                <w:sz w:val="14"/>
+              </w:rPr>
+              <w:t>Éducation</w:t>
+            </w:r>
+          </w:p>
+        </w:tc>
+        <w:tc>
+          <w:tcPr>
+            <w:tcW w:type="dxa" w:w="1531"/>
+          </w:tcPr>
+          <w:p>
+            <w:r>
+              <w:rPr>
+                <w:b/>
+                <w:i w:val="0"/>
+                <w:color w:val="16A34A"/>
+                <w:sz w:val="16"/>
+              </w:rPr>
+              <w:t>s01q63, s00q04, s02q25, s01q00b, s02q17_2, s02q15_2</w:t>
+            </w:r>
+          </w:p>
+        </w:tc>
+        <w:tc>
+          <w:tcPr>
+            <w:tcW w:type="dxa" w:w="1191"/>
+          </w:tcPr>
+          <w:p>
+            <w:r>
+              <w:rPr>
+                <w:b w:val="0"/>
+                <w:i w:val="0"/>
+                <w:color w:val="64748B"/>
+                <w:sz w:val="16"/>
+              </w:rPr>
+              <w:t>GT-CQ</w:t>
+            </w:r>
+          </w:p>
+        </w:tc>
+        <w:tc>
+          <w:tcPr>
+            <w:tcW w:type="dxa" w:w="4706"/>
+          </w:tcPr>
+          <w:p>
+            <w:r>
+              <w:rPr>
+                <w:b w:val="0"/>
+                <w:i w:val="0"/>
+                <w:sz w:val="17"/>
+              </w:rPr>
+              <w:t>Dans les milieux urbains c'est peu probable de voir une école dont les élèves ou étudiants ne dépensent pas en frais d'uniformes, prière de verifier pour ehladji saw qui fréquente 5ème année de Supérieur et corriger ou confirmer avec le QG.</w:t>
+            </w:r>
+          </w:p>
+        </w:tc>
+      </w:tr>
+      <w:tr>
+        <w:tc>
+          <w:tcPr>
+            <w:tcW w:type="dxa" w:w="964"/>
+          </w:tcPr>
+          <w:p>
+            <w:r>
+              <w:rPr>
+                <w:b/>
+                <w:i w:val="0"/>
+                <w:color w:val="EA580C"/>
+                <w:sz w:val="16"/>
+              </w:rPr>
+              <w:t>Moyenne</w:t>
+            </w:r>
+          </w:p>
+        </w:tc>
+        <w:tc>
+          <w:tcPr>
+            <w:tcW w:type="dxa" w:w="1247"/>
+          </w:tcPr>
+          <w:p>
+            <w:r>
+              <w:rPr>
+                <w:b/>
+                <w:i w:val="0"/>
+                <w:sz w:val="16"/>
+              </w:rPr>
+              <w:t>S02</w:t>
+              <w:br/>
+            </w:r>
+            <w:r>
+              <w:rPr>
+                <w:b w:val="0"/>
+                <w:i w:val="0"/>
+                <w:color w:val="64748B"/>
+                <w:sz w:val="14"/>
+              </w:rPr>
+              <w:t>Éducation</w:t>
+            </w:r>
+          </w:p>
+        </w:tc>
+        <w:tc>
+          <w:tcPr>
+            <w:tcW w:type="dxa" w:w="1531"/>
+          </w:tcPr>
+          <w:p>
+            <w:r>
+              <w:rPr>
+                <w:b/>
+                <w:i w:val="0"/>
+                <w:color w:val="16A34A"/>
+                <w:sz w:val="16"/>
+              </w:rPr>
+              <w:t>—</w:t>
+            </w:r>
+          </w:p>
+        </w:tc>
+        <w:tc>
+          <w:tcPr>
+            <w:tcW w:type="dxa" w:w="1191"/>
+          </w:tcPr>
+          <w:p>
+            <w:r>
+              <w:rPr>
+                <w:b w:val="0"/>
+                <w:i w:val="0"/>
+                <w:color w:val="64748B"/>
+                <w:sz w:val="16"/>
+              </w:rPr>
+              <w:t>GT-CQ</w:t>
+            </w:r>
+          </w:p>
+        </w:tc>
+        <w:tc>
+          <w:tcPr>
+            <w:tcW w:type="dxa" w:w="4706"/>
+          </w:tcPr>
+          <w:p>
+            <w:r>
+              <w:rPr>
+                <w:b w:val="0"/>
+                <w:i w:val="0"/>
+                <w:sz w:val="17"/>
+              </w:rPr>
+              <w:t>Prière de corriger ou confirmer cette information avec le QG.</w:t>
+            </w:r>
+          </w:p>
+        </w:tc>
+      </w:tr>
+      <w:tr>
+        <w:tc>
+          <w:tcPr>
+            <w:tcW w:type="dxa" w:w="964"/>
+          </w:tcPr>
+          <w:p>
+            <w:r>
+              <w:rPr>
+                <w:b/>
+                <w:i w:val="0"/>
+                <w:color w:val="EA580C"/>
+                <w:sz w:val="16"/>
+              </w:rPr>
+              <w:t>Moyenne</w:t>
+            </w:r>
+          </w:p>
+        </w:tc>
+        <w:tc>
+          <w:tcPr>
+            <w:tcW w:type="dxa" w:w="1247"/>
+          </w:tcPr>
+          <w:p>
+            <w:r>
+              <w:rPr>
+                <w:b/>
+                <w:i w:val="0"/>
+                <w:sz w:val="16"/>
+              </w:rPr>
+              <w:t>S07</w:t>
+              <w:br/>
+            </w:r>
+            <w:r>
+              <w:rPr>
+                <w:b w:val="0"/>
+                <w:i w:val="0"/>
+                <w:color w:val="64748B"/>
+                <w:sz w:val="14"/>
+              </w:rPr>
+              <w:t>Consommation alimentaire</w:t>
+            </w:r>
+          </w:p>
+        </w:tc>
+        <w:tc>
+          <w:tcPr>
+            <w:tcW w:type="dxa" w:w="1531"/>
+          </w:tcPr>
+          <w:p>
+            <w:r>
+              <w:rPr>
+                <w:b/>
+                <w:i w:val="0"/>
+                <w:color w:val="16A34A"/>
+                <w:sz w:val="16"/>
+              </w:rPr>
+              <w:t>s01q02, s02q01__1, s02q02__1, s02q03__1, s02q15, s03q17, s04q28, s04q35d</w:t>
+            </w:r>
+          </w:p>
+        </w:tc>
+        <w:tc>
+          <w:tcPr>
+            <w:tcW w:type="dxa" w:w="1191"/>
+          </w:tcPr>
+          <w:p>
+            <w:r>
+              <w:rPr>
+                <w:b w:val="0"/>
+                <w:i w:val="0"/>
+                <w:color w:val="64748B"/>
+                <w:sz w:val="16"/>
+              </w:rPr>
+              <w:t>GT-CQ</w:t>
+            </w:r>
+          </w:p>
+        </w:tc>
+        <w:tc>
+          <w:tcPr>
+            <w:tcW w:type="dxa" w:w="4706"/>
+          </w:tcPr>
+          <w:p>
+            <w:r>
+              <w:rPr>
+                <w:b w:val="0"/>
+                <w:i w:val="0"/>
+                <w:sz w:val="17"/>
+              </w:rPr>
+              <w:t>Attention ! La somme des repas pris à l'extérieur pour l'ensemble du ménage et pour les membres du ménage est identique, êtes-vous sûr de ne pas avoir reconduit les mêmes informations? Prière de vérifier et corriger ou de confirmer avec le QG.</w:t>
+            </w:r>
+          </w:p>
+        </w:tc>
+      </w:tr>
+      <w:tr>
+        <w:tc>
+          <w:tcPr>
+            <w:tcW w:type="dxa" w:w="964"/>
+          </w:tcPr>
+          <w:p>
+            <w:r>
+              <w:rPr>
+                <w:b/>
+                <w:i w:val="0"/>
+                <w:color w:val="EA580C"/>
+                <w:sz w:val="16"/>
+              </w:rPr>
+              <w:t>Moyenne</w:t>
+            </w:r>
+          </w:p>
+        </w:tc>
+        <w:tc>
+          <w:tcPr>
+            <w:tcW w:type="dxa" w:w="1247"/>
+          </w:tcPr>
+          <w:p>
+            <w:r>
+              <w:rPr>
+                <w:b/>
+                <w:i w:val="0"/>
+                <w:sz w:val="16"/>
+              </w:rPr>
+              <w:t>S07</w:t>
+              <w:br/>
+            </w:r>
+            <w:r>
+              <w:rPr>
+                <w:b w:val="0"/>
+                <w:i w:val="0"/>
+                <w:color w:val="64748B"/>
+                <w:sz w:val="14"/>
+              </w:rPr>
+              <w:t>Consommation alimentaire</w:t>
+            </w:r>
+          </w:p>
+        </w:tc>
+        <w:tc>
+          <w:tcPr>
+            <w:tcW w:type="dxa" w:w="1531"/>
+          </w:tcPr>
+          <w:p>
+            <w:r>
+              <w:rPr>
+                <w:b/>
+                <w:i w:val="0"/>
+                <w:color w:val="16A34A"/>
+                <w:sz w:val="16"/>
+              </w:rPr>
+              <w:t>—</w:t>
+            </w:r>
+          </w:p>
+        </w:tc>
+        <w:tc>
+          <w:tcPr>
+            <w:tcW w:type="dxa" w:w="1191"/>
+          </w:tcPr>
+          <w:p>
+            <w:r>
+              <w:rPr>
+                <w:b w:val="0"/>
+                <w:i w:val="0"/>
+                <w:color w:val="64748B"/>
+                <w:sz w:val="16"/>
+              </w:rPr>
+              <w:t>GT-CQ</w:t>
+            </w:r>
+          </w:p>
+        </w:tc>
+        <w:tc>
+          <w:tcPr>
+            <w:tcW w:type="dxa" w:w="4706"/>
+          </w:tcPr>
+          <w:p>
+            <w:r>
+              <w:rPr>
+                <w:b w:val="0"/>
+                <w:i w:val="0"/>
+                <w:sz w:val="17"/>
+              </w:rPr>
+              <w:t>Attention ! Le prix unitaire d'achat (100 Fcfa) de Piment frais en Pièce (Petit) est relativement élevé par rapport aux autres prix observés dans cette zone.</w:t>
+            </w:r>
+          </w:p>
+        </w:tc>
+      </w:tr>
+      <w:tr>
+        <w:tc>
+          <w:tcPr>
+            <w:tcW w:type="dxa" w:w="964"/>
+          </w:tcPr>
+          <w:p>
+            <w:r>
+              <w:rPr>
+                <w:b/>
+                <w:i w:val="0"/>
+                <w:color w:val="EA580C"/>
+                <w:sz w:val="16"/>
+              </w:rPr>
+              <w:t>Moyenne</w:t>
+            </w:r>
+          </w:p>
+        </w:tc>
+        <w:tc>
+          <w:tcPr>
+            <w:tcW w:type="dxa" w:w="1247"/>
+          </w:tcPr>
+          <w:p>
+            <w:r>
+              <w:rPr>
+                <w:b/>
+                <w:i w:val="0"/>
+                <w:sz w:val="16"/>
+              </w:rPr>
+              <w:t>S07</w:t>
+              <w:br/>
+            </w:r>
+            <w:r>
+              <w:rPr>
+                <w:b w:val="0"/>
+                <w:i w:val="0"/>
+                <w:color w:val="64748B"/>
+                <w:sz w:val="14"/>
+              </w:rPr>
+              <w:t>Consommation alimentaire</w:t>
+            </w:r>
+          </w:p>
+        </w:tc>
+        <w:tc>
+          <w:tcPr>
+            <w:tcW w:type="dxa" w:w="1531"/>
+          </w:tcPr>
+          <w:p>
+            <w:r>
+              <w:rPr>
+                <w:b/>
+                <w:i w:val="0"/>
+                <w:color w:val="16A34A"/>
+                <w:sz w:val="16"/>
+              </w:rPr>
+              <w:t>—</w:t>
+            </w:r>
+          </w:p>
+        </w:tc>
+        <w:tc>
+          <w:tcPr>
+            <w:tcW w:type="dxa" w:w="1191"/>
+          </w:tcPr>
+          <w:p>
+            <w:r>
+              <w:rPr>
+                <w:b w:val="0"/>
+                <w:i w:val="0"/>
+                <w:color w:val="64748B"/>
+                <w:sz w:val="16"/>
+              </w:rPr>
+              <w:t>GT-CQ</w:t>
+            </w:r>
+          </w:p>
+        </w:tc>
+        <w:tc>
+          <w:tcPr>
+            <w:tcW w:type="dxa" w:w="4706"/>
+          </w:tcPr>
+          <w:p>
+            <w:r>
+              <w:rPr>
+                <w:b w:val="0"/>
+                <w:i w:val="0"/>
+                <w:sz w:val="17"/>
+              </w:rPr>
+              <w:t>Prière de corriger ou de confirmer avec le QG.</w:t>
+            </w:r>
+          </w:p>
+        </w:tc>
+      </w:tr>
+      <w:tr>
+        <w:tc>
+          <w:tcPr>
+            <w:tcW w:type="dxa" w:w="964"/>
+          </w:tcPr>
+          <w:p>
+            <w:r>
+              <w:rPr>
+                <w:b/>
+                <w:i w:val="0"/>
+                <w:color w:val="EA580C"/>
+                <w:sz w:val="16"/>
+              </w:rPr>
+              <w:t>Moyenne</w:t>
+            </w:r>
+          </w:p>
+        </w:tc>
+        <w:tc>
+          <w:tcPr>
+            <w:tcW w:type="dxa" w:w="1247"/>
+          </w:tcPr>
+          <w:p>
+            <w:r>
+              <w:rPr>
+                <w:b/>
+                <w:i w:val="0"/>
+                <w:sz w:val="16"/>
+              </w:rPr>
+              <w:t>S07</w:t>
+              <w:br/>
+            </w:r>
+            <w:r>
+              <w:rPr>
+                <w:b w:val="0"/>
+                <w:i w:val="0"/>
+                <w:color w:val="64748B"/>
+                <w:sz w:val="14"/>
+              </w:rPr>
+              <w:t>Consommation alimentaire</w:t>
+            </w:r>
+          </w:p>
+        </w:tc>
+        <w:tc>
+          <w:tcPr>
+            <w:tcW w:type="dxa" w:w="1531"/>
+          </w:tcPr>
+          <w:p>
+            <w:r>
+              <w:rPr>
+                <w:b/>
+                <w:i w:val="0"/>
+                <w:color w:val="16A34A"/>
+                <w:sz w:val="16"/>
+              </w:rPr>
+              <w:t>—</w:t>
+            </w:r>
+          </w:p>
+        </w:tc>
+        <w:tc>
+          <w:tcPr>
+            <w:tcW w:type="dxa" w:w="1191"/>
+          </w:tcPr>
+          <w:p>
+            <w:r>
+              <w:rPr>
+                <w:b w:val="0"/>
+                <w:i w:val="0"/>
+                <w:color w:val="64748B"/>
+                <w:sz w:val="16"/>
+              </w:rPr>
+              <w:t>GT-CQ</w:t>
+            </w:r>
+          </w:p>
+        </w:tc>
+        <w:tc>
+          <w:tcPr>
+            <w:tcW w:type="dxa" w:w="4706"/>
+          </w:tcPr>
+          <w:p>
+            <w:r>
+              <w:rPr>
+                <w:b w:val="0"/>
+                <w:i w:val="0"/>
+                <w:sz w:val="17"/>
+              </w:rPr>
+              <w:t>Attention ! Le prix unitaire d'achat (1000 Fcfa) de Aubergine en Pièce (Moyen) est relativement élevé par rapport aux autres prix observés dans cette zone.</w:t>
+            </w:r>
+          </w:p>
+        </w:tc>
+      </w:tr>
+      <w:tr>
+        <w:tc>
+          <w:tcPr>
+            <w:tcW w:type="dxa" w:w="964"/>
+          </w:tcPr>
+          <w:p>
+            <w:r>
+              <w:rPr>
+                <w:b/>
+                <w:i w:val="0"/>
+                <w:color w:val="EA580C"/>
+                <w:sz w:val="16"/>
+              </w:rPr>
+              <w:t>Moyenne</w:t>
+            </w:r>
+          </w:p>
+        </w:tc>
+        <w:tc>
+          <w:tcPr>
+            <w:tcW w:type="dxa" w:w="1247"/>
+          </w:tcPr>
+          <w:p>
+            <w:r>
+              <w:rPr>
+                <w:b/>
+                <w:i w:val="0"/>
+                <w:sz w:val="16"/>
+              </w:rPr>
+              <w:t>S07</w:t>
+              <w:br/>
+            </w:r>
+            <w:r>
+              <w:rPr>
+                <w:b w:val="0"/>
+                <w:i w:val="0"/>
+                <w:color w:val="64748B"/>
+                <w:sz w:val="14"/>
+              </w:rPr>
+              <w:t>Consommation alimentaire</w:t>
+            </w:r>
+          </w:p>
+        </w:tc>
+        <w:tc>
+          <w:tcPr>
+            <w:tcW w:type="dxa" w:w="1531"/>
+          </w:tcPr>
+          <w:p>
+            <w:r>
+              <w:rPr>
+                <w:b/>
+                <w:i w:val="0"/>
+                <w:color w:val="16A34A"/>
+                <w:sz w:val="16"/>
+              </w:rPr>
+              <w:t>—</w:t>
+            </w:r>
+          </w:p>
+        </w:tc>
+        <w:tc>
+          <w:tcPr>
+            <w:tcW w:type="dxa" w:w="1191"/>
+          </w:tcPr>
+          <w:p>
+            <w:r>
+              <w:rPr>
+                <w:b w:val="0"/>
+                <w:i w:val="0"/>
+                <w:color w:val="64748B"/>
+                <w:sz w:val="16"/>
+              </w:rPr>
+              <w:t>GT-CQ</w:t>
+            </w:r>
+          </w:p>
+        </w:tc>
+        <w:tc>
+          <w:tcPr>
+            <w:tcW w:type="dxa" w:w="4706"/>
+          </w:tcPr>
+          <w:p>
+            <w:r>
+              <w:rPr>
+                <w:b w:val="0"/>
+                <w:i w:val="0"/>
+                <w:sz w:val="17"/>
+              </w:rPr>
+              <w:t>Attention ! Le prix unitaire d'achat (200 Fcfa) de Carotte en Pièce (Moyen) est relativement élevé par rapport aux autres prix observés dans cette zone.</w:t>
+            </w:r>
+          </w:p>
+        </w:tc>
+      </w:tr>
+      <w:tr>
+        <w:tc>
+          <w:tcPr>
+            <w:tcW w:type="dxa" w:w="964"/>
+          </w:tcPr>
+          <w:p>
+            <w:r>
+              <w:rPr>
+                <w:b/>
+                <w:i w:val="0"/>
+                <w:color w:val="EA580C"/>
+                <w:sz w:val="16"/>
+              </w:rPr>
+              <w:t>Moyenne</w:t>
+            </w:r>
+          </w:p>
+        </w:tc>
+        <w:tc>
+          <w:tcPr>
+            <w:tcW w:type="dxa" w:w="1247"/>
+          </w:tcPr>
+          <w:p>
+            <w:r>
+              <w:rPr>
+                <w:b/>
+                <w:i w:val="0"/>
+                <w:sz w:val="16"/>
+              </w:rPr>
+              <w:t>S07</w:t>
+              <w:br/>
+            </w:r>
+            <w:r>
+              <w:rPr>
+                <w:b w:val="0"/>
+                <w:i w:val="0"/>
+                <w:color w:val="64748B"/>
+                <w:sz w:val="14"/>
+              </w:rPr>
+              <w:t>Consommation alimentaire</w:t>
+            </w:r>
+          </w:p>
+        </w:tc>
+        <w:tc>
+          <w:tcPr>
+            <w:tcW w:type="dxa" w:w="1531"/>
+          </w:tcPr>
+          <w:p>
+            <w:r>
+              <w:rPr>
+                <w:b/>
+                <w:i w:val="0"/>
+                <w:color w:val="16A34A"/>
+                <w:sz w:val="16"/>
+              </w:rPr>
+              <w:t>—</w:t>
+            </w:r>
+          </w:p>
+        </w:tc>
+        <w:tc>
+          <w:tcPr>
+            <w:tcW w:type="dxa" w:w="1191"/>
+          </w:tcPr>
+          <w:p>
+            <w:r>
+              <w:rPr>
+                <w:b w:val="0"/>
+                <w:i w:val="0"/>
+                <w:color w:val="64748B"/>
+                <w:sz w:val="16"/>
+              </w:rPr>
+              <w:t>GT-CQ</w:t>
+            </w:r>
+          </w:p>
+        </w:tc>
+        <w:tc>
+          <w:tcPr>
+            <w:tcW w:type="dxa" w:w="4706"/>
+          </w:tcPr>
+          <w:p>
+            <w:r>
+              <w:rPr>
+                <w:b w:val="0"/>
+                <w:i w:val="0"/>
+                <w:sz w:val="17"/>
+              </w:rPr>
+              <w:t>Attention ! Le prix unitaire d'achat (200 Fcfa) de Choux en Morceau (Portion) (Petit) est relativement élevé par rapport aux autres prix observés dans cette zone.</w:t>
+            </w:r>
+          </w:p>
+        </w:tc>
+      </w:tr>
+      <w:tr>
+        <w:tc>
+          <w:tcPr>
+            <w:tcW w:type="dxa" w:w="964"/>
+          </w:tcPr>
+          <w:p>
+            <w:r>
+              <w:rPr>
+                <w:b/>
+                <w:i w:val="0"/>
+                <w:color w:val="EA580C"/>
+                <w:sz w:val="16"/>
+              </w:rPr>
+              <w:t>Moyenne</w:t>
+            </w:r>
+          </w:p>
+        </w:tc>
+        <w:tc>
+          <w:tcPr>
+            <w:tcW w:type="dxa" w:w="1247"/>
+          </w:tcPr>
+          <w:p>
+            <w:r>
+              <w:rPr>
+                <w:b/>
+                <w:i w:val="0"/>
+                <w:sz w:val="16"/>
+              </w:rPr>
+              <w:t>S07</w:t>
+              <w:br/>
+            </w:r>
+            <w:r>
+              <w:rPr>
+                <w:b w:val="0"/>
+                <w:i w:val="0"/>
+                <w:color w:val="64748B"/>
+                <w:sz w:val="14"/>
+              </w:rPr>
+              <w:t>Consommation alimentaire</w:t>
+            </w:r>
+          </w:p>
+        </w:tc>
+        <w:tc>
+          <w:tcPr>
+            <w:tcW w:type="dxa" w:w="1531"/>
+          </w:tcPr>
+          <w:p>
+            <w:r>
+              <w:rPr>
+                <w:b/>
+                <w:i w:val="0"/>
+                <w:color w:val="16A34A"/>
+                <w:sz w:val="16"/>
+              </w:rPr>
+              <w:t>—</w:t>
+            </w:r>
+          </w:p>
+        </w:tc>
+        <w:tc>
+          <w:tcPr>
+            <w:tcW w:type="dxa" w:w="1191"/>
+          </w:tcPr>
+          <w:p>
+            <w:r>
+              <w:rPr>
+                <w:b w:val="0"/>
+                <w:i w:val="0"/>
+                <w:color w:val="64748B"/>
+                <w:sz w:val="16"/>
+              </w:rPr>
+              <w:t>GT-CQ</w:t>
+            </w:r>
+          </w:p>
+        </w:tc>
+        <w:tc>
+          <w:tcPr>
+            <w:tcW w:type="dxa" w:w="4706"/>
+          </w:tcPr>
+          <w:p>
+            <w:r>
+              <w:rPr>
+                <w:b w:val="0"/>
+                <w:i w:val="0"/>
+                <w:sz w:val="17"/>
+              </w:rPr>
+              <w:t>Attention ! Le prix unitaire d'achat (250 Fcfa) de Piment séché/ poudre en Sachets (Moyen) est relativement élevé par rapport aux autres prix observés dans cette zone.</w:t>
+            </w:r>
+          </w:p>
+        </w:tc>
+      </w:tr>
+      <w:tr>
+        <w:tc>
+          <w:tcPr>
+            <w:tcW w:type="dxa" w:w="964"/>
+          </w:tcPr>
+          <w:p>
+            <w:r>
+              <w:rPr>
+                <w:b/>
+                <w:i w:val="0"/>
+                <w:color w:val="EA580C"/>
+                <w:sz w:val="16"/>
+              </w:rPr>
+              <w:t>Moyenne</w:t>
+            </w:r>
+          </w:p>
+        </w:tc>
+        <w:tc>
+          <w:tcPr>
+            <w:tcW w:type="dxa" w:w="1247"/>
+          </w:tcPr>
+          <w:p>
+            <w:r>
+              <w:rPr>
+                <w:b/>
+                <w:i w:val="0"/>
+                <w:sz w:val="16"/>
+              </w:rPr>
+              <w:t>S07</w:t>
+              <w:br/>
+            </w:r>
+            <w:r>
+              <w:rPr>
+                <w:b w:val="0"/>
+                <w:i w:val="0"/>
+                <w:color w:val="64748B"/>
+                <w:sz w:val="14"/>
+              </w:rPr>
+              <w:t>Consommation alimentaire</w:t>
+            </w:r>
+          </w:p>
+        </w:tc>
+        <w:tc>
+          <w:tcPr>
+            <w:tcW w:type="dxa" w:w="1531"/>
+          </w:tcPr>
+          <w:p>
+            <w:r>
+              <w:rPr>
+                <w:b/>
+                <w:i w:val="0"/>
+                <w:color w:val="16A34A"/>
+                <w:sz w:val="16"/>
+              </w:rPr>
+              <w:t>—</w:t>
+            </w:r>
+          </w:p>
+        </w:tc>
+        <w:tc>
+          <w:tcPr>
+            <w:tcW w:type="dxa" w:w="1191"/>
+          </w:tcPr>
+          <w:p>
+            <w:r>
+              <w:rPr>
+                <w:b w:val="0"/>
+                <w:i w:val="0"/>
+                <w:color w:val="64748B"/>
+                <w:sz w:val="16"/>
+              </w:rPr>
+              <w:t>GT-CQ</w:t>
+            </w:r>
+          </w:p>
+        </w:tc>
+        <w:tc>
+          <w:tcPr>
+            <w:tcW w:type="dxa" w:w="4706"/>
+          </w:tcPr>
+          <w:p>
+            <w:r>
+              <w:rPr>
+                <w:b w:val="0"/>
+                <w:i w:val="0"/>
+                <w:sz w:val="17"/>
+              </w:rPr>
+              <w:t>Attention ! Soupçons de quantité anormale! Le ménage de FATOUMATA BABOU avec une taille de 7 personnes a consommé 7.87 Kg en taille unique de Riz importé brisé qui est relativement élevé comme consommation par rapport à la condition de vie des autres ménages de même taille dans cette zone.</w:t>
+            </w:r>
+          </w:p>
+        </w:tc>
+      </w:tr>
+      <w:tr>
+        <w:tc>
+          <w:tcPr>
+            <w:tcW w:type="dxa" w:w="964"/>
+          </w:tcPr>
+          <w:p>
+            <w:r>
+              <w:rPr>
+                <w:b/>
+                <w:i w:val="0"/>
+                <w:color w:val="EA580C"/>
+                <w:sz w:val="16"/>
+              </w:rPr>
+              <w:t>Moyenne</w:t>
+            </w:r>
+          </w:p>
+        </w:tc>
+        <w:tc>
+          <w:tcPr>
+            <w:tcW w:type="dxa" w:w="1247"/>
+          </w:tcPr>
+          <w:p>
+            <w:r>
+              <w:rPr>
+                <w:b/>
+                <w:i w:val="0"/>
+                <w:sz w:val="16"/>
+              </w:rPr>
+              <w:t>S07</w:t>
+              <w:br/>
+            </w:r>
+            <w:r>
+              <w:rPr>
+                <w:b w:val="0"/>
+                <w:i w:val="0"/>
+                <w:color w:val="64748B"/>
+                <w:sz w:val="14"/>
+              </w:rPr>
+              <w:t>Consommation alimentaire</w:t>
+            </w:r>
+          </w:p>
+        </w:tc>
+        <w:tc>
+          <w:tcPr>
+            <w:tcW w:type="dxa" w:w="1531"/>
+          </w:tcPr>
+          <w:p>
+            <w:r>
+              <w:rPr>
+                <w:b/>
+                <w:i w:val="0"/>
+                <w:color w:val="16A34A"/>
+                <w:sz w:val="16"/>
+              </w:rPr>
+              <w:t>—</w:t>
+            </w:r>
+          </w:p>
+        </w:tc>
+        <w:tc>
+          <w:tcPr>
+            <w:tcW w:type="dxa" w:w="1191"/>
+          </w:tcPr>
+          <w:p>
+            <w:r>
+              <w:rPr>
+                <w:b w:val="0"/>
+                <w:i w:val="0"/>
+                <w:color w:val="64748B"/>
+                <w:sz w:val="16"/>
+              </w:rPr>
+              <w:t>GT-CQ</w:t>
+            </w:r>
+          </w:p>
+        </w:tc>
+        <w:tc>
+          <w:tcPr>
+            <w:tcW w:type="dxa" w:w="4706"/>
+          </w:tcPr>
+          <w:p>
+            <w:r>
+              <w:rPr>
+                <w:b w:val="0"/>
+                <w:i w:val="0"/>
+                <w:sz w:val="17"/>
+              </w:rPr>
+              <w:t>Attention ! Le prix unitaire d'achat (41.66667 Fcfa) de Eau minérale/filtrée en bouteille locale en Bidon 20l (taille unique) est relativement faible par rapport aux autres prix observés dans cette zone.</w:t>
+            </w:r>
+          </w:p>
+        </w:tc>
+      </w:tr>
+      <w:tr>
+        <w:tc>
+          <w:tcPr>
+            <w:tcW w:type="dxa" w:w="964"/>
+          </w:tcPr>
+          <w:p>
+            <w:r>
+              <w:rPr>
+                <w:b/>
+                <w:i w:val="0"/>
+                <w:color w:val="EA580C"/>
+                <w:sz w:val="16"/>
+              </w:rPr>
+              <w:t>Moyenne</w:t>
+            </w:r>
+          </w:p>
+        </w:tc>
+        <w:tc>
+          <w:tcPr>
+            <w:tcW w:type="dxa" w:w="1247"/>
+          </w:tcPr>
+          <w:p>
+            <w:r>
+              <w:rPr>
+                <w:b/>
+                <w:i w:val="0"/>
+                <w:sz w:val="16"/>
+              </w:rPr>
+              <w:t>S09</w:t>
+              <w:br/>
+            </w:r>
+            <w:r>
+              <w:rPr>
+                <w:b w:val="0"/>
+                <w:i w:val="0"/>
+                <w:color w:val="64748B"/>
+                <w:sz w:val="14"/>
+              </w:rPr>
+              <w:t>Dépenses non alimentaires</w:t>
+            </w:r>
+          </w:p>
+        </w:tc>
+        <w:tc>
+          <w:tcPr>
+            <w:tcW w:type="dxa" w:w="1531"/>
+          </w:tcPr>
+          <w:p>
+            <w:r>
+              <w:rPr>
+                <w:b/>
+                <w:i w:val="0"/>
+                <w:color w:val="16A34A"/>
+                <w:sz w:val="16"/>
+              </w:rPr>
+              <w:t>—</w:t>
+            </w:r>
+          </w:p>
+        </w:tc>
+        <w:tc>
+          <w:tcPr>
+            <w:tcW w:type="dxa" w:w="1191"/>
+          </w:tcPr>
+          <w:p>
+            <w:r>
+              <w:rPr>
+                <w:b w:val="0"/>
+                <w:i w:val="0"/>
+                <w:color w:val="64748B"/>
+                <w:sz w:val="16"/>
+              </w:rPr>
+              <w:t>GT-CQ</w:t>
+            </w:r>
+          </w:p>
+        </w:tc>
+        <w:tc>
+          <w:tcPr>
+            <w:tcW w:type="dxa" w:w="4706"/>
+          </w:tcPr>
+          <w:p>
+            <w:r>
+              <w:rPr>
+                <w:b w:val="0"/>
+                <w:i w:val="0"/>
+                <w:sz w:val="17"/>
+              </w:rPr>
+              <w:t>Attention ! La dépense totale du ménage de FATOUMATA BABOU (19000 Fcfa) de la fête de Nouvel an 2026 est relativement élevé.</w:t>
+            </w:r>
+          </w:p>
+        </w:tc>
+      </w:tr>
+      <w:tr>
+        <w:tc>
+          <w:tcPr>
+            <w:tcW w:type="dxa" w:w="964"/>
+          </w:tcPr>
+          <w:p>
+            <w:r>
+              <w:rPr>
+                <w:b/>
+                <w:i w:val="0"/>
+                <w:color w:val="EA580C"/>
+                <w:sz w:val="16"/>
+              </w:rPr>
+              <w:t>Moyenne</w:t>
+            </w:r>
+          </w:p>
+        </w:tc>
+        <w:tc>
+          <w:tcPr>
+            <w:tcW w:type="dxa" w:w="1247"/>
+          </w:tcPr>
+          <w:p>
+            <w:r>
+              <w:rPr>
+                <w:b/>
+                <w:i w:val="0"/>
+                <w:sz w:val="16"/>
+              </w:rPr>
+              <w:t>S09</w:t>
+              <w:br/>
+            </w:r>
+            <w:r>
+              <w:rPr>
+                <w:b w:val="0"/>
+                <w:i w:val="0"/>
+                <w:color w:val="64748B"/>
+                <w:sz w:val="14"/>
+              </w:rPr>
+              <w:t>Dépenses non alimentaires</w:t>
+            </w:r>
+          </w:p>
+        </w:tc>
+        <w:tc>
+          <w:tcPr>
+            <w:tcW w:type="dxa" w:w="1531"/>
+          </w:tcPr>
+          <w:p>
+            <w:r>
+              <w:rPr>
+                <w:b/>
+                <w:i w:val="0"/>
+                <w:color w:val="16A34A"/>
+                <w:sz w:val="16"/>
+              </w:rPr>
+              <w:t>—</w:t>
+            </w:r>
+          </w:p>
+        </w:tc>
+        <w:tc>
+          <w:tcPr>
+            <w:tcW w:type="dxa" w:w="1191"/>
+          </w:tcPr>
+          <w:p>
+            <w:r>
+              <w:rPr>
+                <w:b w:val="0"/>
+                <w:i w:val="0"/>
+                <w:color w:val="64748B"/>
+                <w:sz w:val="16"/>
+              </w:rPr>
+              <w:t>GT-CQ</w:t>
+            </w:r>
+          </w:p>
+        </w:tc>
+        <w:tc>
+          <w:tcPr>
+            <w:tcW w:type="dxa" w:w="4706"/>
+          </w:tcPr>
+          <w:p>
+            <w:r>
+              <w:rPr>
+                <w:b w:val="0"/>
+                <w:i w:val="0"/>
+                <w:sz w:val="17"/>
+              </w:rPr>
+              <w:t>Prière de corriger ou de confirmer avec le QG.</w:t>
+            </w:r>
+          </w:p>
+        </w:tc>
+      </w:tr>
+      <w:tr>
+        <w:tc>
+          <w:tcPr>
+            <w:tcW w:type="dxa" w:w="964"/>
+          </w:tcPr>
+          <w:p>
+            <w:r>
+              <w:rPr>
+                <w:b/>
+                <w:i w:val="0"/>
+                <w:color w:val="EA580C"/>
+                <w:sz w:val="16"/>
+              </w:rPr>
+              <w:t>Moyenne</w:t>
+            </w:r>
+          </w:p>
+        </w:tc>
+        <w:tc>
+          <w:tcPr>
+            <w:tcW w:type="dxa" w:w="1247"/>
+          </w:tcPr>
+          <w:p>
+            <w:r>
+              <w:rPr>
+                <w:b/>
+                <w:i w:val="0"/>
+                <w:sz w:val="16"/>
+              </w:rPr>
+              <w:t>S09</w:t>
+              <w:br/>
+            </w:r>
+            <w:r>
+              <w:rPr>
+                <w:b w:val="0"/>
+                <w:i w:val="0"/>
+                <w:color w:val="64748B"/>
+                <w:sz w:val="14"/>
+              </w:rPr>
+              <w:t>Dépenses non alimentaires</w:t>
+            </w:r>
+          </w:p>
+        </w:tc>
+        <w:tc>
+          <w:tcPr>
+            <w:tcW w:type="dxa" w:w="1531"/>
+          </w:tcPr>
+          <w:p>
+            <w:r>
+              <w:rPr>
+                <w:b/>
+                <w:i w:val="0"/>
+                <w:color w:val="16A34A"/>
+                <w:sz w:val="16"/>
+              </w:rPr>
+              <w:t>—</w:t>
+            </w:r>
+          </w:p>
+        </w:tc>
+        <w:tc>
+          <w:tcPr>
+            <w:tcW w:type="dxa" w:w="1191"/>
+          </w:tcPr>
+          <w:p>
+            <w:r>
+              <w:rPr>
+                <w:b w:val="0"/>
+                <w:i w:val="0"/>
+                <w:color w:val="64748B"/>
+                <w:sz w:val="16"/>
+              </w:rPr>
+              <w:t>GT-CQ</w:t>
+            </w:r>
+          </w:p>
+        </w:tc>
+        <w:tc>
+          <w:tcPr>
+            <w:tcW w:type="dxa" w:w="4706"/>
+          </w:tcPr>
+          <w:p>
+            <w:r>
+              <w:rPr>
+                <w:b w:val="0"/>
+                <w:i w:val="0"/>
+                <w:sz w:val="17"/>
+              </w:rPr>
+              <w:t>Attention ! La dépense du ménage de FATOUMATA BABOU (1000 Fcfa) au cours de 7 derniers jours de Transport urbain/rural en moto-taxi est relativement élevé.</w:t>
+            </w:r>
+          </w:p>
+        </w:tc>
+      </w:tr>
+      <w:tr>
+        <w:tc>
+          <w:tcPr>
+            <w:tcW w:type="dxa" w:w="964"/>
+          </w:tcPr>
+          <w:p>
+            <w:r>
+              <w:rPr>
+                <w:b/>
+                <w:i w:val="0"/>
+                <w:color w:val="EA580C"/>
+                <w:sz w:val="16"/>
+              </w:rPr>
+              <w:t>Moyenne</w:t>
+            </w:r>
+          </w:p>
+        </w:tc>
+        <w:tc>
+          <w:tcPr>
+            <w:tcW w:type="dxa" w:w="1247"/>
+          </w:tcPr>
+          <w:p>
+            <w:r>
+              <w:rPr>
+                <w:b/>
+                <w:i w:val="0"/>
+                <w:sz w:val="16"/>
+              </w:rPr>
+              <w:t>S09</w:t>
+              <w:br/>
+            </w:r>
+            <w:r>
+              <w:rPr>
+                <w:b w:val="0"/>
+                <w:i w:val="0"/>
+                <w:color w:val="64748B"/>
+                <w:sz w:val="14"/>
+              </w:rPr>
+              <w:t>Dépenses non alimentaires</w:t>
+            </w:r>
+          </w:p>
+        </w:tc>
+        <w:tc>
+          <w:tcPr>
+            <w:tcW w:type="dxa" w:w="1531"/>
+          </w:tcPr>
+          <w:p>
+            <w:r>
+              <w:rPr>
+                <w:b/>
+                <w:i w:val="0"/>
+                <w:color w:val="16A34A"/>
+                <w:sz w:val="16"/>
+              </w:rPr>
+              <w:t>—</w:t>
+            </w:r>
+          </w:p>
+        </w:tc>
+        <w:tc>
+          <w:tcPr>
+            <w:tcW w:type="dxa" w:w="1191"/>
+          </w:tcPr>
+          <w:p>
+            <w:r>
+              <w:rPr>
+                <w:b w:val="0"/>
+                <w:i w:val="0"/>
+                <w:color w:val="64748B"/>
+                <w:sz w:val="16"/>
+              </w:rPr>
+              <w:t>GT-CQ</w:t>
+            </w:r>
+          </w:p>
+        </w:tc>
+        <w:tc>
+          <w:tcPr>
+            <w:tcW w:type="dxa" w:w="4706"/>
+          </w:tcPr>
+          <w:p>
+            <w:r>
+              <w:rPr>
+                <w:b w:val="0"/>
+                <w:i w:val="0"/>
+                <w:sz w:val="17"/>
+              </w:rPr>
+              <w:t>Prière de corriger ou de confirmer avec le QG.</w:t>
+            </w:r>
+          </w:p>
+        </w:tc>
+      </w:tr>
+      <w:tr>
+        <w:tc>
+          <w:tcPr>
+            <w:tcW w:type="dxa" w:w="964"/>
+          </w:tcPr>
+          <w:p>
+            <w:r>
+              <w:rPr>
+                <w:b/>
+                <w:i w:val="0"/>
+                <w:color w:val="EA580C"/>
+                <w:sz w:val="16"/>
+              </w:rPr>
+              <w:t>Moyenne</w:t>
+            </w:r>
+          </w:p>
+        </w:tc>
+        <w:tc>
+          <w:tcPr>
+            <w:tcW w:type="dxa" w:w="1247"/>
+          </w:tcPr>
+          <w:p>
+            <w:r>
+              <w:rPr>
+                <w:b/>
+                <w:i w:val="0"/>
+                <w:sz w:val="16"/>
+              </w:rPr>
+              <w:t>S09</w:t>
+              <w:br/>
+            </w:r>
+            <w:r>
+              <w:rPr>
+                <w:b w:val="0"/>
+                <w:i w:val="0"/>
+                <w:color w:val="64748B"/>
+                <w:sz w:val="14"/>
+              </w:rPr>
+              <w:t>Dépenses non alimentaires</w:t>
+            </w:r>
+          </w:p>
+        </w:tc>
+        <w:tc>
+          <w:tcPr>
+            <w:tcW w:type="dxa" w:w="1531"/>
+          </w:tcPr>
+          <w:p>
+            <w:r>
+              <w:rPr>
+                <w:b/>
+                <w:i w:val="0"/>
+                <w:color w:val="16A34A"/>
+                <w:sz w:val="16"/>
+              </w:rPr>
+              <w:t>—</w:t>
+            </w:r>
+          </w:p>
+        </w:tc>
+        <w:tc>
+          <w:tcPr>
+            <w:tcW w:type="dxa" w:w="1191"/>
+          </w:tcPr>
+          <w:p>
+            <w:r>
+              <w:rPr>
+                <w:b w:val="0"/>
+                <w:i w:val="0"/>
+                <w:color w:val="64748B"/>
+                <w:sz w:val="16"/>
+              </w:rPr>
+              <w:t>GT-CQ</w:t>
+            </w:r>
+          </w:p>
+        </w:tc>
+        <w:tc>
+          <w:tcPr>
+            <w:tcW w:type="dxa" w:w="4706"/>
+          </w:tcPr>
+          <w:p>
+            <w:r>
+              <w:rPr>
+                <w:b w:val="0"/>
+                <w:i w:val="0"/>
+                <w:sz w:val="17"/>
+              </w:rPr>
+              <w:t>Peu plausible! le montant de la dépense (300 Fcfa) pour Transport urbain/rural par traction animale semble faible.</w:t>
+            </w:r>
+          </w:p>
+        </w:tc>
+      </w:tr>
+      <w:tr>
+        <w:tc>
+          <w:tcPr>
+            <w:tcW w:type="dxa" w:w="964"/>
+          </w:tcPr>
+          <w:p>
+            <w:r>
+              <w:rPr>
+                <w:b/>
+                <w:i w:val="0"/>
+                <w:color w:val="EA580C"/>
+                <w:sz w:val="16"/>
+              </w:rPr>
+              <w:t>Moyenne</w:t>
+            </w:r>
+          </w:p>
+        </w:tc>
+        <w:tc>
+          <w:tcPr>
+            <w:tcW w:type="dxa" w:w="1247"/>
+          </w:tcPr>
+          <w:p>
+            <w:r>
+              <w:rPr>
+                <w:b/>
+                <w:i w:val="0"/>
+                <w:sz w:val="16"/>
+              </w:rPr>
+              <w:t>S09</w:t>
+              <w:br/>
+            </w:r>
+            <w:r>
+              <w:rPr>
+                <w:b w:val="0"/>
+                <w:i w:val="0"/>
+                <w:color w:val="64748B"/>
+                <w:sz w:val="14"/>
+              </w:rPr>
+              <w:t>Dépenses non alimentaires</w:t>
+            </w:r>
+          </w:p>
+        </w:tc>
+        <w:tc>
+          <w:tcPr>
+            <w:tcW w:type="dxa" w:w="1531"/>
+          </w:tcPr>
+          <w:p>
+            <w:r>
+              <w:rPr>
+                <w:b/>
+                <w:i w:val="0"/>
+                <w:color w:val="16A34A"/>
+                <w:sz w:val="16"/>
+              </w:rPr>
+              <w:t>—</w:t>
+            </w:r>
+          </w:p>
+        </w:tc>
+        <w:tc>
+          <w:tcPr>
+            <w:tcW w:type="dxa" w:w="1191"/>
+          </w:tcPr>
+          <w:p>
+            <w:r>
+              <w:rPr>
+                <w:b w:val="0"/>
+                <w:i w:val="0"/>
+                <w:color w:val="64748B"/>
+                <w:sz w:val="16"/>
+              </w:rPr>
+              <w:t>GT-CQ</w:t>
+            </w:r>
+          </w:p>
+        </w:tc>
+        <w:tc>
+          <w:tcPr>
+            <w:tcW w:type="dxa" w:w="4706"/>
+          </w:tcPr>
+          <w:p>
+            <w:r>
+              <w:rPr>
+                <w:b w:val="0"/>
+                <w:i w:val="0"/>
+                <w:sz w:val="17"/>
+              </w:rPr>
+              <w:t>Veuillez, s'il vous plaît, confirmer cette information avec le QG ou la corriger.</w:t>
+            </w:r>
+          </w:p>
+        </w:tc>
+      </w:tr>
+      <w:tr>
+        <w:tc>
+          <w:tcPr>
+            <w:tcW w:type="dxa" w:w="964"/>
+          </w:tcPr>
+          <w:p>
+            <w:r>
+              <w:rPr>
+                <w:b/>
+                <w:i w:val="0"/>
+                <w:color w:val="EA580C"/>
+                <w:sz w:val="16"/>
+              </w:rPr>
+              <w:t>Moyenne</w:t>
+            </w:r>
+          </w:p>
+        </w:tc>
+        <w:tc>
+          <w:tcPr>
+            <w:tcW w:type="dxa" w:w="1247"/>
+          </w:tcPr>
+          <w:p>
+            <w:r>
+              <w:rPr>
+                <w:b/>
+                <w:i w:val="0"/>
+                <w:sz w:val="16"/>
+              </w:rPr>
+              <w:t>S09</w:t>
+              <w:br/>
+            </w:r>
+            <w:r>
+              <w:rPr>
+                <w:b w:val="0"/>
+                <w:i w:val="0"/>
+                <w:color w:val="64748B"/>
+                <w:sz w:val="14"/>
+              </w:rPr>
+              <w:t>Dépenses non alimentaires</w:t>
+            </w:r>
+          </w:p>
+        </w:tc>
+        <w:tc>
+          <w:tcPr>
+            <w:tcW w:type="dxa" w:w="1531"/>
+          </w:tcPr>
+          <w:p>
+            <w:r>
+              <w:rPr>
+                <w:b/>
+                <w:i w:val="0"/>
+                <w:color w:val="16A34A"/>
+                <w:sz w:val="16"/>
+              </w:rPr>
+              <w:t>—</w:t>
+            </w:r>
+          </w:p>
+        </w:tc>
+        <w:tc>
+          <w:tcPr>
+            <w:tcW w:type="dxa" w:w="1191"/>
+          </w:tcPr>
+          <w:p>
+            <w:r>
+              <w:rPr>
+                <w:b w:val="0"/>
+                <w:i w:val="0"/>
+                <w:color w:val="64748B"/>
+                <w:sz w:val="16"/>
+              </w:rPr>
+              <w:t>GT-CQ</w:t>
+            </w:r>
+          </w:p>
+        </w:tc>
+        <w:tc>
+          <w:tcPr>
+            <w:tcW w:type="dxa" w:w="4706"/>
+          </w:tcPr>
+          <w:p>
+            <w:r>
+              <w:rPr>
+                <w:b w:val="0"/>
+                <w:i w:val="0"/>
+                <w:sz w:val="17"/>
+              </w:rPr>
+              <w:t>Attention ! La dépense du ménage de FATOUMATA BABOU (10000 Fcfa) au cours de 30 derniers jours de Frais de blanchiment des vêtements, linge, etc.</w:t>
+            </w:r>
+          </w:p>
+        </w:tc>
+      </w:tr>
+      <w:tr>
+        <w:tc>
+          <w:tcPr>
+            <w:tcW w:type="dxa" w:w="964"/>
+          </w:tcPr>
+          <w:p>
+            <w:r>
+              <w:rPr>
+                <w:b/>
+                <w:i w:val="0"/>
+                <w:color w:val="EA580C"/>
+                <w:sz w:val="16"/>
+              </w:rPr>
+              <w:t>Moyenne</w:t>
+            </w:r>
+          </w:p>
+        </w:tc>
+        <w:tc>
+          <w:tcPr>
+            <w:tcW w:type="dxa" w:w="1247"/>
+          </w:tcPr>
+          <w:p>
+            <w:r>
+              <w:rPr>
+                <w:b/>
+                <w:i w:val="0"/>
+                <w:sz w:val="16"/>
+              </w:rPr>
+              <w:t>S09</w:t>
+              <w:br/>
+            </w:r>
+            <w:r>
+              <w:rPr>
+                <w:b w:val="0"/>
+                <w:i w:val="0"/>
+                <w:color w:val="64748B"/>
+                <w:sz w:val="14"/>
+              </w:rPr>
+              <w:t>Dépenses non alimentaires</w:t>
+            </w:r>
+          </w:p>
+        </w:tc>
+        <w:tc>
+          <w:tcPr>
+            <w:tcW w:type="dxa" w:w="1531"/>
+          </w:tcPr>
+          <w:p>
+            <w:r>
+              <w:rPr>
+                <w:b/>
+                <w:i w:val="0"/>
+                <w:color w:val="16A34A"/>
+                <w:sz w:val="16"/>
+              </w:rPr>
+              <w:t>—</w:t>
+            </w:r>
+          </w:p>
+        </w:tc>
+        <w:tc>
+          <w:tcPr>
+            <w:tcW w:type="dxa" w:w="1191"/>
+          </w:tcPr>
+          <w:p>
+            <w:r>
+              <w:rPr>
+                <w:b w:val="0"/>
+                <w:i w:val="0"/>
+                <w:color w:val="64748B"/>
+                <w:sz w:val="16"/>
+              </w:rPr>
+              <w:t>GT-CQ</w:t>
+            </w:r>
+          </w:p>
+        </w:tc>
+        <w:tc>
+          <w:tcPr>
+            <w:tcW w:type="dxa" w:w="4706"/>
+          </w:tcPr>
+          <w:p>
+            <w:r>
+              <w:rPr>
+                <w:b w:val="0"/>
+                <w:i w:val="0"/>
+                <w:sz w:val="17"/>
+              </w:rPr>
+              <w:t>(Pressing) est relativement élevé.</w:t>
+            </w:r>
+          </w:p>
+        </w:tc>
+      </w:tr>
+      <w:tr>
+        <w:tc>
+          <w:tcPr>
+            <w:tcW w:type="dxa" w:w="964"/>
+          </w:tcPr>
+          <w:p>
+            <w:r>
+              <w:rPr>
+                <w:b/>
+                <w:i w:val="0"/>
+                <w:color w:val="EA580C"/>
+                <w:sz w:val="16"/>
+              </w:rPr>
+              <w:t>Moyenne</w:t>
+            </w:r>
+          </w:p>
+        </w:tc>
+        <w:tc>
+          <w:tcPr>
+            <w:tcW w:type="dxa" w:w="1247"/>
+          </w:tcPr>
+          <w:p>
+            <w:r>
+              <w:rPr>
+                <w:b/>
+                <w:i w:val="0"/>
+                <w:sz w:val="16"/>
+              </w:rPr>
+              <w:t>S09</w:t>
+              <w:br/>
+            </w:r>
+            <w:r>
+              <w:rPr>
+                <w:b w:val="0"/>
+                <w:i w:val="0"/>
+                <w:color w:val="64748B"/>
+                <w:sz w:val="14"/>
+              </w:rPr>
+              <w:t>Dépenses non alimentaires</w:t>
+            </w:r>
+          </w:p>
+        </w:tc>
+        <w:tc>
+          <w:tcPr>
+            <w:tcW w:type="dxa" w:w="1531"/>
+          </w:tcPr>
+          <w:p>
+            <w:r>
+              <w:rPr>
+                <w:b/>
+                <w:i w:val="0"/>
+                <w:color w:val="16A34A"/>
+                <w:sz w:val="16"/>
+              </w:rPr>
+              <w:t>—</w:t>
+            </w:r>
+          </w:p>
+        </w:tc>
+        <w:tc>
+          <w:tcPr>
+            <w:tcW w:type="dxa" w:w="1191"/>
+          </w:tcPr>
+          <w:p>
+            <w:r>
+              <w:rPr>
+                <w:b w:val="0"/>
+                <w:i w:val="0"/>
+                <w:color w:val="64748B"/>
+                <w:sz w:val="16"/>
+              </w:rPr>
+              <w:t>GT-CQ</w:t>
+            </w:r>
+          </w:p>
+        </w:tc>
+        <w:tc>
+          <w:tcPr>
+            <w:tcW w:type="dxa" w:w="4706"/>
+          </w:tcPr>
+          <w:p>
+            <w:r>
+              <w:rPr>
+                <w:b w:val="0"/>
+                <w:i w:val="0"/>
+                <w:sz w:val="17"/>
+              </w:rPr>
+              <w:t>Prière de corriger ou de confirmer avec le QG.</w:t>
+            </w:r>
+          </w:p>
+        </w:tc>
+      </w:tr>
+      <w:tr>
+        <w:tc>
+          <w:tcPr>
+            <w:tcW w:type="dxa" w:w="964"/>
+          </w:tcPr>
+          <w:p>
+            <w:r>
+              <w:rPr>
+                <w:b/>
+                <w:i w:val="0"/>
+                <w:color w:val="EA580C"/>
+                <w:sz w:val="16"/>
+              </w:rPr>
+              <w:t>Moyenne</w:t>
+            </w:r>
+          </w:p>
+        </w:tc>
+        <w:tc>
+          <w:tcPr>
+            <w:tcW w:type="dxa" w:w="1247"/>
+          </w:tcPr>
+          <w:p>
+            <w:r>
+              <w:rPr>
+                <w:b/>
+                <w:i w:val="0"/>
+                <w:sz w:val="16"/>
+              </w:rPr>
+              <w:t>S09</w:t>
+              <w:br/>
+            </w:r>
+            <w:r>
+              <w:rPr>
+                <w:b w:val="0"/>
+                <w:i w:val="0"/>
+                <w:color w:val="64748B"/>
+                <w:sz w:val="14"/>
+              </w:rPr>
+              <w:t>Dépenses non alimentaires</w:t>
+            </w:r>
+          </w:p>
+        </w:tc>
+        <w:tc>
+          <w:tcPr>
+            <w:tcW w:type="dxa" w:w="1531"/>
+          </w:tcPr>
+          <w:p>
+            <w:r>
+              <w:rPr>
+                <w:b/>
+                <w:i w:val="0"/>
+                <w:color w:val="16A34A"/>
+                <w:sz w:val="16"/>
+              </w:rPr>
+              <w:t>—</w:t>
+            </w:r>
+          </w:p>
+        </w:tc>
+        <w:tc>
+          <w:tcPr>
+            <w:tcW w:type="dxa" w:w="1191"/>
+          </w:tcPr>
+          <w:p>
+            <w:r>
+              <w:rPr>
+                <w:b w:val="0"/>
+                <w:i w:val="0"/>
+                <w:color w:val="64748B"/>
+                <w:sz w:val="16"/>
+              </w:rPr>
+              <w:t>GT-CQ</w:t>
+            </w:r>
+          </w:p>
+        </w:tc>
+        <w:tc>
+          <w:tcPr>
+            <w:tcW w:type="dxa" w:w="4706"/>
+          </w:tcPr>
+          <w:p>
+            <w:r>
+              <w:rPr>
+                <w:b w:val="0"/>
+                <w:i w:val="0"/>
+                <w:sz w:val="17"/>
+              </w:rPr>
+              <w:t>Attention ! La dépense du ménage de FATOUMATA BABOU (4000 Fcfa) au cours de 6 derniers mois de Frais de confection et de réparation de vêtements homme: ensemble, pantalon, chemise, réparation, location vêtement, etc.</w:t>
+            </w:r>
+          </w:p>
+        </w:tc>
+      </w:tr>
+      <w:tr>
+        <w:tc>
+          <w:tcPr>
+            <w:tcW w:type="dxa" w:w="964"/>
+          </w:tcPr>
+          <w:p>
+            <w:r>
+              <w:rPr>
+                <w:b/>
+                <w:i w:val="0"/>
+                <w:color w:val="EA580C"/>
+                <w:sz w:val="16"/>
+              </w:rPr>
+              <w:t>Moyenne</w:t>
+            </w:r>
+          </w:p>
+        </w:tc>
+        <w:tc>
+          <w:tcPr>
+            <w:tcW w:type="dxa" w:w="1247"/>
+          </w:tcPr>
+          <w:p>
+            <w:r>
+              <w:rPr>
+                <w:b/>
+                <w:i w:val="0"/>
+                <w:sz w:val="16"/>
+              </w:rPr>
+              <w:t>S09</w:t>
+              <w:br/>
+            </w:r>
+            <w:r>
+              <w:rPr>
+                <w:b w:val="0"/>
+                <w:i w:val="0"/>
+                <w:color w:val="64748B"/>
+                <w:sz w:val="14"/>
+              </w:rPr>
+              <w:t>Dépenses non alimentaires</w:t>
+            </w:r>
+          </w:p>
+        </w:tc>
+        <w:tc>
+          <w:tcPr>
+            <w:tcW w:type="dxa" w:w="1531"/>
+          </w:tcPr>
+          <w:p>
+            <w:r>
+              <w:rPr>
+                <w:b/>
+                <w:i w:val="0"/>
+                <w:color w:val="16A34A"/>
+                <w:sz w:val="16"/>
+              </w:rPr>
+              <w:t>—</w:t>
+            </w:r>
+          </w:p>
+        </w:tc>
+        <w:tc>
+          <w:tcPr>
+            <w:tcW w:type="dxa" w:w="1191"/>
+          </w:tcPr>
+          <w:p>
+            <w:r>
+              <w:rPr>
+                <w:b w:val="0"/>
+                <w:i w:val="0"/>
+                <w:color w:val="64748B"/>
+                <w:sz w:val="16"/>
+              </w:rPr>
+              <w:t>GT-CQ</w:t>
+            </w:r>
+          </w:p>
+        </w:tc>
+        <w:tc>
+          <w:tcPr>
+            <w:tcW w:type="dxa" w:w="4706"/>
+          </w:tcPr>
+          <w:p>
+            <w:r>
+              <w:rPr>
+                <w:b w:val="0"/>
+                <w:i w:val="0"/>
+                <w:sz w:val="17"/>
+              </w:rPr>
+              <w:t>est relativement élevé.</w:t>
+            </w:r>
+          </w:p>
+        </w:tc>
+      </w:tr>
+      <w:tr>
+        <w:tc>
+          <w:tcPr>
+            <w:tcW w:type="dxa" w:w="964"/>
+          </w:tcPr>
+          <w:p>
+            <w:r>
+              <w:rPr>
+                <w:b/>
+                <w:i w:val="0"/>
+                <w:color w:val="EA580C"/>
+                <w:sz w:val="16"/>
+              </w:rPr>
+              <w:t>Moyenne</w:t>
+            </w:r>
+          </w:p>
+        </w:tc>
+        <w:tc>
+          <w:tcPr>
+            <w:tcW w:type="dxa" w:w="1247"/>
+          </w:tcPr>
+          <w:p>
+            <w:r>
+              <w:rPr>
+                <w:b/>
+                <w:i w:val="0"/>
+                <w:sz w:val="16"/>
+              </w:rPr>
+              <w:t>S09</w:t>
+              <w:br/>
+            </w:r>
+            <w:r>
+              <w:rPr>
+                <w:b w:val="0"/>
+                <w:i w:val="0"/>
+                <w:color w:val="64748B"/>
+                <w:sz w:val="14"/>
+              </w:rPr>
+              <w:t>Dépenses non alimentaires</w:t>
+            </w:r>
+          </w:p>
+        </w:tc>
+        <w:tc>
+          <w:tcPr>
+            <w:tcW w:type="dxa" w:w="1531"/>
+          </w:tcPr>
+          <w:p>
+            <w:r>
+              <w:rPr>
+                <w:b/>
+                <w:i w:val="0"/>
+                <w:color w:val="16A34A"/>
+                <w:sz w:val="16"/>
+              </w:rPr>
+              <w:t>—</w:t>
+            </w:r>
+          </w:p>
+        </w:tc>
+        <w:tc>
+          <w:tcPr>
+            <w:tcW w:type="dxa" w:w="1191"/>
+          </w:tcPr>
+          <w:p>
+            <w:r>
+              <w:rPr>
+                <w:b w:val="0"/>
+                <w:i w:val="0"/>
+                <w:color w:val="64748B"/>
+                <w:sz w:val="16"/>
+              </w:rPr>
+              <w:t>GT-CQ</w:t>
+            </w:r>
+          </w:p>
+        </w:tc>
+        <w:tc>
+          <w:tcPr>
+            <w:tcW w:type="dxa" w:w="4706"/>
+          </w:tcPr>
+          <w:p>
+            <w:r>
+              <w:rPr>
+                <w:b w:val="0"/>
+                <w:i w:val="0"/>
+                <w:sz w:val="17"/>
+              </w:rPr>
+              <w:t>Prière de corriger ou de confirmer avec le QG.</w:t>
+            </w:r>
+          </w:p>
+        </w:tc>
+      </w:tr>
+      <w:tr>
+        <w:tc>
+          <w:tcPr>
+            <w:tcW w:type="dxa" w:w="964"/>
+          </w:tcPr>
+          <w:p>
+            <w:r>
+              <w:rPr>
+                <w:b/>
+                <w:i w:val="0"/>
+                <w:color w:val="EA580C"/>
+                <w:sz w:val="16"/>
+              </w:rPr>
+              <w:t>Moyenne</w:t>
+            </w:r>
+          </w:p>
+        </w:tc>
+        <w:tc>
+          <w:tcPr>
+            <w:tcW w:type="dxa" w:w="1247"/>
+          </w:tcPr>
+          <w:p>
+            <w:r>
+              <w:rPr>
+                <w:b/>
+                <w:i w:val="0"/>
+                <w:sz w:val="16"/>
+              </w:rPr>
+              <w:t>S09</w:t>
+              <w:br/>
+            </w:r>
+            <w:r>
+              <w:rPr>
+                <w:b w:val="0"/>
+                <w:i w:val="0"/>
+                <w:color w:val="64748B"/>
+                <w:sz w:val="14"/>
+              </w:rPr>
+              <w:t>Dépenses non alimentaires</w:t>
+            </w:r>
+          </w:p>
+        </w:tc>
+        <w:tc>
+          <w:tcPr>
+            <w:tcW w:type="dxa" w:w="1531"/>
+          </w:tcPr>
+          <w:p>
+            <w:r>
+              <w:rPr>
+                <w:b/>
+                <w:i w:val="0"/>
+                <w:color w:val="16A34A"/>
+                <w:sz w:val="16"/>
+              </w:rPr>
+              <w:t>—</w:t>
+            </w:r>
+          </w:p>
+        </w:tc>
+        <w:tc>
+          <w:tcPr>
+            <w:tcW w:type="dxa" w:w="1191"/>
+          </w:tcPr>
+          <w:p>
+            <w:r>
+              <w:rPr>
+                <w:b w:val="0"/>
+                <w:i w:val="0"/>
+                <w:color w:val="64748B"/>
+                <w:sz w:val="16"/>
+              </w:rPr>
+              <w:t>GT-CQ</w:t>
+            </w:r>
+          </w:p>
+        </w:tc>
+        <w:tc>
+          <w:tcPr>
+            <w:tcW w:type="dxa" w:w="4706"/>
+          </w:tcPr>
+          <w:p>
+            <w:r>
+              <w:rPr>
+                <w:b w:val="0"/>
+                <w:i w:val="0"/>
+                <w:sz w:val="17"/>
+              </w:rPr>
+              <w:t>Attention ! La dépense du ménage de FATOUMATA BABOU (5000 Fcfa) au cours de 6 derniers mois de Frais de confection et de réparation de vêtements femme: robe, pantalon, jupe, ensemble, réparation, location, etc.</w:t>
+            </w:r>
+          </w:p>
+        </w:tc>
+      </w:tr>
+      <w:tr>
+        <w:tc>
+          <w:tcPr>
+            <w:tcW w:type="dxa" w:w="964"/>
+          </w:tcPr>
+          <w:p>
+            <w:r>
+              <w:rPr>
+                <w:b/>
+                <w:i w:val="0"/>
+                <w:color w:val="EA580C"/>
+                <w:sz w:val="16"/>
+              </w:rPr>
+              <w:t>Moyenne</w:t>
+            </w:r>
+          </w:p>
+        </w:tc>
+        <w:tc>
+          <w:tcPr>
+            <w:tcW w:type="dxa" w:w="1247"/>
+          </w:tcPr>
+          <w:p>
+            <w:r>
+              <w:rPr>
+                <w:b/>
+                <w:i w:val="0"/>
+                <w:sz w:val="16"/>
+              </w:rPr>
+              <w:t>S10</w:t>
+              <w:br/>
+            </w:r>
+            <w:r>
+              <w:rPr>
+                <w:b w:val="0"/>
+                <w:i w:val="0"/>
+                <w:color w:val="64748B"/>
+                <w:sz w:val="14"/>
+              </w:rPr>
+              <w:t>Logement</w:t>
+            </w:r>
+          </w:p>
+        </w:tc>
+        <w:tc>
+          <w:tcPr>
+            <w:tcW w:type="dxa" w:w="1531"/>
+          </w:tcPr>
+          <w:p>
+            <w:r>
+              <w:rPr>
+                <w:b/>
+                <w:i w:val="0"/>
+                <w:color w:val="16A34A"/>
+                <w:sz w:val="16"/>
+              </w:rPr>
+              <w:t>s10q40</w:t>
+            </w:r>
+          </w:p>
+        </w:tc>
+        <w:tc>
+          <w:tcPr>
+            <w:tcW w:type="dxa" w:w="1191"/>
+          </w:tcPr>
+          <w:p>
+            <w:r>
+              <w:rPr>
+                <w:b w:val="0"/>
+                <w:i w:val="0"/>
+                <w:color w:val="64748B"/>
+                <w:sz w:val="16"/>
+              </w:rPr>
+              <w:t>GT-CQ</w:t>
+            </w:r>
+          </w:p>
+        </w:tc>
+        <w:tc>
+          <w:tcPr>
+            <w:tcW w:type="dxa" w:w="4706"/>
+          </w:tcPr>
+          <w:p>
+            <w:r>
+              <w:rPr>
+                <w:b w:val="0"/>
+                <w:i w:val="0"/>
+                <w:sz w:val="17"/>
+              </w:rPr>
+              <w:t>Peu plausible! la valeur actuelle déclarée en s10q40 pour vente de restaurant semble trop petite ou trop élevée.</w:t>
+            </w:r>
+          </w:p>
+        </w:tc>
+      </w:tr>
+      <w:tr>
+        <w:tc>
+          <w:tcPr>
+            <w:tcW w:type="dxa" w:w="964"/>
+          </w:tcPr>
+          <w:p>
+            <w:r>
+              <w:rPr>
+                <w:b/>
+                <w:i w:val="0"/>
+                <w:color w:val="EA580C"/>
+                <w:sz w:val="16"/>
+              </w:rPr>
+              <w:t>Moyenne</w:t>
+            </w:r>
+          </w:p>
+        </w:tc>
+        <w:tc>
+          <w:tcPr>
+            <w:tcW w:type="dxa" w:w="1247"/>
+          </w:tcPr>
+          <w:p>
+            <w:r>
+              <w:rPr>
+                <w:b/>
+                <w:i w:val="0"/>
+                <w:sz w:val="16"/>
+              </w:rPr>
+              <w:t>S10</w:t>
+              <w:br/>
+            </w:r>
+            <w:r>
+              <w:rPr>
+                <w:b w:val="0"/>
+                <w:i w:val="0"/>
+                <w:color w:val="64748B"/>
+                <w:sz w:val="14"/>
+              </w:rPr>
+              <w:t>Logement</w:t>
+            </w:r>
+          </w:p>
+        </w:tc>
+        <w:tc>
+          <w:tcPr>
+            <w:tcW w:type="dxa" w:w="1531"/>
+          </w:tcPr>
+          <w:p>
+            <w:r>
+              <w:rPr>
+                <w:b/>
+                <w:i w:val="0"/>
+                <w:color w:val="16A34A"/>
+                <w:sz w:val="16"/>
+              </w:rPr>
+              <w:t>—</w:t>
+            </w:r>
+          </w:p>
+        </w:tc>
+        <w:tc>
+          <w:tcPr>
+            <w:tcW w:type="dxa" w:w="1191"/>
+          </w:tcPr>
+          <w:p>
+            <w:r>
+              <w:rPr>
+                <w:b w:val="0"/>
+                <w:i w:val="0"/>
+                <w:color w:val="64748B"/>
+                <w:sz w:val="16"/>
+              </w:rPr>
+              <w:t>GT-CQ</w:t>
+            </w:r>
+          </w:p>
+        </w:tc>
+        <w:tc>
+          <w:tcPr>
+            <w:tcW w:type="dxa" w:w="4706"/>
+          </w:tcPr>
+          <w:p>
+            <w:r>
+              <w:rPr>
+                <w:b w:val="0"/>
+                <w:i w:val="0"/>
+                <w:sz w:val="17"/>
+              </w:rPr>
+              <w:t>Veuillez, s'il vous plaît, confirmer cette information avec le QG ou la corriger.</w:t>
+            </w:r>
+          </w:p>
+        </w:tc>
+      </w:tr>
+      <w:tr>
+        <w:tc>
+          <w:tcPr>
+            <w:tcW w:type="dxa" w:w="964"/>
+          </w:tcPr>
+          <w:p>
+            <w:r>
+              <w:rPr>
+                <w:b/>
+                <w:i w:val="0"/>
+                <w:color w:val="EA580C"/>
+                <w:sz w:val="16"/>
+              </w:rPr>
+              <w:t>Moyenne</w:t>
+            </w:r>
+          </w:p>
+        </w:tc>
+        <w:tc>
+          <w:tcPr>
+            <w:tcW w:type="dxa" w:w="1247"/>
+          </w:tcPr>
+          <w:p>
+            <w:r>
+              <w:rPr>
+                <w:b/>
+                <w:i w:val="0"/>
+                <w:sz w:val="16"/>
+              </w:rPr>
+              <w:t>S11</w:t>
+              <w:br/>
+            </w:r>
+            <w:r>
+              <w:rPr>
+                <w:b w:val="0"/>
+                <w:i w:val="0"/>
+                <w:color w:val="64748B"/>
+                <w:sz w:val="14"/>
+              </w:rPr>
+              <w:t>Logement / cadre de vie</w:t>
+            </w:r>
+          </w:p>
+        </w:tc>
+        <w:tc>
+          <w:tcPr>
+            <w:tcW w:type="dxa" w:w="1531"/>
+          </w:tcPr>
+          <w:p>
+            <w:r>
+              <w:rPr>
+                <w:b/>
+                <w:i w:val="0"/>
+                <w:color w:val="16A34A"/>
+                <w:sz w:val="16"/>
+              </w:rPr>
+              <w:t>s00q11, s01q03b, s01q04b, s02q01__1, s02q02__1, s02q03__1, s02q04, s02q15</w:t>
+            </w:r>
+          </w:p>
+        </w:tc>
+        <w:tc>
+          <w:tcPr>
+            <w:tcW w:type="dxa" w:w="1191"/>
+          </w:tcPr>
+          <w:p>
+            <w:r>
+              <w:rPr>
+                <w:b w:val="0"/>
+                <w:i w:val="0"/>
+                <w:color w:val="64748B"/>
+                <w:sz w:val="16"/>
+              </w:rPr>
+              <w:t>GT-CQ</w:t>
+            </w:r>
+          </w:p>
+        </w:tc>
+        <w:tc>
+          <w:tcPr>
+            <w:tcW w:type="dxa" w:w="4706"/>
+          </w:tcPr>
+          <w:p>
+            <w:r>
+              <w:rPr>
+                <w:b w:val="0"/>
+                <w:i w:val="0"/>
+                <w:sz w:val="17"/>
+              </w:rPr>
+              <w:t>Le montant (200000 FCFA) du loyer mensuel payé pour un logement comme le votre (Maison Basse) dans ce village/quartier est trop élevé, Veuillez s'il vous plaît corriger cette information.</w:t>
+            </w:r>
+          </w:p>
+        </w:tc>
+      </w:tr>
+      <w:tr>
+        <w:tc>
+          <w:tcPr>
+            <w:tcW w:type="dxa" w:w="964"/>
+          </w:tcPr>
+          <w:p>
+            <w:r>
+              <w:rPr>
+                <w:b/>
+                <w:i w:val="0"/>
+                <w:color w:val="EA580C"/>
+                <w:sz w:val="16"/>
+              </w:rPr>
+              <w:t>Moyenne</w:t>
+            </w:r>
+          </w:p>
+        </w:tc>
+        <w:tc>
+          <w:tcPr>
+            <w:tcW w:type="dxa" w:w="1247"/>
+          </w:tcPr>
+          <w:p>
+            <w:r>
+              <w:rPr>
+                <w:b/>
+                <w:i w:val="0"/>
+                <w:sz w:val="16"/>
+              </w:rPr>
+              <w:t>S11</w:t>
+              <w:br/>
+            </w:r>
+            <w:r>
+              <w:rPr>
+                <w:b w:val="0"/>
+                <w:i w:val="0"/>
+                <w:color w:val="64748B"/>
+                <w:sz w:val="14"/>
+              </w:rPr>
+              <w:t>Logement / cadre de vie</w:t>
+            </w:r>
+          </w:p>
+        </w:tc>
+        <w:tc>
+          <w:tcPr>
+            <w:tcW w:type="dxa" w:w="1531"/>
+          </w:tcPr>
+          <w:p>
+            <w:r>
+              <w:rPr>
+                <w:b/>
+                <w:i w:val="0"/>
+                <w:color w:val="16A34A"/>
+                <w:sz w:val="16"/>
+              </w:rPr>
+              <w:t>—</w:t>
+            </w:r>
+          </w:p>
+        </w:tc>
+        <w:tc>
+          <w:tcPr>
+            <w:tcW w:type="dxa" w:w="1191"/>
+          </w:tcPr>
+          <w:p>
+            <w:r>
+              <w:rPr>
+                <w:b w:val="0"/>
+                <w:i w:val="0"/>
+                <w:color w:val="64748B"/>
+                <w:sz w:val="16"/>
+              </w:rPr>
+              <w:t>GT-CQ</w:t>
+            </w:r>
+          </w:p>
+        </w:tc>
+        <w:tc>
+          <w:tcPr>
+            <w:tcW w:type="dxa" w:w="4706"/>
+          </w:tcPr>
+          <w:p>
+            <w:r>
+              <w:rPr>
+                <w:b w:val="0"/>
+                <w:i w:val="0"/>
+                <w:sz w:val="17"/>
+              </w:rPr>
+              <w:t>Attention!!! Les ménages vivants dans un(e) Maison Basse à DIOURBEL Urbain ont généralement comme principal matériau du toit le/la Tôles, mais celui du ménage de FATOUMATA BABOU (Dalle en ciment) diffère de celui-ci.</w:t>
+            </w:r>
+          </w:p>
+        </w:tc>
+      </w:tr>
+      <w:tr>
+        <w:tc>
+          <w:tcPr>
+            <w:tcW w:type="dxa" w:w="964"/>
+          </w:tcPr>
+          <w:p>
+            <w:r>
+              <w:rPr>
+                <w:b/>
+                <w:i w:val="0"/>
+                <w:color w:val="EA580C"/>
+                <w:sz w:val="16"/>
+              </w:rPr>
+              <w:t>Moyenne</w:t>
+            </w:r>
+          </w:p>
+        </w:tc>
+        <w:tc>
+          <w:tcPr>
+            <w:tcW w:type="dxa" w:w="1247"/>
+          </w:tcPr>
+          <w:p>
+            <w:r>
+              <w:rPr>
+                <w:b/>
+                <w:i w:val="0"/>
+                <w:sz w:val="16"/>
+              </w:rPr>
+              <w:t>S11</w:t>
+              <w:br/>
+            </w:r>
+            <w:r>
+              <w:rPr>
+                <w:b w:val="0"/>
+                <w:i w:val="0"/>
+                <w:color w:val="64748B"/>
+                <w:sz w:val="14"/>
+              </w:rPr>
+              <w:t>Logement / cadre de vie</w:t>
+            </w:r>
+          </w:p>
+        </w:tc>
+        <w:tc>
+          <w:tcPr>
+            <w:tcW w:type="dxa" w:w="1531"/>
+          </w:tcPr>
+          <w:p>
+            <w:r>
+              <w:rPr>
+                <w:b/>
+                <w:i w:val="0"/>
+                <w:color w:val="16A34A"/>
+                <w:sz w:val="16"/>
+              </w:rPr>
+              <w:t>—</w:t>
+            </w:r>
+          </w:p>
+        </w:tc>
+        <w:tc>
+          <w:tcPr>
+            <w:tcW w:type="dxa" w:w="1191"/>
+          </w:tcPr>
+          <w:p>
+            <w:r>
+              <w:rPr>
+                <w:b w:val="0"/>
+                <w:i w:val="0"/>
+                <w:color w:val="64748B"/>
+                <w:sz w:val="16"/>
+              </w:rPr>
+              <w:t>GT-CQ</w:t>
+            </w:r>
+          </w:p>
+        </w:tc>
+        <w:tc>
+          <w:tcPr>
+            <w:tcW w:type="dxa" w:w="4706"/>
+          </w:tcPr>
+          <w:p>
+            <w:r>
+              <w:rPr>
+                <w:b w:val="0"/>
+                <w:i w:val="0"/>
+                <w:sz w:val="17"/>
+              </w:rPr>
+              <w:t>Prière de vérifier pour être sûr que vous avez choisi les bonnes modalités des questions 11.01 et 11.19.</w:t>
+            </w:r>
+          </w:p>
+        </w:tc>
+      </w:tr>
+      <w:tr>
+        <w:tc>
+          <w:tcPr>
+            <w:tcW w:type="dxa" w:w="964"/>
+          </w:tcPr>
+          <w:p>
+            <w:r>
+              <w:rPr>
+                <w:b/>
+                <w:i w:val="0"/>
+                <w:color w:val="EA580C"/>
+                <w:sz w:val="16"/>
+              </w:rPr>
+              <w:t>Moyenne</w:t>
+            </w:r>
+          </w:p>
+        </w:tc>
+        <w:tc>
+          <w:tcPr>
+            <w:tcW w:type="dxa" w:w="1247"/>
+          </w:tcPr>
+          <w:p>
+            <w:r>
+              <w:rPr>
+                <w:b/>
+                <w:i w:val="0"/>
+                <w:sz w:val="16"/>
+              </w:rPr>
+              <w:t>S11</w:t>
+              <w:br/>
+            </w:r>
+            <w:r>
+              <w:rPr>
+                <w:b w:val="0"/>
+                <w:i w:val="0"/>
+                <w:color w:val="64748B"/>
+                <w:sz w:val="14"/>
+              </w:rPr>
+              <w:t>Logement / cadre de vie</w:t>
+            </w:r>
+          </w:p>
+        </w:tc>
+        <w:tc>
+          <w:tcPr>
+            <w:tcW w:type="dxa" w:w="1531"/>
+          </w:tcPr>
+          <w:p>
+            <w:r>
+              <w:rPr>
+                <w:b/>
+                <w:i w:val="0"/>
+                <w:color w:val="16A34A"/>
+                <w:sz w:val="16"/>
+              </w:rPr>
+              <w:t>—</w:t>
+            </w:r>
+          </w:p>
+        </w:tc>
+        <w:tc>
+          <w:tcPr>
+            <w:tcW w:type="dxa" w:w="1191"/>
+          </w:tcPr>
+          <w:p>
+            <w:r>
+              <w:rPr>
+                <w:b w:val="0"/>
+                <w:i w:val="0"/>
+                <w:color w:val="64748B"/>
+                <w:sz w:val="16"/>
+              </w:rPr>
+              <w:t>GT-CQ</w:t>
+            </w:r>
+          </w:p>
+        </w:tc>
+        <w:tc>
+          <w:tcPr>
+            <w:tcW w:type="dxa" w:w="4706"/>
+          </w:tcPr>
+          <w:p>
+            <w:r>
+              <w:rPr>
+                <w:b w:val="0"/>
+                <w:i w:val="0"/>
+                <w:sz w:val="17"/>
+              </w:rPr>
+              <w:t>Merci de ne pas corriger si vous êtes sûr de celui donné par le ménage et observé par vous.</w:t>
+            </w:r>
+          </w:p>
+        </w:tc>
+      </w:tr>
+      <w:tr>
+        <w:tc>
+          <w:tcPr>
+            <w:tcW w:type="dxa" w:w="964"/>
+          </w:tcPr>
+          <w:p>
+            <w:r>
+              <w:rPr>
+                <w:b/>
+                <w:i w:val="0"/>
+                <w:color w:val="EA580C"/>
+                <w:sz w:val="16"/>
+              </w:rPr>
+              <w:t>Moyenne</w:t>
+            </w:r>
+          </w:p>
+        </w:tc>
+        <w:tc>
+          <w:tcPr>
+            <w:tcW w:type="dxa" w:w="1247"/>
+          </w:tcPr>
+          <w:p>
+            <w:r>
+              <w:rPr>
+                <w:b/>
+                <w:i w:val="0"/>
+                <w:sz w:val="16"/>
+              </w:rPr>
+              <w:t>S11</w:t>
+              <w:br/>
+            </w:r>
+            <w:r>
+              <w:rPr>
+                <w:b w:val="0"/>
+                <w:i w:val="0"/>
+                <w:color w:val="64748B"/>
+                <w:sz w:val="14"/>
+              </w:rPr>
+              <w:t>Logement / cadre de vie</w:t>
+            </w:r>
+          </w:p>
+        </w:tc>
+        <w:tc>
+          <w:tcPr>
+            <w:tcW w:type="dxa" w:w="1531"/>
+          </w:tcPr>
+          <w:p>
+            <w:r>
+              <w:rPr>
+                <w:b/>
+                <w:i w:val="0"/>
+                <w:color w:val="16A34A"/>
+                <w:sz w:val="16"/>
+              </w:rPr>
+              <w:t>—</w:t>
+            </w:r>
+          </w:p>
+        </w:tc>
+        <w:tc>
+          <w:tcPr>
+            <w:tcW w:type="dxa" w:w="1191"/>
+          </w:tcPr>
+          <w:p>
+            <w:r>
+              <w:rPr>
+                <w:b w:val="0"/>
+                <w:i w:val="0"/>
+                <w:color w:val="64748B"/>
+                <w:sz w:val="16"/>
+              </w:rPr>
+              <w:t>GT-CQ</w:t>
+            </w:r>
+          </w:p>
+        </w:tc>
+        <w:tc>
+          <w:tcPr>
+            <w:tcW w:type="dxa" w:w="4706"/>
+          </w:tcPr>
+          <w:p>
+            <w:r>
+              <w:rPr>
+                <w:b w:val="0"/>
+                <w:i w:val="0"/>
+                <w:sz w:val="17"/>
+              </w:rPr>
+              <w:t>Attention!!! Les ménages vivants dans un(e) Maison Basse à DIOURBEL Urbain ont généralement comme principal matériau de revêtement du sol du logement le/la Terre battue/Sable, mais celui du ménage de FATOUMATA BABOU (Carreaux/Marbre) diffère de celui-ci.</w:t>
+            </w:r>
+          </w:p>
+        </w:tc>
+      </w:tr>
+      <w:tr>
+        <w:tc>
+          <w:tcPr>
+            <w:tcW w:type="dxa" w:w="964"/>
+          </w:tcPr>
+          <w:p>
+            <w:r>
+              <w:rPr>
+                <w:b/>
+                <w:i w:val="0"/>
+                <w:color w:val="EA580C"/>
+                <w:sz w:val="16"/>
+              </w:rPr>
+              <w:t>Moyenne</w:t>
+            </w:r>
+          </w:p>
+        </w:tc>
+        <w:tc>
+          <w:tcPr>
+            <w:tcW w:type="dxa" w:w="1247"/>
+          </w:tcPr>
+          <w:p>
+            <w:r>
+              <w:rPr>
+                <w:b/>
+                <w:i w:val="0"/>
+                <w:sz w:val="16"/>
+              </w:rPr>
+              <w:t>S12</w:t>
+              <w:br/>
+            </w:r>
+            <w:r>
+              <w:rPr>
+                <w:b w:val="0"/>
+                <w:i w:val="0"/>
+                <w:color w:val="64748B"/>
+                <w:sz w:val="14"/>
+              </w:rPr>
+              <w:t>Avoirs / biens durables</w:t>
+            </w:r>
+          </w:p>
+        </w:tc>
+        <w:tc>
+          <w:tcPr>
+            <w:tcW w:type="dxa" w:w="1531"/>
+          </w:tcPr>
+          <w:p>
+            <w:r>
+              <w:rPr>
+                <w:b/>
+                <w:i w:val="0"/>
+                <w:color w:val="16A34A"/>
+                <w:sz w:val="16"/>
+              </w:rPr>
+              <w:t>—</w:t>
+            </w:r>
+          </w:p>
+        </w:tc>
+        <w:tc>
+          <w:tcPr>
+            <w:tcW w:type="dxa" w:w="1191"/>
+          </w:tcPr>
+          <w:p>
+            <w:r>
+              <w:rPr>
+                <w:b w:val="0"/>
+                <w:i w:val="0"/>
+                <w:color w:val="64748B"/>
+                <w:sz w:val="16"/>
+              </w:rPr>
+              <w:t>GT-CQ</w:t>
+            </w:r>
+          </w:p>
+        </w:tc>
+        <w:tc>
+          <w:tcPr>
+            <w:tcW w:type="dxa" w:w="4706"/>
+          </w:tcPr>
+          <w:p>
+            <w:r>
+              <w:rPr>
+                <w:b w:val="0"/>
+                <w:i w:val="0"/>
+                <w:sz w:val="17"/>
+              </w:rPr>
+              <w:t>Attention ! Fer à repasser à charbon a été achété à 6000 Fcfa est relativement élevé par rapport aux autres prix d'achat observés dans cette zone.</w:t>
+            </w:r>
+          </w:p>
+        </w:tc>
+      </w:tr>
+      <w:tr>
+        <w:tc>
+          <w:tcPr>
+            <w:tcW w:type="dxa" w:w="964"/>
+          </w:tcPr>
+          <w:p>
+            <w:r>
+              <w:rPr>
+                <w:b/>
+                <w:i w:val="0"/>
+                <w:color w:val="EA580C"/>
+                <w:sz w:val="16"/>
+              </w:rPr>
+              <w:t>Moyenne</w:t>
+            </w:r>
+          </w:p>
+        </w:tc>
+        <w:tc>
+          <w:tcPr>
+            <w:tcW w:type="dxa" w:w="1247"/>
+          </w:tcPr>
+          <w:p>
+            <w:r>
+              <w:rPr>
+                <w:b/>
+                <w:i w:val="0"/>
+                <w:sz w:val="16"/>
+              </w:rPr>
+              <w:t>S12</w:t>
+              <w:br/>
+            </w:r>
+            <w:r>
+              <w:rPr>
+                <w:b w:val="0"/>
+                <w:i w:val="0"/>
+                <w:color w:val="64748B"/>
+                <w:sz w:val="14"/>
+              </w:rPr>
+              <w:t>Avoirs / biens durables</w:t>
+            </w:r>
+          </w:p>
+        </w:tc>
+        <w:tc>
+          <w:tcPr>
+            <w:tcW w:type="dxa" w:w="1531"/>
+          </w:tcPr>
+          <w:p>
+            <w:r>
+              <w:rPr>
+                <w:b/>
+                <w:i w:val="0"/>
+                <w:color w:val="16A34A"/>
+                <w:sz w:val="16"/>
+              </w:rPr>
+              <w:t>—</w:t>
+            </w:r>
+          </w:p>
+        </w:tc>
+        <w:tc>
+          <w:tcPr>
+            <w:tcW w:type="dxa" w:w="1191"/>
+          </w:tcPr>
+          <w:p>
+            <w:r>
+              <w:rPr>
+                <w:b w:val="0"/>
+                <w:i w:val="0"/>
+                <w:color w:val="64748B"/>
+                <w:sz w:val="16"/>
+              </w:rPr>
+              <w:t>GT-CQ</w:t>
+            </w:r>
+          </w:p>
+        </w:tc>
+        <w:tc>
+          <w:tcPr>
+            <w:tcW w:type="dxa" w:w="4706"/>
+          </w:tcPr>
+          <w:p>
+            <w:r>
+              <w:rPr>
+                <w:b w:val="0"/>
+                <w:i w:val="0"/>
+                <w:sz w:val="17"/>
+              </w:rPr>
+              <w:t>Prière de corriger ou de confirmer avec le QG.</w:t>
+            </w:r>
+          </w:p>
+        </w:tc>
+      </w:tr>
+      <w:tr>
+        <w:tc>
+          <w:tcPr>
+            <w:tcW w:type="dxa" w:w="964"/>
+          </w:tcPr>
+          <w:p>
+            <w:r>
+              <w:rPr>
+                <w:b/>
+                <w:i w:val="0"/>
+                <w:color w:val="EA580C"/>
+                <w:sz w:val="16"/>
+              </w:rPr>
+              <w:t>Moyenne</w:t>
+            </w:r>
+          </w:p>
+        </w:tc>
+        <w:tc>
+          <w:tcPr>
+            <w:tcW w:type="dxa" w:w="1247"/>
+          </w:tcPr>
+          <w:p>
+            <w:r>
+              <w:rPr>
+                <w:b/>
+                <w:i w:val="0"/>
+                <w:sz w:val="16"/>
+              </w:rPr>
+              <w:t>S12</w:t>
+              <w:br/>
+            </w:r>
+            <w:r>
+              <w:rPr>
+                <w:b w:val="0"/>
+                <w:i w:val="0"/>
+                <w:color w:val="64748B"/>
+                <w:sz w:val="14"/>
+              </w:rPr>
+              <w:t>Avoirs / biens durables</w:t>
+            </w:r>
+          </w:p>
+        </w:tc>
+        <w:tc>
+          <w:tcPr>
+            <w:tcW w:type="dxa" w:w="1531"/>
+          </w:tcPr>
+          <w:p>
+            <w:r>
+              <w:rPr>
+                <w:b/>
+                <w:i w:val="0"/>
+                <w:color w:val="16A34A"/>
+                <w:sz w:val="16"/>
+              </w:rPr>
+              <w:t>—</w:t>
+            </w:r>
+          </w:p>
+        </w:tc>
+        <w:tc>
+          <w:tcPr>
+            <w:tcW w:type="dxa" w:w="1191"/>
+          </w:tcPr>
+          <w:p>
+            <w:r>
+              <w:rPr>
+                <w:b w:val="0"/>
+                <w:i w:val="0"/>
+                <w:color w:val="64748B"/>
+                <w:sz w:val="16"/>
+              </w:rPr>
+              <w:t>GT-CQ</w:t>
+            </w:r>
+          </w:p>
+        </w:tc>
+        <w:tc>
+          <w:tcPr>
+            <w:tcW w:type="dxa" w:w="4706"/>
+          </w:tcPr>
+          <w:p>
+            <w:r>
+              <w:rPr>
+                <w:b w:val="0"/>
+                <w:i w:val="0"/>
+                <w:sz w:val="17"/>
+              </w:rPr>
+              <w:t>Attention ! Salon  (Fauteuils et table basse) a été achété à 1500000 Fcfa est relativement élevé par rapport aux autres prix d'achat observés dans cette zone.</w:t>
+            </w:r>
+          </w:p>
+        </w:tc>
+      </w:tr>
+      <w:tr>
+        <w:tc>
+          <w:tcPr>
+            <w:tcW w:type="dxa" w:w="964"/>
+          </w:tcPr>
+          <w:p>
+            <w:r>
+              <w:rPr>
+                <w:b/>
+                <w:i w:val="0"/>
+                <w:color w:val="EA580C"/>
+                <w:sz w:val="16"/>
+              </w:rPr>
+              <w:t>Moyenne</w:t>
+            </w:r>
+          </w:p>
+        </w:tc>
+        <w:tc>
+          <w:tcPr>
+            <w:tcW w:type="dxa" w:w="1247"/>
+          </w:tcPr>
+          <w:p>
+            <w:r>
+              <w:rPr>
+                <w:b/>
+                <w:i w:val="0"/>
+                <w:sz w:val="16"/>
+              </w:rPr>
+              <w:t>S12</w:t>
+              <w:br/>
+            </w:r>
+            <w:r>
+              <w:rPr>
+                <w:b w:val="0"/>
+                <w:i w:val="0"/>
+                <w:color w:val="64748B"/>
+                <w:sz w:val="14"/>
+              </w:rPr>
+              <w:t>Avoirs / biens durables</w:t>
+            </w:r>
+          </w:p>
+        </w:tc>
+        <w:tc>
+          <w:tcPr>
+            <w:tcW w:type="dxa" w:w="1531"/>
+          </w:tcPr>
+          <w:p>
+            <w:r>
+              <w:rPr>
+                <w:b/>
+                <w:i w:val="0"/>
+                <w:color w:val="16A34A"/>
+                <w:sz w:val="16"/>
+              </w:rPr>
+              <w:t>—</w:t>
+            </w:r>
+          </w:p>
+        </w:tc>
+        <w:tc>
+          <w:tcPr>
+            <w:tcW w:type="dxa" w:w="1191"/>
+          </w:tcPr>
+          <w:p>
+            <w:r>
+              <w:rPr>
+                <w:b w:val="0"/>
+                <w:i w:val="0"/>
+                <w:color w:val="64748B"/>
+                <w:sz w:val="16"/>
+              </w:rPr>
+              <w:t>GT-CQ</w:t>
+            </w:r>
+          </w:p>
+        </w:tc>
+        <w:tc>
+          <w:tcPr>
+            <w:tcW w:type="dxa" w:w="4706"/>
+          </w:tcPr>
+          <w:p>
+            <w:r>
+              <w:rPr>
+                <w:b w:val="0"/>
+                <w:i w:val="0"/>
+                <w:sz w:val="17"/>
+              </w:rPr>
+              <w:t>Attention ! Salon  (Fauteuils et table basse) a été revendu à 1000000 Fcfa qui est relativement élevé par rapport aux autres prix de revente observés dans cette zone.</w:t>
+            </w:r>
+          </w:p>
+        </w:tc>
+      </w:tr>
+      <w:tr>
+        <w:tc>
+          <w:tcPr>
+            <w:tcW w:type="dxa" w:w="964"/>
+          </w:tcPr>
+          <w:p>
+            <w:r>
+              <w:rPr>
+                <w:b/>
+                <w:i w:val="0"/>
+                <w:color w:val="EA580C"/>
+                <w:sz w:val="16"/>
+              </w:rPr>
+              <w:t>Moyenne</w:t>
+            </w:r>
+          </w:p>
+        </w:tc>
+        <w:tc>
+          <w:tcPr>
+            <w:tcW w:type="dxa" w:w="1247"/>
+          </w:tcPr>
+          <w:p>
+            <w:r>
+              <w:rPr>
+                <w:b/>
+                <w:i w:val="0"/>
+                <w:sz w:val="16"/>
+              </w:rPr>
+              <w:t>S12</w:t>
+              <w:br/>
+            </w:r>
+            <w:r>
+              <w:rPr>
+                <w:b w:val="0"/>
+                <w:i w:val="0"/>
+                <w:color w:val="64748B"/>
+                <w:sz w:val="14"/>
+              </w:rPr>
+              <w:t>Avoirs / biens durables</w:t>
+            </w:r>
+          </w:p>
+        </w:tc>
+        <w:tc>
+          <w:tcPr>
+            <w:tcW w:type="dxa" w:w="1531"/>
+          </w:tcPr>
+          <w:p>
+            <w:r>
+              <w:rPr>
+                <w:b/>
+                <w:i w:val="0"/>
+                <w:color w:val="16A34A"/>
+                <w:sz w:val="16"/>
+              </w:rPr>
+              <w:t>s01q02, s02q01__1, s02q02__1, s02q03__1, s02q15, s03q17, s04q28, s04q35d</w:t>
+            </w:r>
+          </w:p>
+        </w:tc>
+        <w:tc>
+          <w:tcPr>
+            <w:tcW w:type="dxa" w:w="1191"/>
+          </w:tcPr>
+          <w:p>
+            <w:r>
+              <w:rPr>
+                <w:b w:val="0"/>
+                <w:i w:val="0"/>
+                <w:color w:val="64748B"/>
+                <w:sz w:val="16"/>
+              </w:rPr>
+              <w:t>GT-CQ</w:t>
+            </w:r>
+          </w:p>
+        </w:tc>
+        <w:tc>
+          <w:tcPr>
+            <w:tcW w:type="dxa" w:w="4706"/>
+          </w:tcPr>
+          <w:p>
+            <w:r>
+              <w:rPr>
+                <w:b w:val="0"/>
+                <w:i w:val="0"/>
+                <w:sz w:val="17"/>
+              </w:rPr>
+              <w:t>Le prix de revente de l'article  Téléphone portable ne doit pas être égal 0 même si le ménage l'a reçu en cadeau prière de leurs aider à faire une estimations.</w:t>
+            </w:r>
+          </w:p>
+        </w:tc>
+      </w:tr>
+      <w:tr>
+        <w:tc>
+          <w:tcPr>
+            <w:tcW w:type="dxa" w:w="964"/>
+          </w:tcPr>
+          <w:p>
+            <w:r>
+              <w:rPr>
+                <w:b/>
+                <w:i w:val="0"/>
+                <w:color w:val="EA580C"/>
+                <w:sz w:val="16"/>
+              </w:rPr>
+              <w:t>Moyenne</w:t>
+            </w:r>
+          </w:p>
+        </w:tc>
+        <w:tc>
+          <w:tcPr>
+            <w:tcW w:type="dxa" w:w="1247"/>
+          </w:tcPr>
+          <w:p>
+            <w:r>
+              <w:rPr>
+                <w:b/>
+                <w:i w:val="0"/>
+                <w:sz w:val="16"/>
+              </w:rPr>
+              <w:t>S17</w:t>
+              <w:br/>
+            </w:r>
+            <w:r>
+              <w:rPr>
+                <w:b w:val="0"/>
+                <w:i w:val="0"/>
+                <w:color w:val="64748B"/>
+                <w:sz w:val="14"/>
+              </w:rPr>
+              <w:t>Élevage</w:t>
+            </w:r>
+          </w:p>
+        </w:tc>
+        <w:tc>
+          <w:tcPr>
+            <w:tcW w:type="dxa" w:w="1531"/>
+          </w:tcPr>
+          <w:p>
+            <w:r>
+              <w:rPr>
+                <w:b/>
+                <w:i w:val="0"/>
+                <w:color w:val="16A34A"/>
+                <w:sz w:val="16"/>
+              </w:rPr>
+              <w:t>—</w:t>
+            </w:r>
+          </w:p>
+        </w:tc>
+        <w:tc>
+          <w:tcPr>
+            <w:tcW w:type="dxa" w:w="1191"/>
+          </w:tcPr>
+          <w:p>
+            <w:r>
+              <w:rPr>
+                <w:b w:val="0"/>
+                <w:i w:val="0"/>
+                <w:color w:val="64748B"/>
+                <w:sz w:val="16"/>
+              </w:rPr>
+              <w:t>GT-CQ</w:t>
+            </w:r>
+          </w:p>
+        </w:tc>
+        <w:tc>
+          <w:tcPr>
+            <w:tcW w:type="dxa" w:w="4706"/>
+          </w:tcPr>
+          <w:p>
+            <w:r>
+              <w:rPr>
+                <w:b w:val="0"/>
+                <w:i w:val="0"/>
+                <w:sz w:val="17"/>
+              </w:rPr>
+              <w:t>Veuillez confirmer ces informations avec le QG ou apporter les corrections nécessaires.</w:t>
+            </w:r>
+          </w:p>
+        </w:tc>
+      </w:tr>
+      <w:tr>
+        <w:tc>
+          <w:tcPr>
+            <w:tcW w:type="dxa" w:w="964"/>
+          </w:tcPr>
+          <w:p>
+            <w:r>
+              <w:rPr>
+                <w:b/>
+                <w:i w:val="0"/>
+                <w:color w:val="EA580C"/>
+                <w:sz w:val="16"/>
+              </w:rPr>
+              <w:t>Moyenne</w:t>
             </w:r>
           </w:p>
         </w:tc>
@@ -845,7 +5075,7 @@
                 <w:i w:val="0"/>
                 <w:sz w:val="17"/>
               </w:rPr>
-              <w:t>Incohérence détectée ! Le ménage a précédemment déclaré vivre « Bien » ou « Assez bien » selon son revenu en 20A.02.</w:t>
+              <w:t>Il est donc peu probable qu'il se déclare maintenant comme « Pauvre » ou « Très pauvre ».</w:t>
             </w:r>
           </w:p>
         </w:tc>
@@ -878,7 +5108,7 @@
                 <w:i w:val="0"/>
                 <w:sz w:val="16"/>
               </w:rPr>
-              <w:t>S00</w:t>
+              <w:t>S20</w:t>
               <w:br/>
             </w:r>
             <w:r>
@@ -888,7 +5118,7 @@
                 <w:color w:val="64748B"/>
                 <w:sz w:val="14"/>
               </w:rPr>
-              <w:t>Identification</w:t>
+              <w:t>Gouvernance / autres</w:t>
             </w:r>
           </w:p>
         </w:tc>
@@ -904,7 +5134,7 @@
                 <w:color w:val="16A34A"/>
                 <w:sz w:val="16"/>
               </w:rPr>
-              <w:t>s00q27</w:t>
+              <w:t>—</w:t>
             </w:r>
           </w:p>
         </w:tc>
@@ -935,7 +5165,7 @@
                 <w:i w:val="0"/>
                 <w:sz w:val="17"/>
               </w:rPr>
-              <w:t>Le questionnaire semble ne pas être complètement fini mais le questionnaire est en statut complet, prière de compléter le questionnaire.</w:t>
+              <w:t>Veuillez confirmer ces informations avec le QG ou apporter les corrections nécessaires.</w:t>
             </w:r>
           </w:p>
         </w:tc>
@@ -950,10 +5180,10 @@
               <w:rPr>
                 <w:b/>
                 <w:i w:val="0"/>
-                <w:color w:val="EA580C"/>
+                <w:color w:val="CA8A04"/>
                 <w:sz w:val="16"/>
               </w:rPr>
-              <w:t>Moyenne</w:t>
+              <w:t>Faible</w:t>
             </w:r>
           </w:p>
         </w:tc>
@@ -968,7 +5198,7 @@
                 <w:i w:val="0"/>
                 <w:sz w:val="16"/>
               </w:rPr>
-              <w:t>S00</w:t>
+              <w:t>S01</w:t>
               <w:br/>
             </w:r>
             <w:r>
@@ -978,7 +5208,7 @@
                 <w:color w:val="64748B"/>
                 <w:sz w:val="14"/>
               </w:rPr>
-              <w:t>Identification</w:t>
+              <w:t>Démographie</w:t>
             </w:r>
           </w:p>
         </w:tc>
@@ -994,7 +5224,7 @@
                 <w:color w:val="16A34A"/>
                 <w:sz w:val="16"/>
               </w:rPr>
-              <w:t>—</w:t>
+              <w:t>s00q04, s01q41, s01q00b</w:t>
             </w:r>
           </w:p>
         </w:tc>
@@ -1025,7 +5255,7 @@
                 <w:i w:val="0"/>
                 <w:sz w:val="17"/>
               </w:rPr>
-              <w:t>L'adresse ou la localisation du ménage doit être bien renseignée, ne doit pas contenir des numéros de téléphone et elle semble courte pour être une adresse.</w:t>
+              <w:t>Avertissement!!! ehladji saw a 27 ans et vit en milieu urbain dit n'avoir pas dépensé (0 Fcfa) ou reçu en cadeau pour les cartes prépayées, les transferts de crédit et les abonnements, prière de confirmer cette information auprès de l'enquêté ou confirmer avec le QG.</w:t>
             </w:r>
           </w:p>
         </w:tc>
@@ -1040,10 +5270,10 @@
               <w:rPr>
                 <w:b/>
                 <w:i w:val="0"/>
-                <w:color w:val="EA580C"/>
+                <w:color w:val="CA8A04"/>
                 <w:sz w:val="16"/>
               </w:rPr>
-              <w:t>Moyenne</w:t>
+              <w:t>Faible</w:t>
             </w:r>
           </w:p>
         </w:tc>
@@ -1058,7 +5288,7 @@
                 <w:i w:val="0"/>
                 <w:sz w:val="16"/>
               </w:rPr>
-              <w:t>S00</w:t>
+              <w:t>S01</w:t>
               <w:br/>
             </w:r>
             <w:r>
@@ -1068,7 +5298,7 @@
                 <w:color w:val="64748B"/>
                 <w:sz w:val="14"/>
               </w:rPr>
-              <w:t>Identification</w:t>
+              <w:t>Démographie</w:t>
             </w:r>
           </w:p>
         </w:tc>
@@ -1084,7 +5314,7 @@
                 <w:color w:val="16A34A"/>
                 <w:sz w:val="16"/>
               </w:rPr>
-              <w:t>—</w:t>
+              <w:t>s00q04, s01q41a, s01q00b</w:t>
             </w:r>
           </w:p>
         </w:tc>
@@ -1115,7 +5345,7 @@
                 <w:i w:val="0"/>
                 <w:sz w:val="17"/>
               </w:rPr>
-              <w:t>Prière de renseigner la bonne adresse.</w:t>
+              <w:t>Avertissement!!! ehladji saw a 27 ans et vit en milieu urbain dit n'avoir pas dépensé (0 Fcfa) ou reçu en cadeau pour les recharges internet ou de forfaits de données mobiles(hors appels vocaux) aucours des 30 derniers jours, prière de confirmer cette information auprès de l'enquêté ou confirmer avec le QG.</w:t>
             </w:r>
           </w:p>
         </w:tc>
@@ -1130,10 +5360,10 @@
               <w:rPr>
                 <w:b/>
                 <w:i w:val="0"/>
-                <w:color w:val="EA580C"/>
+                <w:color w:val="CA8A04"/>
                 <w:sz w:val="16"/>
               </w:rPr>
-              <w:t>Moyenne</w:t>
+              <w:t>Faible</w:t>
             </w:r>
           </w:p>
         </w:tc>
@@ -1205,7 +5435,7 @@
                 <w:i w:val="0"/>
                 <w:sz w:val="17"/>
               </w:rPr>
-              <w:t>Attention!!! le montant payé pour les frais de scolarité ( 24000 FCFA) de fatou counta  qui fréquente 1ére année de Maternelle semble faible.</w:t>
+              <w:t>Avertissement!! Êtes-vous sûr que fatou counta qui fréquente 1ére année de Maternelle a dépensé dans l'abonnements d'un bus scolaire?  Veuillez vérifier ce montant auprès du ménage ou confirmer.</w:t>
             </w:r>
           </w:p>
         </w:tc>
@@ -1220,10 +5450,10 @@
               <w:rPr>
                 <w:b/>
                 <w:i w:val="0"/>
-                <w:color w:val="EA580C"/>
+                <w:color w:val="CA8A04"/>
                 <w:sz w:val="16"/>
               </w:rPr>
-              <w:t>Moyenne</w:t>
+              <w:t>Faible</w:t>
             </w:r>
           </w:p>
         </w:tc>
@@ -1295,7 +5525,7 @@
                 <w:i w:val="0"/>
                 <w:sz w:val="17"/>
               </w:rPr>
-              <w:t>Veuillez verifier cette information auprès de l'enquêté ou confirmer avec le QG.</w:t>
+              <w:t>Avertissement!! Êtes-vous sûr que aicha sow qui fréquente 6ème année de Primaire a dépensé dans l'abonnements d'un bus scolaire?  Veuillez vérifier ce montant auprès du ménage ou confirmer.</w:t>
             </w:r>
           </w:p>
         </w:tc>
@@ -1310,10 +5540,10 @@
               <w:rPr>
                 <w:b/>
                 <w:i w:val="0"/>
-                <w:color w:val="EA580C"/>
+                <w:color w:val="CA8A04"/>
                 <w:sz w:val="16"/>
               </w:rPr>
-              <w:t>Moyenne</w:t>
+              <w:t>Faible</w:t>
             </w:r>
           </w:p>
         </w:tc>
@@ -1354,7 +5584,7 @@
                 <w:color w:val="16A34A"/>
                 <w:sz w:val="16"/>
               </w:rPr>
-              <w:t>s01q63, s00q04, s02q25, s01q00b, s02q17_2, s02q15_2</w:t>
+              <w:t>—</w:t>
             </w:r>
           </w:p>
         </w:tc>
@@ -1385,7 +5615,7 @@
                 <w:i w:val="0"/>
                 <w:sz w:val="17"/>
               </w:rPr>
-              <w:t>Dans les milieux urbains c'est peu probable de voir une école dont les élèves ou étudiants ne dépensent pas en frais d'uniformes, prière de verifier pour fatou counta qui fréquente 1ére année de Maternelle et corriger ou confirmer avec le QG.</w:t>
+              <w:t>Avertissement!! Êtes-vous sûr que khadim sow qui fréquente 4ème année de Primaire a dépensé dans l'abonnements d'un bus scolaire?  Veuillez vérifier ce montant auprès du ménage ou confirmer.</w:t>
             </w:r>
           </w:p>
         </w:tc>
@@ -1400,10 +5630,10 @@
               <w:rPr>
                 <w:b/>
                 <w:i w:val="0"/>
-                <w:color w:val="EA580C"/>
+                <w:color w:val="CA8A04"/>
                 <w:sz w:val="16"/>
               </w:rPr>
-              <w:t>Moyenne</w:t>
+              <w:t>Faible</w:t>
             </w:r>
           </w:p>
         </w:tc>
@@ -1475,4417 +5705,7 @@
                 <w:i w:val="0"/>
                 <w:sz w:val="17"/>
               </w:rPr>
-              <w:t>S'il s'agit d'achat de carburant, d'un abonnement ou dépense en &lt;teliman&gt;, d'une dépense en &lt;sotrama&gt; ou en &lt;taxi&gt; afin de se rendre à l'école, prière d'annuler ces dépenses dans cette section et de les renseignées au niveau de la section 9.</w:t>
-            </w:r>
-          </w:p>
-        </w:tc>
-      </w:tr>
-      <w:tr>
-        <w:tc>
-          <w:tcPr>
-            <w:tcW w:type="dxa" w:w="964"/>
-          </w:tcPr>
-          <w:p>
-            <w:r>
-              <w:rPr>
-                <w:b/>
-                <w:i w:val="0"/>
-                <w:color w:val="EA580C"/>
-                <w:sz w:val="16"/>
-              </w:rPr>
-              <w:t>Moyenne</w:t>
-            </w:r>
-          </w:p>
-        </w:tc>
-        <w:tc>
-          <w:tcPr>
-            <w:tcW w:type="dxa" w:w="1247"/>
-          </w:tcPr>
-          <w:p>
-            <w:r>
-              <w:rPr>
-                <w:b/>
-                <w:i w:val="0"/>
-                <w:sz w:val="16"/>
-              </w:rPr>
-              <w:t>S02</w:t>
-              <w:br/>
-            </w:r>
-            <w:r>
-              <w:rPr>
-                <w:b w:val="0"/>
-                <w:i w:val="0"/>
-                <w:color w:val="64748B"/>
-                <w:sz w:val="14"/>
-              </w:rPr>
-              <w:t>Éducation</w:t>
-            </w:r>
-          </w:p>
-        </w:tc>
-        <w:tc>
-          <w:tcPr>
-            <w:tcW w:type="dxa" w:w="1531"/>
-          </w:tcPr>
-          <w:p>
-            <w:r>
-              <w:rPr>
-                <w:b/>
-                <w:i w:val="0"/>
-                <w:color w:val="16A34A"/>
-                <w:sz w:val="16"/>
-              </w:rPr>
-              <w:t>—</w:t>
-            </w:r>
-          </w:p>
-        </w:tc>
-        <w:tc>
-          <w:tcPr>
-            <w:tcW w:type="dxa" w:w="1191"/>
-          </w:tcPr>
-          <w:p>
-            <w:r>
-              <w:rPr>
-                <w:b w:val="0"/>
-                <w:i w:val="0"/>
-                <w:color w:val="64748B"/>
-                <w:sz w:val="16"/>
-              </w:rPr>
-              <w:t>GT-CQ</w:t>
-            </w:r>
-          </w:p>
-        </w:tc>
-        <w:tc>
-          <w:tcPr>
-            <w:tcW w:type="dxa" w:w="4706"/>
-          </w:tcPr>
-          <w:p>
-            <w:r>
-              <w:rPr>
-                <w:b w:val="0"/>
-                <w:i w:val="0"/>
-                <w:sz w:val="17"/>
-              </w:rPr>
-              <w:t>veuillez, s'il vous plait, confirmer les frais de scolarité ( 50000 FCFA) payée de ehladji saw avec le QG ou apporter les corrections nécessaires.</w:t>
-            </w:r>
-          </w:p>
-        </w:tc>
-      </w:tr>
-      <w:tr>
-        <w:tc>
-          <w:tcPr>
-            <w:tcW w:type="dxa" w:w="964"/>
-          </w:tcPr>
-          <w:p>
-            <w:r>
-              <w:rPr>
-                <w:b/>
-                <w:i w:val="0"/>
-                <w:color w:val="EA580C"/>
-                <w:sz w:val="16"/>
-              </w:rPr>
-              <w:t>Moyenne</w:t>
-            </w:r>
-          </w:p>
-        </w:tc>
-        <w:tc>
-          <w:tcPr>
-            <w:tcW w:type="dxa" w:w="1247"/>
-          </w:tcPr>
-          <w:p>
-            <w:r>
-              <w:rPr>
-                <w:b/>
-                <w:i w:val="0"/>
-                <w:sz w:val="16"/>
-              </w:rPr>
-              <w:t>S02</w:t>
-              <w:br/>
-            </w:r>
-            <w:r>
-              <w:rPr>
-                <w:b w:val="0"/>
-                <w:i w:val="0"/>
-                <w:color w:val="64748B"/>
-                <w:sz w:val="14"/>
-              </w:rPr>
-              <w:t>Éducation</w:t>
-            </w:r>
-          </w:p>
-        </w:tc>
-        <w:tc>
-          <w:tcPr>
-            <w:tcW w:type="dxa" w:w="1531"/>
-          </w:tcPr>
-          <w:p>
-            <w:r>
-              <w:rPr>
-                <w:b/>
-                <w:i w:val="0"/>
-                <w:color w:val="16A34A"/>
-                <w:sz w:val="16"/>
-              </w:rPr>
-              <w:t>s01q47__7, s02q24, s01q00b, s02q17_2, s02q15_2</w:t>
-            </w:r>
-          </w:p>
-        </w:tc>
-        <w:tc>
-          <w:tcPr>
-            <w:tcW w:type="dxa" w:w="1191"/>
-          </w:tcPr>
-          <w:p>
-            <w:r>
-              <w:rPr>
-                <w:b w:val="0"/>
-                <w:i w:val="0"/>
-                <w:color w:val="64748B"/>
-                <w:sz w:val="16"/>
-              </w:rPr>
-              <w:t>GT-CQ</w:t>
-            </w:r>
-          </w:p>
-        </w:tc>
-        <w:tc>
-          <w:tcPr>
-            <w:tcW w:type="dxa" w:w="4706"/>
-          </w:tcPr>
-          <w:p>
-            <w:r>
-              <w:rPr>
-                <w:b w:val="0"/>
-                <w:i w:val="0"/>
-                <w:sz w:val="17"/>
-              </w:rPr>
-              <w:t>Le montant des frais pour les cahiers et autres matériels scolaires pour l'année scolaire de ehladji saw qui fréquente 5ème année de Supérieur  est de 0 FCFA, ehladji saw a fait comment pour payer ces cahiers et autres matériels scolaires (SAC, stylo, craie, ardoise, crayon...) ? prière de corriger.</w:t>
-            </w:r>
-          </w:p>
-        </w:tc>
-      </w:tr>
-      <w:tr>
-        <w:tc>
-          <w:tcPr>
-            <w:tcW w:type="dxa" w:w="964"/>
-          </w:tcPr>
-          <w:p>
-            <w:r>
-              <w:rPr>
-                <w:b/>
-                <w:i w:val="0"/>
-                <w:color w:val="EA580C"/>
-                <w:sz w:val="16"/>
-              </w:rPr>
-              <w:t>Moyenne</w:t>
-            </w:r>
-          </w:p>
-        </w:tc>
-        <w:tc>
-          <w:tcPr>
-            <w:tcW w:type="dxa" w:w="1247"/>
-          </w:tcPr>
-          <w:p>
-            <w:r>
-              <w:rPr>
-                <w:b/>
-                <w:i w:val="0"/>
-                <w:sz w:val="16"/>
-              </w:rPr>
-              <w:t>S02</w:t>
-              <w:br/>
-            </w:r>
-            <w:r>
-              <w:rPr>
-                <w:b w:val="0"/>
-                <w:i w:val="0"/>
-                <w:color w:val="64748B"/>
-                <w:sz w:val="14"/>
-              </w:rPr>
-              <w:t>Éducation</w:t>
-            </w:r>
-          </w:p>
-        </w:tc>
-        <w:tc>
-          <w:tcPr>
-            <w:tcW w:type="dxa" w:w="1531"/>
-          </w:tcPr>
-          <w:p>
-            <w:r>
-              <w:rPr>
-                <w:b/>
-                <w:i w:val="0"/>
-                <w:color w:val="16A34A"/>
-                <w:sz w:val="16"/>
-              </w:rPr>
-              <w:t>s01q63, s00q04, s02q25, s01q00b, s02q17_2, s02q15_2</w:t>
-            </w:r>
-          </w:p>
-        </w:tc>
-        <w:tc>
-          <w:tcPr>
-            <w:tcW w:type="dxa" w:w="1191"/>
-          </w:tcPr>
-          <w:p>
-            <w:r>
-              <w:rPr>
-                <w:b w:val="0"/>
-                <w:i w:val="0"/>
-                <w:color w:val="64748B"/>
-                <w:sz w:val="16"/>
-              </w:rPr>
-              <w:t>GT-CQ</w:t>
-            </w:r>
-          </w:p>
-        </w:tc>
-        <w:tc>
-          <w:tcPr>
-            <w:tcW w:type="dxa" w:w="4706"/>
-          </w:tcPr>
-          <w:p>
-            <w:r>
-              <w:rPr>
-                <w:b w:val="0"/>
-                <w:i w:val="0"/>
-                <w:sz w:val="17"/>
-              </w:rPr>
-              <w:t>Dans les milieux urbains c'est peu probable de voir une école dont les élèves ou étudiants ne dépensent pas en frais d'uniformes, prière de verifier pour ehladji saw qui fréquente 5ème année de Supérieur et corriger ou confirmer avec le QG.</w:t>
-            </w:r>
-          </w:p>
-        </w:tc>
-      </w:tr>
-      <w:tr>
-        <w:tc>
-          <w:tcPr>
-            <w:tcW w:type="dxa" w:w="964"/>
-          </w:tcPr>
-          <w:p>
-            <w:r>
-              <w:rPr>
-                <w:b/>
-                <w:i w:val="0"/>
-                <w:color w:val="EA580C"/>
-                <w:sz w:val="16"/>
-              </w:rPr>
-              <w:t>Moyenne</w:t>
-            </w:r>
-          </w:p>
-        </w:tc>
-        <w:tc>
-          <w:tcPr>
-            <w:tcW w:type="dxa" w:w="1247"/>
-          </w:tcPr>
-          <w:p>
-            <w:r>
-              <w:rPr>
-                <w:b/>
-                <w:i w:val="0"/>
-                <w:sz w:val="16"/>
-              </w:rPr>
-              <w:t>S02</w:t>
-              <w:br/>
-            </w:r>
-            <w:r>
-              <w:rPr>
-                <w:b w:val="0"/>
-                <w:i w:val="0"/>
-                <w:color w:val="64748B"/>
-                <w:sz w:val="14"/>
-              </w:rPr>
-              <w:t>Éducation</w:t>
-            </w:r>
-          </w:p>
-        </w:tc>
-        <w:tc>
-          <w:tcPr>
-            <w:tcW w:type="dxa" w:w="1531"/>
-          </w:tcPr>
-          <w:p>
-            <w:r>
-              <w:rPr>
-                <w:b/>
-                <w:i w:val="0"/>
-                <w:color w:val="16A34A"/>
-                <w:sz w:val="16"/>
-              </w:rPr>
-              <w:t>—</w:t>
-            </w:r>
-          </w:p>
-        </w:tc>
-        <w:tc>
-          <w:tcPr>
-            <w:tcW w:type="dxa" w:w="1191"/>
-          </w:tcPr>
-          <w:p>
-            <w:r>
-              <w:rPr>
-                <w:b w:val="0"/>
-                <w:i w:val="0"/>
-                <w:color w:val="64748B"/>
-                <w:sz w:val="16"/>
-              </w:rPr>
-              <w:t>GT-CQ</w:t>
-            </w:r>
-          </w:p>
-        </w:tc>
-        <w:tc>
-          <w:tcPr>
-            <w:tcW w:type="dxa" w:w="4706"/>
-          </w:tcPr>
-          <w:p>
-            <w:r>
-              <w:rPr>
-                <w:b w:val="0"/>
-                <w:i w:val="0"/>
-                <w:sz w:val="17"/>
-              </w:rPr>
-              <w:t>Prière de corriger ou confirmer cette information avec le QG.</w:t>
-            </w:r>
-          </w:p>
-        </w:tc>
-      </w:tr>
-      <w:tr>
-        <w:tc>
-          <w:tcPr>
-            <w:tcW w:type="dxa" w:w="964"/>
-          </w:tcPr>
-          <w:p>
-            <w:r>
-              <w:rPr>
-                <w:b/>
-                <w:i w:val="0"/>
-                <w:color w:val="EA580C"/>
-                <w:sz w:val="16"/>
-              </w:rPr>
-              <w:t>Moyenne</w:t>
-            </w:r>
-          </w:p>
-        </w:tc>
-        <w:tc>
-          <w:tcPr>
-            <w:tcW w:type="dxa" w:w="1247"/>
-          </w:tcPr>
-          <w:p>
-            <w:r>
-              <w:rPr>
-                <w:b/>
-                <w:i w:val="0"/>
-                <w:sz w:val="16"/>
-              </w:rPr>
-              <w:t>S02</w:t>
-              <w:br/>
-            </w:r>
-            <w:r>
-              <w:rPr>
-                <w:b w:val="0"/>
-                <w:i w:val="0"/>
-                <w:color w:val="64748B"/>
-                <w:sz w:val="14"/>
-              </w:rPr>
-              <w:t>Éducation</w:t>
-            </w:r>
-          </w:p>
-        </w:tc>
-        <w:tc>
-          <w:tcPr>
-            <w:tcW w:type="dxa" w:w="1531"/>
-          </w:tcPr>
-          <w:p>
-            <w:r>
-              <w:rPr>
-                <w:b/>
-                <w:i w:val="0"/>
-                <w:color w:val="16A34A"/>
-                <w:sz w:val="16"/>
-              </w:rPr>
-              <w:t>s01q63, s00q04, s02q25, s01q00b, s02q17_2, s02q15_2</w:t>
-            </w:r>
-          </w:p>
-        </w:tc>
-        <w:tc>
-          <w:tcPr>
-            <w:tcW w:type="dxa" w:w="1191"/>
-          </w:tcPr>
-          <w:p>
-            <w:r>
-              <w:rPr>
-                <w:b w:val="0"/>
-                <w:i w:val="0"/>
-                <w:color w:val="64748B"/>
-                <w:sz w:val="16"/>
-              </w:rPr>
-              <w:t>GT-CQ</w:t>
-            </w:r>
-          </w:p>
-        </w:tc>
-        <w:tc>
-          <w:tcPr>
-            <w:tcW w:type="dxa" w:w="4706"/>
-          </w:tcPr>
-          <w:p>
-            <w:r>
-              <w:rPr>
-                <w:b w:val="0"/>
-                <w:i w:val="0"/>
-                <w:sz w:val="17"/>
-              </w:rPr>
-              <w:t>Dans les milieux urbains c'est peu probable de voir une école dont les élèves ou étudiants ne dépensent pas en frais d'uniformes, prière de verifier pour aicha sow qui fréquente 6ème année de Primaire et corriger ou confirmer avec le QG.</w:t>
-            </w:r>
-          </w:p>
-        </w:tc>
-      </w:tr>
-      <w:tr>
-        <w:tc>
-          <w:tcPr>
-            <w:tcW w:type="dxa" w:w="964"/>
-          </w:tcPr>
-          <w:p>
-            <w:r>
-              <w:rPr>
-                <w:b/>
-                <w:i w:val="0"/>
-                <w:color w:val="EA580C"/>
-                <w:sz w:val="16"/>
-              </w:rPr>
-              <w:t>Moyenne</w:t>
-            </w:r>
-          </w:p>
-        </w:tc>
-        <w:tc>
-          <w:tcPr>
-            <w:tcW w:type="dxa" w:w="1247"/>
-          </w:tcPr>
-          <w:p>
-            <w:r>
-              <w:rPr>
-                <w:b/>
-                <w:i w:val="0"/>
-                <w:sz w:val="16"/>
-              </w:rPr>
-              <w:t>S02</w:t>
-              <w:br/>
-            </w:r>
-            <w:r>
-              <w:rPr>
-                <w:b w:val="0"/>
-                <w:i w:val="0"/>
-                <w:color w:val="64748B"/>
-                <w:sz w:val="14"/>
-              </w:rPr>
-              <w:t>Éducation</w:t>
-            </w:r>
-          </w:p>
-        </w:tc>
-        <w:tc>
-          <w:tcPr>
-            <w:tcW w:type="dxa" w:w="1531"/>
-          </w:tcPr>
-          <w:p>
-            <w:r>
-              <w:rPr>
-                <w:b/>
-                <w:i w:val="0"/>
-                <w:color w:val="16A34A"/>
-                <w:sz w:val="16"/>
-              </w:rPr>
-              <w:t>s01q63, s00q04, s02q25, s01q00b, s02q17_2, s02q15_2</w:t>
-            </w:r>
-          </w:p>
-        </w:tc>
-        <w:tc>
-          <w:tcPr>
-            <w:tcW w:type="dxa" w:w="1191"/>
-          </w:tcPr>
-          <w:p>
-            <w:r>
-              <w:rPr>
-                <w:b w:val="0"/>
-                <w:i w:val="0"/>
-                <w:color w:val="64748B"/>
-                <w:sz w:val="16"/>
-              </w:rPr>
-              <w:t>GT-CQ</w:t>
-            </w:r>
-          </w:p>
-        </w:tc>
-        <w:tc>
-          <w:tcPr>
-            <w:tcW w:type="dxa" w:w="4706"/>
-          </w:tcPr>
-          <w:p>
-            <w:r>
-              <w:rPr>
-                <w:b w:val="0"/>
-                <w:i w:val="0"/>
-                <w:sz w:val="17"/>
-              </w:rPr>
-              <w:t>Dans les milieux urbains c'est peu probable de voir une école dont les élèves ou étudiants ne dépensent pas en frais d'uniformes, prière de verifier pour khadim sow qui fréquente 4ème année de Primaire et corriger ou confirmer avec le QG.</w:t>
-            </w:r>
-          </w:p>
-        </w:tc>
-      </w:tr>
-      <w:tr>
-        <w:tc>
-          <w:tcPr>
-            <w:tcW w:type="dxa" w:w="964"/>
-          </w:tcPr>
-          <w:p>
-            <w:r>
-              <w:rPr>
-                <w:b/>
-                <w:i w:val="0"/>
-                <w:color w:val="EA580C"/>
-                <w:sz w:val="16"/>
-              </w:rPr>
-              <w:t>Moyenne</w:t>
-            </w:r>
-          </w:p>
-        </w:tc>
-        <w:tc>
-          <w:tcPr>
-            <w:tcW w:type="dxa" w:w="1247"/>
-          </w:tcPr>
-          <w:p>
-            <w:r>
-              <w:rPr>
-                <w:b/>
-                <w:i w:val="0"/>
-                <w:sz w:val="16"/>
-              </w:rPr>
-              <w:t>S07</w:t>
-              <w:br/>
-            </w:r>
-            <w:r>
-              <w:rPr>
-                <w:b w:val="0"/>
-                <w:i w:val="0"/>
-                <w:color w:val="64748B"/>
-                <w:sz w:val="14"/>
-              </w:rPr>
-              <w:t>Consommation alimentaire</w:t>
-            </w:r>
-          </w:p>
-        </w:tc>
-        <w:tc>
-          <w:tcPr>
-            <w:tcW w:type="dxa" w:w="1531"/>
-          </w:tcPr>
-          <w:p>
-            <w:r>
-              <w:rPr>
-                <w:b/>
-                <w:i w:val="0"/>
-                <w:color w:val="16A34A"/>
-                <w:sz w:val="16"/>
-              </w:rPr>
-              <w:t>s01q02, s02q01__1, s02q02__1, s02q03__1, s02q15, s03q17, s04q28, s04q35d</w:t>
-            </w:r>
-          </w:p>
-        </w:tc>
-        <w:tc>
-          <w:tcPr>
-            <w:tcW w:type="dxa" w:w="1191"/>
-          </w:tcPr>
-          <w:p>
-            <w:r>
-              <w:rPr>
-                <w:b w:val="0"/>
-                <w:i w:val="0"/>
-                <w:color w:val="64748B"/>
-                <w:sz w:val="16"/>
-              </w:rPr>
-              <w:t>GT-CQ</w:t>
-            </w:r>
-          </w:p>
-        </w:tc>
-        <w:tc>
-          <w:tcPr>
-            <w:tcW w:type="dxa" w:w="4706"/>
-          </w:tcPr>
-          <w:p>
-            <w:r>
-              <w:rPr>
-                <w:b w:val="0"/>
-                <w:i w:val="0"/>
-                <w:sz w:val="17"/>
-              </w:rPr>
-              <w:t>Attention ! La somme des repas pris à l'extérieur pour l'ensemble du ménage et pour les membres du ménage est identique, êtes-vous sûr de ne pas avoir reconduit les mêmes informations? Prière de vérifier et corriger ou de confirmer avec le QG.</w:t>
-            </w:r>
-          </w:p>
-        </w:tc>
-      </w:tr>
-      <w:tr>
-        <w:tc>
-          <w:tcPr>
-            <w:tcW w:type="dxa" w:w="964"/>
-          </w:tcPr>
-          <w:p>
-            <w:r>
-              <w:rPr>
-                <w:b/>
-                <w:i w:val="0"/>
-                <w:color w:val="EA580C"/>
-                <w:sz w:val="16"/>
-              </w:rPr>
-              <w:t>Moyenne</w:t>
-            </w:r>
-          </w:p>
-        </w:tc>
-        <w:tc>
-          <w:tcPr>
-            <w:tcW w:type="dxa" w:w="1247"/>
-          </w:tcPr>
-          <w:p>
-            <w:r>
-              <w:rPr>
-                <w:b/>
-                <w:i w:val="0"/>
-                <w:sz w:val="16"/>
-              </w:rPr>
-              <w:t>S07</w:t>
-              <w:br/>
-            </w:r>
-            <w:r>
-              <w:rPr>
-                <w:b w:val="0"/>
-                <w:i w:val="0"/>
-                <w:color w:val="64748B"/>
-                <w:sz w:val="14"/>
-              </w:rPr>
-              <w:t>Consommation alimentaire</w:t>
-            </w:r>
-          </w:p>
-        </w:tc>
-        <w:tc>
-          <w:tcPr>
-            <w:tcW w:type="dxa" w:w="1531"/>
-          </w:tcPr>
-          <w:p>
-            <w:r>
-              <w:rPr>
-                <w:b/>
-                <w:i w:val="0"/>
-                <w:color w:val="16A34A"/>
-                <w:sz w:val="16"/>
-              </w:rPr>
-              <w:t>—</w:t>
-            </w:r>
-          </w:p>
-        </w:tc>
-        <w:tc>
-          <w:tcPr>
-            <w:tcW w:type="dxa" w:w="1191"/>
-          </w:tcPr>
-          <w:p>
-            <w:r>
-              <w:rPr>
-                <w:b w:val="0"/>
-                <w:i w:val="0"/>
-                <w:color w:val="64748B"/>
-                <w:sz w:val="16"/>
-              </w:rPr>
-              <w:t>GT-CQ</w:t>
-            </w:r>
-          </w:p>
-        </w:tc>
-        <w:tc>
-          <w:tcPr>
-            <w:tcW w:type="dxa" w:w="4706"/>
-          </w:tcPr>
-          <w:p>
-            <w:r>
-              <w:rPr>
-                <w:b w:val="0"/>
-                <w:i w:val="0"/>
-                <w:sz w:val="17"/>
-              </w:rPr>
-              <w:t>Attention ! Le prix unitaire d'achat (100 Fcfa) de Piment frais en Pièce (Petit) est relativement élevé par rapport aux autres prix observés dans cette zone.</w:t>
-            </w:r>
-          </w:p>
-        </w:tc>
-      </w:tr>
-      <w:tr>
-        <w:tc>
-          <w:tcPr>
-            <w:tcW w:type="dxa" w:w="964"/>
-          </w:tcPr>
-          <w:p>
-            <w:r>
-              <w:rPr>
-                <w:b/>
-                <w:i w:val="0"/>
-                <w:color w:val="EA580C"/>
-                <w:sz w:val="16"/>
-              </w:rPr>
-              <w:t>Moyenne</w:t>
-            </w:r>
-          </w:p>
-        </w:tc>
-        <w:tc>
-          <w:tcPr>
-            <w:tcW w:type="dxa" w:w="1247"/>
-          </w:tcPr>
-          <w:p>
-            <w:r>
-              <w:rPr>
-                <w:b/>
-                <w:i w:val="0"/>
-                <w:sz w:val="16"/>
-              </w:rPr>
-              <w:t>S07</w:t>
-              <w:br/>
-            </w:r>
-            <w:r>
-              <w:rPr>
-                <w:b w:val="0"/>
-                <w:i w:val="0"/>
-                <w:color w:val="64748B"/>
-                <w:sz w:val="14"/>
-              </w:rPr>
-              <w:t>Consommation alimentaire</w:t>
-            </w:r>
-          </w:p>
-        </w:tc>
-        <w:tc>
-          <w:tcPr>
-            <w:tcW w:type="dxa" w:w="1531"/>
-          </w:tcPr>
-          <w:p>
-            <w:r>
-              <w:rPr>
-                <w:b/>
-                <w:i w:val="0"/>
-                <w:color w:val="16A34A"/>
-                <w:sz w:val="16"/>
-              </w:rPr>
-              <w:t>—</w:t>
-            </w:r>
-          </w:p>
-        </w:tc>
-        <w:tc>
-          <w:tcPr>
-            <w:tcW w:type="dxa" w:w="1191"/>
-          </w:tcPr>
-          <w:p>
-            <w:r>
-              <w:rPr>
-                <w:b w:val="0"/>
-                <w:i w:val="0"/>
-                <w:color w:val="64748B"/>
-                <w:sz w:val="16"/>
-              </w:rPr>
-              <w:t>GT-CQ</w:t>
-            </w:r>
-          </w:p>
-        </w:tc>
-        <w:tc>
-          <w:tcPr>
-            <w:tcW w:type="dxa" w:w="4706"/>
-          </w:tcPr>
-          <w:p>
-            <w:r>
-              <w:rPr>
-                <w:b w:val="0"/>
-                <w:i w:val="0"/>
-                <w:sz w:val="17"/>
-              </w:rPr>
-              <w:t>Prière de corriger ou de confirmer avec le QG.</w:t>
-            </w:r>
-          </w:p>
-        </w:tc>
-      </w:tr>
-      <w:tr>
-        <w:tc>
-          <w:tcPr>
-            <w:tcW w:type="dxa" w:w="964"/>
-          </w:tcPr>
-          <w:p>
-            <w:r>
-              <w:rPr>
-                <w:b/>
-                <w:i w:val="0"/>
-                <w:color w:val="EA580C"/>
-                <w:sz w:val="16"/>
-              </w:rPr>
-              <w:t>Moyenne</w:t>
-            </w:r>
-          </w:p>
-        </w:tc>
-        <w:tc>
-          <w:tcPr>
-            <w:tcW w:type="dxa" w:w="1247"/>
-          </w:tcPr>
-          <w:p>
-            <w:r>
-              <w:rPr>
-                <w:b/>
-                <w:i w:val="0"/>
-                <w:sz w:val="16"/>
-              </w:rPr>
-              <w:t>S07</w:t>
-              <w:br/>
-            </w:r>
-            <w:r>
-              <w:rPr>
-                <w:b w:val="0"/>
-                <w:i w:val="0"/>
-                <w:color w:val="64748B"/>
-                <w:sz w:val="14"/>
-              </w:rPr>
-              <w:t>Consommation alimentaire</w:t>
-            </w:r>
-          </w:p>
-        </w:tc>
-        <w:tc>
-          <w:tcPr>
-            <w:tcW w:type="dxa" w:w="1531"/>
-          </w:tcPr>
-          <w:p>
-            <w:r>
-              <w:rPr>
-                <w:b/>
-                <w:i w:val="0"/>
-                <w:color w:val="16A34A"/>
-                <w:sz w:val="16"/>
-              </w:rPr>
-              <w:t>—</w:t>
-            </w:r>
-          </w:p>
-        </w:tc>
-        <w:tc>
-          <w:tcPr>
-            <w:tcW w:type="dxa" w:w="1191"/>
-          </w:tcPr>
-          <w:p>
-            <w:r>
-              <w:rPr>
-                <w:b w:val="0"/>
-                <w:i w:val="0"/>
-                <w:color w:val="64748B"/>
-                <w:sz w:val="16"/>
-              </w:rPr>
-              <w:t>GT-CQ</w:t>
-            </w:r>
-          </w:p>
-        </w:tc>
-        <w:tc>
-          <w:tcPr>
-            <w:tcW w:type="dxa" w:w="4706"/>
-          </w:tcPr>
-          <w:p>
-            <w:r>
-              <w:rPr>
-                <w:b w:val="0"/>
-                <w:i w:val="0"/>
-                <w:sz w:val="17"/>
-              </w:rPr>
-              <w:t>Attention ! Le prix unitaire d'achat (1000 Fcfa) de Aubergine en Pièce (Moyen) est relativement élevé par rapport aux autres prix observés dans cette zone.</w:t>
-            </w:r>
-          </w:p>
-        </w:tc>
-      </w:tr>
-      <w:tr>
-        <w:tc>
-          <w:tcPr>
-            <w:tcW w:type="dxa" w:w="964"/>
-          </w:tcPr>
-          <w:p>
-            <w:r>
-              <w:rPr>
-                <w:b/>
-                <w:i w:val="0"/>
-                <w:color w:val="EA580C"/>
-                <w:sz w:val="16"/>
-              </w:rPr>
-              <w:t>Moyenne</w:t>
-            </w:r>
-          </w:p>
-        </w:tc>
-        <w:tc>
-          <w:tcPr>
-            <w:tcW w:type="dxa" w:w="1247"/>
-          </w:tcPr>
-          <w:p>
-            <w:r>
-              <w:rPr>
-                <w:b/>
-                <w:i w:val="0"/>
-                <w:sz w:val="16"/>
-              </w:rPr>
-              <w:t>S07</w:t>
-              <w:br/>
-            </w:r>
-            <w:r>
-              <w:rPr>
-                <w:b w:val="0"/>
-                <w:i w:val="0"/>
-                <w:color w:val="64748B"/>
-                <w:sz w:val="14"/>
-              </w:rPr>
-              <w:t>Consommation alimentaire</w:t>
-            </w:r>
-          </w:p>
-        </w:tc>
-        <w:tc>
-          <w:tcPr>
-            <w:tcW w:type="dxa" w:w="1531"/>
-          </w:tcPr>
-          <w:p>
-            <w:r>
-              <w:rPr>
-                <w:b/>
-                <w:i w:val="0"/>
-                <w:color w:val="16A34A"/>
-                <w:sz w:val="16"/>
-              </w:rPr>
-              <w:t>—</w:t>
-            </w:r>
-          </w:p>
-        </w:tc>
-        <w:tc>
-          <w:tcPr>
-            <w:tcW w:type="dxa" w:w="1191"/>
-          </w:tcPr>
-          <w:p>
-            <w:r>
-              <w:rPr>
-                <w:b w:val="0"/>
-                <w:i w:val="0"/>
-                <w:color w:val="64748B"/>
-                <w:sz w:val="16"/>
-              </w:rPr>
-              <w:t>GT-CQ</w:t>
-            </w:r>
-          </w:p>
-        </w:tc>
-        <w:tc>
-          <w:tcPr>
-            <w:tcW w:type="dxa" w:w="4706"/>
-          </w:tcPr>
-          <w:p>
-            <w:r>
-              <w:rPr>
-                <w:b w:val="0"/>
-                <w:i w:val="0"/>
-                <w:sz w:val="17"/>
-              </w:rPr>
-              <w:t>Attention ! Le prix unitaire d'achat (200 Fcfa) de Carotte en Pièce (Moyen) est relativement élevé par rapport aux autres prix observés dans cette zone.</w:t>
-            </w:r>
-          </w:p>
-        </w:tc>
-      </w:tr>
-      <w:tr>
-        <w:tc>
-          <w:tcPr>
-            <w:tcW w:type="dxa" w:w="964"/>
-          </w:tcPr>
-          <w:p>
-            <w:r>
-              <w:rPr>
-                <w:b/>
-                <w:i w:val="0"/>
-                <w:color w:val="EA580C"/>
-                <w:sz w:val="16"/>
-              </w:rPr>
-              <w:t>Moyenne</w:t>
-            </w:r>
-          </w:p>
-        </w:tc>
-        <w:tc>
-          <w:tcPr>
-            <w:tcW w:type="dxa" w:w="1247"/>
-          </w:tcPr>
-          <w:p>
-            <w:r>
-              <w:rPr>
-                <w:b/>
-                <w:i w:val="0"/>
-                <w:sz w:val="16"/>
-              </w:rPr>
-              <w:t>S07</w:t>
-              <w:br/>
-            </w:r>
-            <w:r>
-              <w:rPr>
-                <w:b w:val="0"/>
-                <w:i w:val="0"/>
-                <w:color w:val="64748B"/>
-                <w:sz w:val="14"/>
-              </w:rPr>
-              <w:t>Consommation alimentaire</w:t>
-            </w:r>
-          </w:p>
-        </w:tc>
-        <w:tc>
-          <w:tcPr>
-            <w:tcW w:type="dxa" w:w="1531"/>
-          </w:tcPr>
-          <w:p>
-            <w:r>
-              <w:rPr>
-                <w:b/>
-                <w:i w:val="0"/>
-                <w:color w:val="16A34A"/>
-                <w:sz w:val="16"/>
-              </w:rPr>
-              <w:t>—</w:t>
-            </w:r>
-          </w:p>
-        </w:tc>
-        <w:tc>
-          <w:tcPr>
-            <w:tcW w:type="dxa" w:w="1191"/>
-          </w:tcPr>
-          <w:p>
-            <w:r>
-              <w:rPr>
-                <w:b w:val="0"/>
-                <w:i w:val="0"/>
-                <w:color w:val="64748B"/>
-                <w:sz w:val="16"/>
-              </w:rPr>
-              <w:t>GT-CQ</w:t>
-            </w:r>
-          </w:p>
-        </w:tc>
-        <w:tc>
-          <w:tcPr>
-            <w:tcW w:type="dxa" w:w="4706"/>
-          </w:tcPr>
-          <w:p>
-            <w:r>
-              <w:rPr>
-                <w:b w:val="0"/>
-                <w:i w:val="0"/>
-                <w:sz w:val="17"/>
-              </w:rPr>
-              <w:t>Attention ! Le prix unitaire d'achat (200 Fcfa) de Choux en Morceau (Portion) (Petit) est relativement élevé par rapport aux autres prix observés dans cette zone.</w:t>
-            </w:r>
-          </w:p>
-        </w:tc>
-      </w:tr>
-      <w:tr>
-        <w:tc>
-          <w:tcPr>
-            <w:tcW w:type="dxa" w:w="964"/>
-          </w:tcPr>
-          <w:p>
-            <w:r>
-              <w:rPr>
-                <w:b/>
-                <w:i w:val="0"/>
-                <w:color w:val="EA580C"/>
-                <w:sz w:val="16"/>
-              </w:rPr>
-              <w:t>Moyenne</w:t>
-            </w:r>
-          </w:p>
-        </w:tc>
-        <w:tc>
-          <w:tcPr>
-            <w:tcW w:type="dxa" w:w="1247"/>
-          </w:tcPr>
-          <w:p>
-            <w:r>
-              <w:rPr>
-                <w:b/>
-                <w:i w:val="0"/>
-                <w:sz w:val="16"/>
-              </w:rPr>
-              <w:t>S07</w:t>
-              <w:br/>
-            </w:r>
-            <w:r>
-              <w:rPr>
-                <w:b w:val="0"/>
-                <w:i w:val="0"/>
-                <w:color w:val="64748B"/>
-                <w:sz w:val="14"/>
-              </w:rPr>
-              <w:t>Consommation alimentaire</w:t>
-            </w:r>
-          </w:p>
-        </w:tc>
-        <w:tc>
-          <w:tcPr>
-            <w:tcW w:type="dxa" w:w="1531"/>
-          </w:tcPr>
-          <w:p>
-            <w:r>
-              <w:rPr>
-                <w:b/>
-                <w:i w:val="0"/>
-                <w:color w:val="16A34A"/>
-                <w:sz w:val="16"/>
-              </w:rPr>
-              <w:t>—</w:t>
-            </w:r>
-          </w:p>
-        </w:tc>
-        <w:tc>
-          <w:tcPr>
-            <w:tcW w:type="dxa" w:w="1191"/>
-          </w:tcPr>
-          <w:p>
-            <w:r>
-              <w:rPr>
-                <w:b w:val="0"/>
-                <w:i w:val="0"/>
-                <w:color w:val="64748B"/>
-                <w:sz w:val="16"/>
-              </w:rPr>
-              <w:t>GT-CQ</w:t>
-            </w:r>
-          </w:p>
-        </w:tc>
-        <w:tc>
-          <w:tcPr>
-            <w:tcW w:type="dxa" w:w="4706"/>
-          </w:tcPr>
-          <w:p>
-            <w:r>
-              <w:rPr>
-                <w:b w:val="0"/>
-                <w:i w:val="0"/>
-                <w:sz w:val="17"/>
-              </w:rPr>
-              <w:t>Attention ! Le prix unitaire d'achat (250 Fcfa) de Piment séché/ poudre en Sachets (Moyen) est relativement élevé par rapport aux autres prix observés dans cette zone.</w:t>
-            </w:r>
-          </w:p>
-        </w:tc>
-      </w:tr>
-      <w:tr>
-        <w:tc>
-          <w:tcPr>
-            <w:tcW w:type="dxa" w:w="964"/>
-          </w:tcPr>
-          <w:p>
-            <w:r>
-              <w:rPr>
-                <w:b/>
-                <w:i w:val="0"/>
-                <w:color w:val="EA580C"/>
-                <w:sz w:val="16"/>
-              </w:rPr>
-              <w:t>Moyenne</w:t>
-            </w:r>
-          </w:p>
-        </w:tc>
-        <w:tc>
-          <w:tcPr>
-            <w:tcW w:type="dxa" w:w="1247"/>
-          </w:tcPr>
-          <w:p>
-            <w:r>
-              <w:rPr>
-                <w:b/>
-                <w:i w:val="0"/>
-                <w:sz w:val="16"/>
-              </w:rPr>
-              <w:t>S07</w:t>
-              <w:br/>
-            </w:r>
-            <w:r>
-              <w:rPr>
-                <w:b w:val="0"/>
-                <w:i w:val="0"/>
-                <w:color w:val="64748B"/>
-                <w:sz w:val="14"/>
-              </w:rPr>
-              <w:t>Consommation alimentaire</w:t>
-            </w:r>
-          </w:p>
-        </w:tc>
-        <w:tc>
-          <w:tcPr>
-            <w:tcW w:type="dxa" w:w="1531"/>
-          </w:tcPr>
-          <w:p>
-            <w:r>
-              <w:rPr>
-                <w:b/>
-                <w:i w:val="0"/>
-                <w:color w:val="16A34A"/>
-                <w:sz w:val="16"/>
-              </w:rPr>
-              <w:t>—</w:t>
-            </w:r>
-          </w:p>
-        </w:tc>
-        <w:tc>
-          <w:tcPr>
-            <w:tcW w:type="dxa" w:w="1191"/>
-          </w:tcPr>
-          <w:p>
-            <w:r>
-              <w:rPr>
-                <w:b w:val="0"/>
-                <w:i w:val="0"/>
-                <w:color w:val="64748B"/>
-                <w:sz w:val="16"/>
-              </w:rPr>
-              <w:t>GT-CQ</w:t>
-            </w:r>
-          </w:p>
-        </w:tc>
-        <w:tc>
-          <w:tcPr>
-            <w:tcW w:type="dxa" w:w="4706"/>
-          </w:tcPr>
-          <w:p>
-            <w:r>
-              <w:rPr>
-                <w:b w:val="0"/>
-                <w:i w:val="0"/>
-                <w:sz w:val="17"/>
-              </w:rPr>
-              <w:t>Attention ! Soupçons de quantité anormale! Le ménage de FATOUMATA BABOU avec une taille de 7 personnes a consommé 7.87 Kg en taille unique de Riz importé brisé qui est relativement élevé comme consommation par rapport à la condition de vie des autres ménages de même taille dans cette zone.</w:t>
-            </w:r>
-          </w:p>
-        </w:tc>
-      </w:tr>
-      <w:tr>
-        <w:tc>
-          <w:tcPr>
-            <w:tcW w:type="dxa" w:w="964"/>
-          </w:tcPr>
-          <w:p>
-            <w:r>
-              <w:rPr>
-                <w:b/>
-                <w:i w:val="0"/>
-                <w:color w:val="EA580C"/>
-                <w:sz w:val="16"/>
-              </w:rPr>
-              <w:t>Moyenne</w:t>
-            </w:r>
-          </w:p>
-        </w:tc>
-        <w:tc>
-          <w:tcPr>
-            <w:tcW w:type="dxa" w:w="1247"/>
-          </w:tcPr>
-          <w:p>
-            <w:r>
-              <w:rPr>
-                <w:b/>
-                <w:i w:val="0"/>
-                <w:sz w:val="16"/>
-              </w:rPr>
-              <w:t>S07</w:t>
-              <w:br/>
-            </w:r>
-            <w:r>
-              <w:rPr>
-                <w:b w:val="0"/>
-                <w:i w:val="0"/>
-                <w:color w:val="64748B"/>
-                <w:sz w:val="14"/>
-              </w:rPr>
-              <w:t>Consommation alimentaire</w:t>
-            </w:r>
-          </w:p>
-        </w:tc>
-        <w:tc>
-          <w:tcPr>
-            <w:tcW w:type="dxa" w:w="1531"/>
-          </w:tcPr>
-          <w:p>
-            <w:r>
-              <w:rPr>
-                <w:b/>
-                <w:i w:val="0"/>
-                <w:color w:val="16A34A"/>
-                <w:sz w:val="16"/>
-              </w:rPr>
-              <w:t>—</w:t>
-            </w:r>
-          </w:p>
-        </w:tc>
-        <w:tc>
-          <w:tcPr>
-            <w:tcW w:type="dxa" w:w="1191"/>
-          </w:tcPr>
-          <w:p>
-            <w:r>
-              <w:rPr>
-                <w:b w:val="0"/>
-                <w:i w:val="0"/>
-                <w:color w:val="64748B"/>
-                <w:sz w:val="16"/>
-              </w:rPr>
-              <w:t>GT-CQ</w:t>
-            </w:r>
-          </w:p>
-        </w:tc>
-        <w:tc>
-          <w:tcPr>
-            <w:tcW w:type="dxa" w:w="4706"/>
-          </w:tcPr>
-          <w:p>
-            <w:r>
-              <w:rPr>
-                <w:b w:val="0"/>
-                <w:i w:val="0"/>
-                <w:sz w:val="17"/>
-              </w:rPr>
-              <w:t>Attention ! Le prix unitaire d'achat (41.66667 Fcfa) de Eau minérale/filtrée en bouteille locale en Bidon 20l (taille unique) est relativement faible par rapport aux autres prix observés dans cette zone.</w:t>
-            </w:r>
-          </w:p>
-        </w:tc>
-      </w:tr>
-      <w:tr>
-        <w:tc>
-          <w:tcPr>
-            <w:tcW w:type="dxa" w:w="964"/>
-          </w:tcPr>
-          <w:p>
-            <w:r>
-              <w:rPr>
-                <w:b/>
-                <w:i w:val="0"/>
-                <w:color w:val="EA580C"/>
-                <w:sz w:val="16"/>
-              </w:rPr>
-              <w:t>Moyenne</w:t>
-            </w:r>
-          </w:p>
-        </w:tc>
-        <w:tc>
-          <w:tcPr>
-            <w:tcW w:type="dxa" w:w="1247"/>
-          </w:tcPr>
-          <w:p>
-            <w:r>
-              <w:rPr>
-                <w:b/>
-                <w:i w:val="0"/>
-                <w:sz w:val="16"/>
-              </w:rPr>
-              <w:t>S09</w:t>
-              <w:br/>
-            </w:r>
-            <w:r>
-              <w:rPr>
-                <w:b w:val="0"/>
-                <w:i w:val="0"/>
-                <w:color w:val="64748B"/>
-                <w:sz w:val="14"/>
-              </w:rPr>
-              <w:t>Dépenses non alimentaires</w:t>
-            </w:r>
-          </w:p>
-        </w:tc>
-        <w:tc>
-          <w:tcPr>
-            <w:tcW w:type="dxa" w:w="1531"/>
-          </w:tcPr>
-          <w:p>
-            <w:r>
-              <w:rPr>
-                <w:b/>
-                <w:i w:val="0"/>
-                <w:color w:val="16A34A"/>
-                <w:sz w:val="16"/>
-              </w:rPr>
-              <w:t>—</w:t>
-            </w:r>
-          </w:p>
-        </w:tc>
-        <w:tc>
-          <w:tcPr>
-            <w:tcW w:type="dxa" w:w="1191"/>
-          </w:tcPr>
-          <w:p>
-            <w:r>
-              <w:rPr>
-                <w:b w:val="0"/>
-                <w:i w:val="0"/>
-                <w:color w:val="64748B"/>
-                <w:sz w:val="16"/>
-              </w:rPr>
-              <w:t>GT-CQ</w:t>
-            </w:r>
-          </w:p>
-        </w:tc>
-        <w:tc>
-          <w:tcPr>
-            <w:tcW w:type="dxa" w:w="4706"/>
-          </w:tcPr>
-          <w:p>
-            <w:r>
-              <w:rPr>
-                <w:b w:val="0"/>
-                <w:i w:val="0"/>
-                <w:sz w:val="17"/>
-              </w:rPr>
-              <w:t>Attention ! La dépense totale du ménage de FATOUMATA BABOU (19000 Fcfa) de la fête de Nouvel an 2026 est relativement élevé.</w:t>
-            </w:r>
-          </w:p>
-        </w:tc>
-      </w:tr>
-      <w:tr>
-        <w:tc>
-          <w:tcPr>
-            <w:tcW w:type="dxa" w:w="964"/>
-          </w:tcPr>
-          <w:p>
-            <w:r>
-              <w:rPr>
-                <w:b/>
-                <w:i w:val="0"/>
-                <w:color w:val="EA580C"/>
-                <w:sz w:val="16"/>
-              </w:rPr>
-              <w:t>Moyenne</w:t>
-            </w:r>
-          </w:p>
-        </w:tc>
-        <w:tc>
-          <w:tcPr>
-            <w:tcW w:type="dxa" w:w="1247"/>
-          </w:tcPr>
-          <w:p>
-            <w:r>
-              <w:rPr>
-                <w:b/>
-                <w:i w:val="0"/>
-                <w:sz w:val="16"/>
-              </w:rPr>
-              <w:t>S09</w:t>
-              <w:br/>
-            </w:r>
-            <w:r>
-              <w:rPr>
-                <w:b w:val="0"/>
-                <w:i w:val="0"/>
-                <w:color w:val="64748B"/>
-                <w:sz w:val="14"/>
-              </w:rPr>
-              <w:t>Dépenses non alimentaires</w:t>
-            </w:r>
-          </w:p>
-        </w:tc>
-        <w:tc>
-          <w:tcPr>
-            <w:tcW w:type="dxa" w:w="1531"/>
-          </w:tcPr>
-          <w:p>
-            <w:r>
-              <w:rPr>
-                <w:b/>
-                <w:i w:val="0"/>
-                <w:color w:val="16A34A"/>
-                <w:sz w:val="16"/>
-              </w:rPr>
-              <w:t>—</w:t>
-            </w:r>
-          </w:p>
-        </w:tc>
-        <w:tc>
-          <w:tcPr>
-            <w:tcW w:type="dxa" w:w="1191"/>
-          </w:tcPr>
-          <w:p>
-            <w:r>
-              <w:rPr>
-                <w:b w:val="0"/>
-                <w:i w:val="0"/>
-                <w:color w:val="64748B"/>
-                <w:sz w:val="16"/>
-              </w:rPr>
-              <w:t>GT-CQ</w:t>
-            </w:r>
-          </w:p>
-        </w:tc>
-        <w:tc>
-          <w:tcPr>
-            <w:tcW w:type="dxa" w:w="4706"/>
-          </w:tcPr>
-          <w:p>
-            <w:r>
-              <w:rPr>
-                <w:b w:val="0"/>
-                <w:i w:val="0"/>
-                <w:sz w:val="17"/>
-              </w:rPr>
-              <w:t>Prière de corriger ou de confirmer avec le QG.</w:t>
-            </w:r>
-          </w:p>
-        </w:tc>
-      </w:tr>
-      <w:tr>
-        <w:tc>
-          <w:tcPr>
-            <w:tcW w:type="dxa" w:w="964"/>
-          </w:tcPr>
-          <w:p>
-            <w:r>
-              <w:rPr>
-                <w:b/>
-                <w:i w:val="0"/>
-                <w:color w:val="EA580C"/>
-                <w:sz w:val="16"/>
-              </w:rPr>
-              <w:t>Moyenne</w:t>
-            </w:r>
-          </w:p>
-        </w:tc>
-        <w:tc>
-          <w:tcPr>
-            <w:tcW w:type="dxa" w:w="1247"/>
-          </w:tcPr>
-          <w:p>
-            <w:r>
-              <w:rPr>
-                <w:b/>
-                <w:i w:val="0"/>
-                <w:sz w:val="16"/>
-              </w:rPr>
-              <w:t>S09</w:t>
-              <w:br/>
-            </w:r>
-            <w:r>
-              <w:rPr>
-                <w:b w:val="0"/>
-                <w:i w:val="0"/>
-                <w:color w:val="64748B"/>
-                <w:sz w:val="14"/>
-              </w:rPr>
-              <w:t>Dépenses non alimentaires</w:t>
-            </w:r>
-          </w:p>
-        </w:tc>
-        <w:tc>
-          <w:tcPr>
-            <w:tcW w:type="dxa" w:w="1531"/>
-          </w:tcPr>
-          <w:p>
-            <w:r>
-              <w:rPr>
-                <w:b/>
-                <w:i w:val="0"/>
-                <w:color w:val="16A34A"/>
-                <w:sz w:val="16"/>
-              </w:rPr>
-              <w:t>—</w:t>
-            </w:r>
-          </w:p>
-        </w:tc>
-        <w:tc>
-          <w:tcPr>
-            <w:tcW w:type="dxa" w:w="1191"/>
-          </w:tcPr>
-          <w:p>
-            <w:r>
-              <w:rPr>
-                <w:b w:val="0"/>
-                <w:i w:val="0"/>
-                <w:color w:val="64748B"/>
-                <w:sz w:val="16"/>
-              </w:rPr>
-              <w:t>GT-CQ</w:t>
-            </w:r>
-          </w:p>
-        </w:tc>
-        <w:tc>
-          <w:tcPr>
-            <w:tcW w:type="dxa" w:w="4706"/>
-          </w:tcPr>
-          <w:p>
-            <w:r>
-              <w:rPr>
-                <w:b w:val="0"/>
-                <w:i w:val="0"/>
-                <w:sz w:val="17"/>
-              </w:rPr>
-              <w:t>Attention ! La dépense du ménage de FATOUMATA BABOU (1000 Fcfa) au cours de 7 derniers jours de Transport urbain/rural en moto-taxi est relativement élevé.</w:t>
-            </w:r>
-          </w:p>
-        </w:tc>
-      </w:tr>
-      <w:tr>
-        <w:tc>
-          <w:tcPr>
-            <w:tcW w:type="dxa" w:w="964"/>
-          </w:tcPr>
-          <w:p>
-            <w:r>
-              <w:rPr>
-                <w:b/>
-                <w:i w:val="0"/>
-                <w:color w:val="EA580C"/>
-                <w:sz w:val="16"/>
-              </w:rPr>
-              <w:t>Moyenne</w:t>
-            </w:r>
-          </w:p>
-        </w:tc>
-        <w:tc>
-          <w:tcPr>
-            <w:tcW w:type="dxa" w:w="1247"/>
-          </w:tcPr>
-          <w:p>
-            <w:r>
-              <w:rPr>
-                <w:b/>
-                <w:i w:val="0"/>
-                <w:sz w:val="16"/>
-              </w:rPr>
-              <w:t>S09</w:t>
-              <w:br/>
-            </w:r>
-            <w:r>
-              <w:rPr>
-                <w:b w:val="0"/>
-                <w:i w:val="0"/>
-                <w:color w:val="64748B"/>
-                <w:sz w:val="14"/>
-              </w:rPr>
-              <w:t>Dépenses non alimentaires</w:t>
-            </w:r>
-          </w:p>
-        </w:tc>
-        <w:tc>
-          <w:tcPr>
-            <w:tcW w:type="dxa" w:w="1531"/>
-          </w:tcPr>
-          <w:p>
-            <w:r>
-              <w:rPr>
-                <w:b/>
-                <w:i w:val="0"/>
-                <w:color w:val="16A34A"/>
-                <w:sz w:val="16"/>
-              </w:rPr>
-              <w:t>—</w:t>
-            </w:r>
-          </w:p>
-        </w:tc>
-        <w:tc>
-          <w:tcPr>
-            <w:tcW w:type="dxa" w:w="1191"/>
-          </w:tcPr>
-          <w:p>
-            <w:r>
-              <w:rPr>
-                <w:b w:val="0"/>
-                <w:i w:val="0"/>
-                <w:color w:val="64748B"/>
-                <w:sz w:val="16"/>
-              </w:rPr>
-              <w:t>GT-CQ</w:t>
-            </w:r>
-          </w:p>
-        </w:tc>
-        <w:tc>
-          <w:tcPr>
-            <w:tcW w:type="dxa" w:w="4706"/>
-          </w:tcPr>
-          <w:p>
-            <w:r>
-              <w:rPr>
-                <w:b w:val="0"/>
-                <w:i w:val="0"/>
-                <w:sz w:val="17"/>
-              </w:rPr>
-              <w:t>Prière de corriger ou de confirmer avec le QG.</w:t>
-            </w:r>
-          </w:p>
-        </w:tc>
-      </w:tr>
-      <w:tr>
-        <w:tc>
-          <w:tcPr>
-            <w:tcW w:type="dxa" w:w="964"/>
-          </w:tcPr>
-          <w:p>
-            <w:r>
-              <w:rPr>
-                <w:b/>
-                <w:i w:val="0"/>
-                <w:color w:val="EA580C"/>
-                <w:sz w:val="16"/>
-              </w:rPr>
-              <w:t>Moyenne</w:t>
-            </w:r>
-          </w:p>
-        </w:tc>
-        <w:tc>
-          <w:tcPr>
-            <w:tcW w:type="dxa" w:w="1247"/>
-          </w:tcPr>
-          <w:p>
-            <w:r>
-              <w:rPr>
-                <w:b/>
-                <w:i w:val="0"/>
-                <w:sz w:val="16"/>
-              </w:rPr>
-              <w:t>S09</w:t>
-              <w:br/>
-            </w:r>
-            <w:r>
-              <w:rPr>
-                <w:b w:val="0"/>
-                <w:i w:val="0"/>
-                <w:color w:val="64748B"/>
-                <w:sz w:val="14"/>
-              </w:rPr>
-              <w:t>Dépenses non alimentaires</w:t>
-            </w:r>
-          </w:p>
-        </w:tc>
-        <w:tc>
-          <w:tcPr>
-            <w:tcW w:type="dxa" w:w="1531"/>
-          </w:tcPr>
-          <w:p>
-            <w:r>
-              <w:rPr>
-                <w:b/>
-                <w:i w:val="0"/>
-                <w:color w:val="16A34A"/>
-                <w:sz w:val="16"/>
-              </w:rPr>
-              <w:t>—</w:t>
-            </w:r>
-          </w:p>
-        </w:tc>
-        <w:tc>
-          <w:tcPr>
-            <w:tcW w:type="dxa" w:w="1191"/>
-          </w:tcPr>
-          <w:p>
-            <w:r>
-              <w:rPr>
-                <w:b w:val="0"/>
-                <w:i w:val="0"/>
-                <w:color w:val="64748B"/>
-                <w:sz w:val="16"/>
-              </w:rPr>
-              <w:t>GT-CQ</w:t>
-            </w:r>
-          </w:p>
-        </w:tc>
-        <w:tc>
-          <w:tcPr>
-            <w:tcW w:type="dxa" w:w="4706"/>
-          </w:tcPr>
-          <w:p>
-            <w:r>
-              <w:rPr>
-                <w:b w:val="0"/>
-                <w:i w:val="0"/>
-                <w:sz w:val="17"/>
-              </w:rPr>
-              <w:t>Peu plausible! le montant de la dépense (300 Fcfa) pour Transport urbain/rural par traction animale semble faible.</w:t>
-            </w:r>
-          </w:p>
-        </w:tc>
-      </w:tr>
-      <w:tr>
-        <w:tc>
-          <w:tcPr>
-            <w:tcW w:type="dxa" w:w="964"/>
-          </w:tcPr>
-          <w:p>
-            <w:r>
-              <w:rPr>
-                <w:b/>
-                <w:i w:val="0"/>
-                <w:color w:val="EA580C"/>
-                <w:sz w:val="16"/>
-              </w:rPr>
-              <w:t>Moyenne</w:t>
-            </w:r>
-          </w:p>
-        </w:tc>
-        <w:tc>
-          <w:tcPr>
-            <w:tcW w:type="dxa" w:w="1247"/>
-          </w:tcPr>
-          <w:p>
-            <w:r>
-              <w:rPr>
-                <w:b/>
-                <w:i w:val="0"/>
-                <w:sz w:val="16"/>
-              </w:rPr>
-              <w:t>S09</w:t>
-              <w:br/>
-            </w:r>
-            <w:r>
-              <w:rPr>
-                <w:b w:val="0"/>
-                <w:i w:val="0"/>
-                <w:color w:val="64748B"/>
-                <w:sz w:val="14"/>
-              </w:rPr>
-              <w:t>Dépenses non alimentaires</w:t>
-            </w:r>
-          </w:p>
-        </w:tc>
-        <w:tc>
-          <w:tcPr>
-            <w:tcW w:type="dxa" w:w="1531"/>
-          </w:tcPr>
-          <w:p>
-            <w:r>
-              <w:rPr>
-                <w:b/>
-                <w:i w:val="0"/>
-                <w:color w:val="16A34A"/>
-                <w:sz w:val="16"/>
-              </w:rPr>
-              <w:t>—</w:t>
-            </w:r>
-          </w:p>
-        </w:tc>
-        <w:tc>
-          <w:tcPr>
-            <w:tcW w:type="dxa" w:w="1191"/>
-          </w:tcPr>
-          <w:p>
-            <w:r>
-              <w:rPr>
-                <w:b w:val="0"/>
-                <w:i w:val="0"/>
-                <w:color w:val="64748B"/>
-                <w:sz w:val="16"/>
-              </w:rPr>
-              <w:t>GT-CQ</w:t>
-            </w:r>
-          </w:p>
-        </w:tc>
-        <w:tc>
-          <w:tcPr>
-            <w:tcW w:type="dxa" w:w="4706"/>
-          </w:tcPr>
-          <w:p>
-            <w:r>
-              <w:rPr>
-                <w:b w:val="0"/>
-                <w:i w:val="0"/>
-                <w:sz w:val="17"/>
-              </w:rPr>
-              <w:t>Veuillez, s'il vous plaît, confirmer cette information avec le QG ou la corriger.</w:t>
-            </w:r>
-          </w:p>
-        </w:tc>
-      </w:tr>
-      <w:tr>
-        <w:tc>
-          <w:tcPr>
-            <w:tcW w:type="dxa" w:w="964"/>
-          </w:tcPr>
-          <w:p>
-            <w:r>
-              <w:rPr>
-                <w:b/>
-                <w:i w:val="0"/>
-                <w:color w:val="EA580C"/>
-                <w:sz w:val="16"/>
-              </w:rPr>
-              <w:t>Moyenne</w:t>
-            </w:r>
-          </w:p>
-        </w:tc>
-        <w:tc>
-          <w:tcPr>
-            <w:tcW w:type="dxa" w:w="1247"/>
-          </w:tcPr>
-          <w:p>
-            <w:r>
-              <w:rPr>
-                <w:b/>
-                <w:i w:val="0"/>
-                <w:sz w:val="16"/>
-              </w:rPr>
-              <w:t>S09</w:t>
-              <w:br/>
-            </w:r>
-            <w:r>
-              <w:rPr>
-                <w:b w:val="0"/>
-                <w:i w:val="0"/>
-                <w:color w:val="64748B"/>
-                <w:sz w:val="14"/>
-              </w:rPr>
-              <w:t>Dépenses non alimentaires</w:t>
-            </w:r>
-          </w:p>
-        </w:tc>
-        <w:tc>
-          <w:tcPr>
-            <w:tcW w:type="dxa" w:w="1531"/>
-          </w:tcPr>
-          <w:p>
-            <w:r>
-              <w:rPr>
-                <w:b/>
-                <w:i w:val="0"/>
-                <w:color w:val="16A34A"/>
-                <w:sz w:val="16"/>
-              </w:rPr>
-              <w:t>—</w:t>
-            </w:r>
-          </w:p>
-        </w:tc>
-        <w:tc>
-          <w:tcPr>
-            <w:tcW w:type="dxa" w:w="1191"/>
-          </w:tcPr>
-          <w:p>
-            <w:r>
-              <w:rPr>
-                <w:b w:val="0"/>
-                <w:i w:val="0"/>
-                <w:color w:val="64748B"/>
-                <w:sz w:val="16"/>
-              </w:rPr>
-              <w:t>GT-CQ</w:t>
-            </w:r>
-          </w:p>
-        </w:tc>
-        <w:tc>
-          <w:tcPr>
-            <w:tcW w:type="dxa" w:w="4706"/>
-          </w:tcPr>
-          <w:p>
-            <w:r>
-              <w:rPr>
-                <w:b w:val="0"/>
-                <w:i w:val="0"/>
-                <w:sz w:val="17"/>
-              </w:rPr>
-              <w:t>Attention ! La dépense du ménage de FATOUMATA BABOU (10000 Fcfa) au cours de 30 derniers jours de Frais de blanchiment des vêtements, linge, etc.</w:t>
-            </w:r>
-          </w:p>
-        </w:tc>
-      </w:tr>
-      <w:tr>
-        <w:tc>
-          <w:tcPr>
-            <w:tcW w:type="dxa" w:w="964"/>
-          </w:tcPr>
-          <w:p>
-            <w:r>
-              <w:rPr>
-                <w:b/>
-                <w:i w:val="0"/>
-                <w:color w:val="EA580C"/>
-                <w:sz w:val="16"/>
-              </w:rPr>
-              <w:t>Moyenne</w:t>
-            </w:r>
-          </w:p>
-        </w:tc>
-        <w:tc>
-          <w:tcPr>
-            <w:tcW w:type="dxa" w:w="1247"/>
-          </w:tcPr>
-          <w:p>
-            <w:r>
-              <w:rPr>
-                <w:b/>
-                <w:i w:val="0"/>
-                <w:sz w:val="16"/>
-              </w:rPr>
-              <w:t>S09</w:t>
-              <w:br/>
-            </w:r>
-            <w:r>
-              <w:rPr>
-                <w:b w:val="0"/>
-                <w:i w:val="0"/>
-                <w:color w:val="64748B"/>
-                <w:sz w:val="14"/>
-              </w:rPr>
-              <w:t>Dépenses non alimentaires</w:t>
-            </w:r>
-          </w:p>
-        </w:tc>
-        <w:tc>
-          <w:tcPr>
-            <w:tcW w:type="dxa" w:w="1531"/>
-          </w:tcPr>
-          <w:p>
-            <w:r>
-              <w:rPr>
-                <w:b/>
-                <w:i w:val="0"/>
-                <w:color w:val="16A34A"/>
-                <w:sz w:val="16"/>
-              </w:rPr>
-              <w:t>—</w:t>
-            </w:r>
-          </w:p>
-        </w:tc>
-        <w:tc>
-          <w:tcPr>
-            <w:tcW w:type="dxa" w:w="1191"/>
-          </w:tcPr>
-          <w:p>
-            <w:r>
-              <w:rPr>
-                <w:b w:val="0"/>
-                <w:i w:val="0"/>
-                <w:color w:val="64748B"/>
-                <w:sz w:val="16"/>
-              </w:rPr>
-              <w:t>GT-CQ</w:t>
-            </w:r>
-          </w:p>
-        </w:tc>
-        <w:tc>
-          <w:tcPr>
-            <w:tcW w:type="dxa" w:w="4706"/>
-          </w:tcPr>
-          <w:p>
-            <w:r>
-              <w:rPr>
-                <w:b w:val="0"/>
-                <w:i w:val="0"/>
-                <w:sz w:val="17"/>
-              </w:rPr>
-              <w:t>(Pressing) est relativement élevé.</w:t>
-            </w:r>
-          </w:p>
-        </w:tc>
-      </w:tr>
-      <w:tr>
-        <w:tc>
-          <w:tcPr>
-            <w:tcW w:type="dxa" w:w="964"/>
-          </w:tcPr>
-          <w:p>
-            <w:r>
-              <w:rPr>
-                <w:b/>
-                <w:i w:val="0"/>
-                <w:color w:val="EA580C"/>
-                <w:sz w:val="16"/>
-              </w:rPr>
-              <w:t>Moyenne</w:t>
-            </w:r>
-          </w:p>
-        </w:tc>
-        <w:tc>
-          <w:tcPr>
-            <w:tcW w:type="dxa" w:w="1247"/>
-          </w:tcPr>
-          <w:p>
-            <w:r>
-              <w:rPr>
-                <w:b/>
-                <w:i w:val="0"/>
-                <w:sz w:val="16"/>
-              </w:rPr>
-              <w:t>S09</w:t>
-              <w:br/>
-            </w:r>
-            <w:r>
-              <w:rPr>
-                <w:b w:val="0"/>
-                <w:i w:val="0"/>
-                <w:color w:val="64748B"/>
-                <w:sz w:val="14"/>
-              </w:rPr>
-              <w:t>Dépenses non alimentaires</w:t>
-            </w:r>
-          </w:p>
-        </w:tc>
-        <w:tc>
-          <w:tcPr>
-            <w:tcW w:type="dxa" w:w="1531"/>
-          </w:tcPr>
-          <w:p>
-            <w:r>
-              <w:rPr>
-                <w:b/>
-                <w:i w:val="0"/>
-                <w:color w:val="16A34A"/>
-                <w:sz w:val="16"/>
-              </w:rPr>
-              <w:t>—</w:t>
-            </w:r>
-          </w:p>
-        </w:tc>
-        <w:tc>
-          <w:tcPr>
-            <w:tcW w:type="dxa" w:w="1191"/>
-          </w:tcPr>
-          <w:p>
-            <w:r>
-              <w:rPr>
-                <w:b w:val="0"/>
-                <w:i w:val="0"/>
-                <w:color w:val="64748B"/>
-                <w:sz w:val="16"/>
-              </w:rPr>
-              <w:t>GT-CQ</w:t>
-            </w:r>
-          </w:p>
-        </w:tc>
-        <w:tc>
-          <w:tcPr>
-            <w:tcW w:type="dxa" w:w="4706"/>
-          </w:tcPr>
-          <w:p>
-            <w:r>
-              <w:rPr>
-                <w:b w:val="0"/>
-                <w:i w:val="0"/>
-                <w:sz w:val="17"/>
-              </w:rPr>
-              <w:t>Prière de corriger ou de confirmer avec le QG.</w:t>
-            </w:r>
-          </w:p>
-        </w:tc>
-      </w:tr>
-      <w:tr>
-        <w:tc>
-          <w:tcPr>
-            <w:tcW w:type="dxa" w:w="964"/>
-          </w:tcPr>
-          <w:p>
-            <w:r>
-              <w:rPr>
-                <w:b/>
-                <w:i w:val="0"/>
-                <w:color w:val="EA580C"/>
-                <w:sz w:val="16"/>
-              </w:rPr>
-              <w:t>Moyenne</w:t>
-            </w:r>
-          </w:p>
-        </w:tc>
-        <w:tc>
-          <w:tcPr>
-            <w:tcW w:type="dxa" w:w="1247"/>
-          </w:tcPr>
-          <w:p>
-            <w:r>
-              <w:rPr>
-                <w:b/>
-                <w:i w:val="0"/>
-                <w:sz w:val="16"/>
-              </w:rPr>
-              <w:t>S09</w:t>
-              <w:br/>
-            </w:r>
-            <w:r>
-              <w:rPr>
-                <w:b w:val="0"/>
-                <w:i w:val="0"/>
-                <w:color w:val="64748B"/>
-                <w:sz w:val="14"/>
-              </w:rPr>
-              <w:t>Dépenses non alimentaires</w:t>
-            </w:r>
-          </w:p>
-        </w:tc>
-        <w:tc>
-          <w:tcPr>
-            <w:tcW w:type="dxa" w:w="1531"/>
-          </w:tcPr>
-          <w:p>
-            <w:r>
-              <w:rPr>
-                <w:b/>
-                <w:i w:val="0"/>
-                <w:color w:val="16A34A"/>
-                <w:sz w:val="16"/>
-              </w:rPr>
-              <w:t>—</w:t>
-            </w:r>
-          </w:p>
-        </w:tc>
-        <w:tc>
-          <w:tcPr>
-            <w:tcW w:type="dxa" w:w="1191"/>
-          </w:tcPr>
-          <w:p>
-            <w:r>
-              <w:rPr>
-                <w:b w:val="0"/>
-                <w:i w:val="0"/>
-                <w:color w:val="64748B"/>
-                <w:sz w:val="16"/>
-              </w:rPr>
-              <w:t>GT-CQ</w:t>
-            </w:r>
-          </w:p>
-        </w:tc>
-        <w:tc>
-          <w:tcPr>
-            <w:tcW w:type="dxa" w:w="4706"/>
-          </w:tcPr>
-          <w:p>
-            <w:r>
-              <w:rPr>
-                <w:b w:val="0"/>
-                <w:i w:val="0"/>
-                <w:sz w:val="17"/>
-              </w:rPr>
-              <w:t>Attention ! La dépense du ménage de FATOUMATA BABOU (4000 Fcfa) au cours de 6 derniers mois de Frais de confection et de réparation de vêtements homme: ensemble, pantalon, chemise, réparation, location vêtement, etc.</w:t>
-            </w:r>
-          </w:p>
-        </w:tc>
-      </w:tr>
-      <w:tr>
-        <w:tc>
-          <w:tcPr>
-            <w:tcW w:type="dxa" w:w="964"/>
-          </w:tcPr>
-          <w:p>
-            <w:r>
-              <w:rPr>
-                <w:b/>
-                <w:i w:val="0"/>
-                <w:color w:val="EA580C"/>
-                <w:sz w:val="16"/>
-              </w:rPr>
-              <w:t>Moyenne</w:t>
-            </w:r>
-          </w:p>
-        </w:tc>
-        <w:tc>
-          <w:tcPr>
-            <w:tcW w:type="dxa" w:w="1247"/>
-          </w:tcPr>
-          <w:p>
-            <w:r>
-              <w:rPr>
-                <w:b/>
-                <w:i w:val="0"/>
-                <w:sz w:val="16"/>
-              </w:rPr>
-              <w:t>S09</w:t>
-              <w:br/>
-            </w:r>
-            <w:r>
-              <w:rPr>
-                <w:b w:val="0"/>
-                <w:i w:val="0"/>
-                <w:color w:val="64748B"/>
-                <w:sz w:val="14"/>
-              </w:rPr>
-              <w:t>Dépenses non alimentaires</w:t>
-            </w:r>
-          </w:p>
-        </w:tc>
-        <w:tc>
-          <w:tcPr>
-            <w:tcW w:type="dxa" w:w="1531"/>
-          </w:tcPr>
-          <w:p>
-            <w:r>
-              <w:rPr>
-                <w:b/>
-                <w:i w:val="0"/>
-                <w:color w:val="16A34A"/>
-                <w:sz w:val="16"/>
-              </w:rPr>
-              <w:t>—</w:t>
-            </w:r>
-          </w:p>
-        </w:tc>
-        <w:tc>
-          <w:tcPr>
-            <w:tcW w:type="dxa" w:w="1191"/>
-          </w:tcPr>
-          <w:p>
-            <w:r>
-              <w:rPr>
-                <w:b w:val="0"/>
-                <w:i w:val="0"/>
-                <w:color w:val="64748B"/>
-                <w:sz w:val="16"/>
-              </w:rPr>
-              <w:t>GT-CQ</w:t>
-            </w:r>
-          </w:p>
-        </w:tc>
-        <w:tc>
-          <w:tcPr>
-            <w:tcW w:type="dxa" w:w="4706"/>
-          </w:tcPr>
-          <w:p>
-            <w:r>
-              <w:rPr>
-                <w:b w:val="0"/>
-                <w:i w:val="0"/>
-                <w:sz w:val="17"/>
-              </w:rPr>
-              <w:t>est relativement élevé.</w:t>
-            </w:r>
-          </w:p>
-        </w:tc>
-      </w:tr>
-      <w:tr>
-        <w:tc>
-          <w:tcPr>
-            <w:tcW w:type="dxa" w:w="964"/>
-          </w:tcPr>
-          <w:p>
-            <w:r>
-              <w:rPr>
-                <w:b/>
-                <w:i w:val="0"/>
-                <w:color w:val="EA580C"/>
-                <w:sz w:val="16"/>
-              </w:rPr>
-              <w:t>Moyenne</w:t>
-            </w:r>
-          </w:p>
-        </w:tc>
-        <w:tc>
-          <w:tcPr>
-            <w:tcW w:type="dxa" w:w="1247"/>
-          </w:tcPr>
-          <w:p>
-            <w:r>
-              <w:rPr>
-                <w:b/>
-                <w:i w:val="0"/>
-                <w:sz w:val="16"/>
-              </w:rPr>
-              <w:t>S09</w:t>
-              <w:br/>
-            </w:r>
-            <w:r>
-              <w:rPr>
-                <w:b w:val="0"/>
-                <w:i w:val="0"/>
-                <w:color w:val="64748B"/>
-                <w:sz w:val="14"/>
-              </w:rPr>
-              <w:t>Dépenses non alimentaires</w:t>
-            </w:r>
-          </w:p>
-        </w:tc>
-        <w:tc>
-          <w:tcPr>
-            <w:tcW w:type="dxa" w:w="1531"/>
-          </w:tcPr>
-          <w:p>
-            <w:r>
-              <w:rPr>
-                <w:b/>
-                <w:i w:val="0"/>
-                <w:color w:val="16A34A"/>
-                <w:sz w:val="16"/>
-              </w:rPr>
-              <w:t>—</w:t>
-            </w:r>
-          </w:p>
-        </w:tc>
-        <w:tc>
-          <w:tcPr>
-            <w:tcW w:type="dxa" w:w="1191"/>
-          </w:tcPr>
-          <w:p>
-            <w:r>
-              <w:rPr>
-                <w:b w:val="0"/>
-                <w:i w:val="0"/>
-                <w:color w:val="64748B"/>
-                <w:sz w:val="16"/>
-              </w:rPr>
-              <w:t>GT-CQ</w:t>
-            </w:r>
-          </w:p>
-        </w:tc>
-        <w:tc>
-          <w:tcPr>
-            <w:tcW w:type="dxa" w:w="4706"/>
-          </w:tcPr>
-          <w:p>
-            <w:r>
-              <w:rPr>
-                <w:b w:val="0"/>
-                <w:i w:val="0"/>
-                <w:sz w:val="17"/>
-              </w:rPr>
-              <w:t>Prière de corriger ou de confirmer avec le QG.</w:t>
-            </w:r>
-          </w:p>
-        </w:tc>
-      </w:tr>
-      <w:tr>
-        <w:tc>
-          <w:tcPr>
-            <w:tcW w:type="dxa" w:w="964"/>
-          </w:tcPr>
-          <w:p>
-            <w:r>
-              <w:rPr>
-                <w:b/>
-                <w:i w:val="0"/>
-                <w:color w:val="EA580C"/>
-                <w:sz w:val="16"/>
-              </w:rPr>
-              <w:t>Moyenne</w:t>
-            </w:r>
-          </w:p>
-        </w:tc>
-        <w:tc>
-          <w:tcPr>
-            <w:tcW w:type="dxa" w:w="1247"/>
-          </w:tcPr>
-          <w:p>
-            <w:r>
-              <w:rPr>
-                <w:b/>
-                <w:i w:val="0"/>
-                <w:sz w:val="16"/>
-              </w:rPr>
-              <w:t>S09</w:t>
-              <w:br/>
-            </w:r>
-            <w:r>
-              <w:rPr>
-                <w:b w:val="0"/>
-                <w:i w:val="0"/>
-                <w:color w:val="64748B"/>
-                <w:sz w:val="14"/>
-              </w:rPr>
-              <w:t>Dépenses non alimentaires</w:t>
-            </w:r>
-          </w:p>
-        </w:tc>
-        <w:tc>
-          <w:tcPr>
-            <w:tcW w:type="dxa" w:w="1531"/>
-          </w:tcPr>
-          <w:p>
-            <w:r>
-              <w:rPr>
-                <w:b/>
-                <w:i w:val="0"/>
-                <w:color w:val="16A34A"/>
-                <w:sz w:val="16"/>
-              </w:rPr>
-              <w:t>—</w:t>
-            </w:r>
-          </w:p>
-        </w:tc>
-        <w:tc>
-          <w:tcPr>
-            <w:tcW w:type="dxa" w:w="1191"/>
-          </w:tcPr>
-          <w:p>
-            <w:r>
-              <w:rPr>
-                <w:b w:val="0"/>
-                <w:i w:val="0"/>
-                <w:color w:val="64748B"/>
-                <w:sz w:val="16"/>
-              </w:rPr>
-              <w:t>GT-CQ</w:t>
-            </w:r>
-          </w:p>
-        </w:tc>
-        <w:tc>
-          <w:tcPr>
-            <w:tcW w:type="dxa" w:w="4706"/>
-          </w:tcPr>
-          <w:p>
-            <w:r>
-              <w:rPr>
-                <w:b w:val="0"/>
-                <w:i w:val="0"/>
-                <w:sz w:val="17"/>
-              </w:rPr>
-              <w:t>Attention ! La dépense du ménage de FATOUMATA BABOU (5000 Fcfa) au cours de 6 derniers mois de Frais de confection et de réparation de vêtements femme: robe, pantalon, jupe, ensemble, réparation, location, etc.</w:t>
-            </w:r>
-          </w:p>
-        </w:tc>
-      </w:tr>
-      <w:tr>
-        <w:tc>
-          <w:tcPr>
-            <w:tcW w:type="dxa" w:w="964"/>
-          </w:tcPr>
-          <w:p>
-            <w:r>
-              <w:rPr>
-                <w:b/>
-                <w:i w:val="0"/>
-                <w:color w:val="EA580C"/>
-                <w:sz w:val="16"/>
-              </w:rPr>
-              <w:t>Moyenne</w:t>
-            </w:r>
-          </w:p>
-        </w:tc>
-        <w:tc>
-          <w:tcPr>
-            <w:tcW w:type="dxa" w:w="1247"/>
-          </w:tcPr>
-          <w:p>
-            <w:r>
-              <w:rPr>
-                <w:b/>
-                <w:i w:val="0"/>
-                <w:sz w:val="16"/>
-              </w:rPr>
-              <w:t>S10</w:t>
-              <w:br/>
-            </w:r>
-            <w:r>
-              <w:rPr>
-                <w:b w:val="0"/>
-                <w:i w:val="0"/>
-                <w:color w:val="64748B"/>
-                <w:sz w:val="14"/>
-              </w:rPr>
-              <w:t>Logement</w:t>
-            </w:r>
-          </w:p>
-        </w:tc>
-        <w:tc>
-          <w:tcPr>
-            <w:tcW w:type="dxa" w:w="1531"/>
-          </w:tcPr>
-          <w:p>
-            <w:r>
-              <w:rPr>
-                <w:b/>
-                <w:i w:val="0"/>
-                <w:color w:val="16A34A"/>
-                <w:sz w:val="16"/>
-              </w:rPr>
-              <w:t>s10q40</w:t>
-            </w:r>
-          </w:p>
-        </w:tc>
-        <w:tc>
-          <w:tcPr>
-            <w:tcW w:type="dxa" w:w="1191"/>
-          </w:tcPr>
-          <w:p>
-            <w:r>
-              <w:rPr>
-                <w:b w:val="0"/>
-                <w:i w:val="0"/>
-                <w:color w:val="64748B"/>
-                <w:sz w:val="16"/>
-              </w:rPr>
-              <w:t>GT-CQ</w:t>
-            </w:r>
-          </w:p>
-        </w:tc>
-        <w:tc>
-          <w:tcPr>
-            <w:tcW w:type="dxa" w:w="4706"/>
-          </w:tcPr>
-          <w:p>
-            <w:r>
-              <w:rPr>
-                <w:b w:val="0"/>
-                <w:i w:val="0"/>
-                <w:sz w:val="17"/>
-              </w:rPr>
-              <w:t>Peu plausible! la valeur actuelle déclarée en s10q40 pour vente de restaurant semble trop petite ou trop élevée.</w:t>
-            </w:r>
-          </w:p>
-        </w:tc>
-      </w:tr>
-      <w:tr>
-        <w:tc>
-          <w:tcPr>
-            <w:tcW w:type="dxa" w:w="964"/>
-          </w:tcPr>
-          <w:p>
-            <w:r>
-              <w:rPr>
-                <w:b/>
-                <w:i w:val="0"/>
-                <w:color w:val="EA580C"/>
-                <w:sz w:val="16"/>
-              </w:rPr>
-              <w:t>Moyenne</w:t>
-            </w:r>
-          </w:p>
-        </w:tc>
-        <w:tc>
-          <w:tcPr>
-            <w:tcW w:type="dxa" w:w="1247"/>
-          </w:tcPr>
-          <w:p>
-            <w:r>
-              <w:rPr>
-                <w:b/>
-                <w:i w:val="0"/>
-                <w:sz w:val="16"/>
-              </w:rPr>
-              <w:t>S10</w:t>
-              <w:br/>
-            </w:r>
-            <w:r>
-              <w:rPr>
-                <w:b w:val="0"/>
-                <w:i w:val="0"/>
-                <w:color w:val="64748B"/>
-                <w:sz w:val="14"/>
-              </w:rPr>
-              <w:t>Logement</w:t>
-            </w:r>
-          </w:p>
-        </w:tc>
-        <w:tc>
-          <w:tcPr>
-            <w:tcW w:type="dxa" w:w="1531"/>
-          </w:tcPr>
-          <w:p>
-            <w:r>
-              <w:rPr>
-                <w:b/>
-                <w:i w:val="0"/>
-                <w:color w:val="16A34A"/>
-                <w:sz w:val="16"/>
-              </w:rPr>
-              <w:t>—</w:t>
-            </w:r>
-          </w:p>
-        </w:tc>
-        <w:tc>
-          <w:tcPr>
-            <w:tcW w:type="dxa" w:w="1191"/>
-          </w:tcPr>
-          <w:p>
-            <w:r>
-              <w:rPr>
-                <w:b w:val="0"/>
-                <w:i w:val="0"/>
-                <w:color w:val="64748B"/>
-                <w:sz w:val="16"/>
-              </w:rPr>
-              <w:t>GT-CQ</w:t>
-            </w:r>
-          </w:p>
-        </w:tc>
-        <w:tc>
-          <w:tcPr>
-            <w:tcW w:type="dxa" w:w="4706"/>
-          </w:tcPr>
-          <w:p>
-            <w:r>
-              <w:rPr>
-                <w:b w:val="0"/>
-                <w:i w:val="0"/>
-                <w:sz w:val="17"/>
-              </w:rPr>
-              <w:t>Veuillez, s'il vous plaît, confirmer cette information avec le QG ou la corriger.</w:t>
-            </w:r>
-          </w:p>
-        </w:tc>
-      </w:tr>
-      <w:tr>
-        <w:tc>
-          <w:tcPr>
-            <w:tcW w:type="dxa" w:w="964"/>
-          </w:tcPr>
-          <w:p>
-            <w:r>
-              <w:rPr>
-                <w:b/>
-                <w:i w:val="0"/>
-                <w:color w:val="EA580C"/>
-                <w:sz w:val="16"/>
-              </w:rPr>
-              <w:t>Moyenne</w:t>
-            </w:r>
-          </w:p>
-        </w:tc>
-        <w:tc>
-          <w:tcPr>
-            <w:tcW w:type="dxa" w:w="1247"/>
-          </w:tcPr>
-          <w:p>
-            <w:r>
-              <w:rPr>
-                <w:b/>
-                <w:i w:val="0"/>
-                <w:sz w:val="16"/>
-              </w:rPr>
-              <w:t>S11</w:t>
-              <w:br/>
-            </w:r>
-            <w:r>
-              <w:rPr>
-                <w:b w:val="0"/>
-                <w:i w:val="0"/>
-                <w:color w:val="64748B"/>
-                <w:sz w:val="14"/>
-              </w:rPr>
-              <w:t>Logement / cadre de vie</w:t>
-            </w:r>
-          </w:p>
-        </w:tc>
-        <w:tc>
-          <w:tcPr>
-            <w:tcW w:type="dxa" w:w="1531"/>
-          </w:tcPr>
-          <w:p>
-            <w:r>
-              <w:rPr>
-                <w:b/>
-                <w:i w:val="0"/>
-                <w:color w:val="16A34A"/>
-                <w:sz w:val="16"/>
-              </w:rPr>
-              <w:t>s00q11, s01q03b, s01q04b, s02q01__1, s02q02__1, s02q03__1, s02q04, s02q15</w:t>
-            </w:r>
-          </w:p>
-        </w:tc>
-        <w:tc>
-          <w:tcPr>
-            <w:tcW w:type="dxa" w:w="1191"/>
-          </w:tcPr>
-          <w:p>
-            <w:r>
-              <w:rPr>
-                <w:b w:val="0"/>
-                <w:i w:val="0"/>
-                <w:color w:val="64748B"/>
-                <w:sz w:val="16"/>
-              </w:rPr>
-              <w:t>GT-CQ</w:t>
-            </w:r>
-          </w:p>
-        </w:tc>
-        <w:tc>
-          <w:tcPr>
-            <w:tcW w:type="dxa" w:w="4706"/>
-          </w:tcPr>
-          <w:p>
-            <w:r>
-              <w:rPr>
-                <w:b w:val="0"/>
-                <w:i w:val="0"/>
-                <w:sz w:val="17"/>
-              </w:rPr>
-              <w:t>Le montant (200000 FCFA) du loyer mensuel payé pour un logement comme le votre (Maison Basse) dans ce village/quartier est trop élevé, Veuillez s'il vous plaît corriger cette information.</w:t>
-            </w:r>
-          </w:p>
-        </w:tc>
-      </w:tr>
-      <w:tr>
-        <w:tc>
-          <w:tcPr>
-            <w:tcW w:type="dxa" w:w="964"/>
-          </w:tcPr>
-          <w:p>
-            <w:r>
-              <w:rPr>
-                <w:b/>
-                <w:i w:val="0"/>
-                <w:color w:val="EA580C"/>
-                <w:sz w:val="16"/>
-              </w:rPr>
-              <w:t>Moyenne</w:t>
-            </w:r>
-          </w:p>
-        </w:tc>
-        <w:tc>
-          <w:tcPr>
-            <w:tcW w:type="dxa" w:w="1247"/>
-          </w:tcPr>
-          <w:p>
-            <w:r>
-              <w:rPr>
-                <w:b/>
-                <w:i w:val="0"/>
-                <w:sz w:val="16"/>
-              </w:rPr>
-              <w:t>S11</w:t>
-              <w:br/>
-            </w:r>
-            <w:r>
-              <w:rPr>
-                <w:b w:val="0"/>
-                <w:i w:val="0"/>
-                <w:color w:val="64748B"/>
-                <w:sz w:val="14"/>
-              </w:rPr>
-              <w:t>Logement / cadre de vie</w:t>
-            </w:r>
-          </w:p>
-        </w:tc>
-        <w:tc>
-          <w:tcPr>
-            <w:tcW w:type="dxa" w:w="1531"/>
-          </w:tcPr>
-          <w:p>
-            <w:r>
-              <w:rPr>
-                <w:b/>
-                <w:i w:val="0"/>
-                <w:color w:val="16A34A"/>
-                <w:sz w:val="16"/>
-              </w:rPr>
-              <w:t>—</w:t>
-            </w:r>
-          </w:p>
-        </w:tc>
-        <w:tc>
-          <w:tcPr>
-            <w:tcW w:type="dxa" w:w="1191"/>
-          </w:tcPr>
-          <w:p>
-            <w:r>
-              <w:rPr>
-                <w:b w:val="0"/>
-                <w:i w:val="0"/>
-                <w:color w:val="64748B"/>
-                <w:sz w:val="16"/>
-              </w:rPr>
-              <w:t>GT-CQ</w:t>
-            </w:r>
-          </w:p>
-        </w:tc>
-        <w:tc>
-          <w:tcPr>
-            <w:tcW w:type="dxa" w:w="4706"/>
-          </w:tcPr>
-          <w:p>
-            <w:r>
-              <w:rPr>
-                <w:b w:val="0"/>
-                <w:i w:val="0"/>
-                <w:sz w:val="17"/>
-              </w:rPr>
-              <w:t>Attention!!! Les ménages vivants dans un(e) Maison Basse à DIOURBEL Urbain ont généralement comme principal matériau du toit le/la Tôles, mais celui du ménage de FATOUMATA BABOU (Dalle en ciment) diffère de celui-ci.</w:t>
-            </w:r>
-          </w:p>
-        </w:tc>
-      </w:tr>
-      <w:tr>
-        <w:tc>
-          <w:tcPr>
-            <w:tcW w:type="dxa" w:w="964"/>
-          </w:tcPr>
-          <w:p>
-            <w:r>
-              <w:rPr>
-                <w:b/>
-                <w:i w:val="0"/>
-                <w:color w:val="EA580C"/>
-                <w:sz w:val="16"/>
-              </w:rPr>
-              <w:t>Moyenne</w:t>
-            </w:r>
-          </w:p>
-        </w:tc>
-        <w:tc>
-          <w:tcPr>
-            <w:tcW w:type="dxa" w:w="1247"/>
-          </w:tcPr>
-          <w:p>
-            <w:r>
-              <w:rPr>
-                <w:b/>
-                <w:i w:val="0"/>
-                <w:sz w:val="16"/>
-              </w:rPr>
-              <w:t>S11</w:t>
-              <w:br/>
-            </w:r>
-            <w:r>
-              <w:rPr>
-                <w:b w:val="0"/>
-                <w:i w:val="0"/>
-                <w:color w:val="64748B"/>
-                <w:sz w:val="14"/>
-              </w:rPr>
-              <w:t>Logement / cadre de vie</w:t>
-            </w:r>
-          </w:p>
-        </w:tc>
-        <w:tc>
-          <w:tcPr>
-            <w:tcW w:type="dxa" w:w="1531"/>
-          </w:tcPr>
-          <w:p>
-            <w:r>
-              <w:rPr>
-                <w:b/>
-                <w:i w:val="0"/>
-                <w:color w:val="16A34A"/>
-                <w:sz w:val="16"/>
-              </w:rPr>
-              <w:t>—</w:t>
-            </w:r>
-          </w:p>
-        </w:tc>
-        <w:tc>
-          <w:tcPr>
-            <w:tcW w:type="dxa" w:w="1191"/>
-          </w:tcPr>
-          <w:p>
-            <w:r>
-              <w:rPr>
-                <w:b w:val="0"/>
-                <w:i w:val="0"/>
-                <w:color w:val="64748B"/>
-                <w:sz w:val="16"/>
-              </w:rPr>
-              <w:t>GT-CQ</w:t>
-            </w:r>
-          </w:p>
-        </w:tc>
-        <w:tc>
-          <w:tcPr>
-            <w:tcW w:type="dxa" w:w="4706"/>
-          </w:tcPr>
-          <w:p>
-            <w:r>
-              <w:rPr>
-                <w:b w:val="0"/>
-                <w:i w:val="0"/>
-                <w:sz w:val="17"/>
-              </w:rPr>
-              <w:t>Prière de vérifier pour être sûr que vous avez choisi les bonnes modalités des questions 11.01 et 11.19.</w:t>
-            </w:r>
-          </w:p>
-        </w:tc>
-      </w:tr>
-      <w:tr>
-        <w:tc>
-          <w:tcPr>
-            <w:tcW w:type="dxa" w:w="964"/>
-          </w:tcPr>
-          <w:p>
-            <w:r>
-              <w:rPr>
-                <w:b/>
-                <w:i w:val="0"/>
-                <w:color w:val="EA580C"/>
-                <w:sz w:val="16"/>
-              </w:rPr>
-              <w:t>Moyenne</w:t>
-            </w:r>
-          </w:p>
-        </w:tc>
-        <w:tc>
-          <w:tcPr>
-            <w:tcW w:type="dxa" w:w="1247"/>
-          </w:tcPr>
-          <w:p>
-            <w:r>
-              <w:rPr>
-                <w:b/>
-                <w:i w:val="0"/>
-                <w:sz w:val="16"/>
-              </w:rPr>
-              <w:t>S11</w:t>
-              <w:br/>
-            </w:r>
-            <w:r>
-              <w:rPr>
-                <w:b w:val="0"/>
-                <w:i w:val="0"/>
-                <w:color w:val="64748B"/>
-                <w:sz w:val="14"/>
-              </w:rPr>
-              <w:t>Logement / cadre de vie</w:t>
-            </w:r>
-          </w:p>
-        </w:tc>
-        <w:tc>
-          <w:tcPr>
-            <w:tcW w:type="dxa" w:w="1531"/>
-          </w:tcPr>
-          <w:p>
-            <w:r>
-              <w:rPr>
-                <w:b/>
-                <w:i w:val="0"/>
-                <w:color w:val="16A34A"/>
-                <w:sz w:val="16"/>
-              </w:rPr>
-              <w:t>—</w:t>
-            </w:r>
-          </w:p>
-        </w:tc>
-        <w:tc>
-          <w:tcPr>
-            <w:tcW w:type="dxa" w:w="1191"/>
-          </w:tcPr>
-          <w:p>
-            <w:r>
-              <w:rPr>
-                <w:b w:val="0"/>
-                <w:i w:val="0"/>
-                <w:color w:val="64748B"/>
-                <w:sz w:val="16"/>
-              </w:rPr>
-              <w:t>GT-CQ</w:t>
-            </w:r>
-          </w:p>
-        </w:tc>
-        <w:tc>
-          <w:tcPr>
-            <w:tcW w:type="dxa" w:w="4706"/>
-          </w:tcPr>
-          <w:p>
-            <w:r>
-              <w:rPr>
-                <w:b w:val="0"/>
-                <w:i w:val="0"/>
-                <w:sz w:val="17"/>
-              </w:rPr>
-              <w:t>Merci de ne pas corriger si vous êtes sûr de celui donné par le ménage et observé par vous.</w:t>
-            </w:r>
-          </w:p>
-        </w:tc>
-      </w:tr>
-      <w:tr>
-        <w:tc>
-          <w:tcPr>
-            <w:tcW w:type="dxa" w:w="964"/>
-          </w:tcPr>
-          <w:p>
-            <w:r>
-              <w:rPr>
-                <w:b/>
-                <w:i w:val="0"/>
-                <w:color w:val="EA580C"/>
-                <w:sz w:val="16"/>
-              </w:rPr>
-              <w:t>Moyenne</w:t>
-            </w:r>
-          </w:p>
-        </w:tc>
-        <w:tc>
-          <w:tcPr>
-            <w:tcW w:type="dxa" w:w="1247"/>
-          </w:tcPr>
-          <w:p>
-            <w:r>
-              <w:rPr>
-                <w:b/>
-                <w:i w:val="0"/>
-                <w:sz w:val="16"/>
-              </w:rPr>
-              <w:t>S11</w:t>
-              <w:br/>
-            </w:r>
-            <w:r>
-              <w:rPr>
-                <w:b w:val="0"/>
-                <w:i w:val="0"/>
-                <w:color w:val="64748B"/>
-                <w:sz w:val="14"/>
-              </w:rPr>
-              <w:t>Logement / cadre de vie</w:t>
-            </w:r>
-          </w:p>
-        </w:tc>
-        <w:tc>
-          <w:tcPr>
-            <w:tcW w:type="dxa" w:w="1531"/>
-          </w:tcPr>
-          <w:p>
-            <w:r>
-              <w:rPr>
-                <w:b/>
-                <w:i w:val="0"/>
-                <w:color w:val="16A34A"/>
-                <w:sz w:val="16"/>
-              </w:rPr>
-              <w:t>—</w:t>
-            </w:r>
-          </w:p>
-        </w:tc>
-        <w:tc>
-          <w:tcPr>
-            <w:tcW w:type="dxa" w:w="1191"/>
-          </w:tcPr>
-          <w:p>
-            <w:r>
-              <w:rPr>
-                <w:b w:val="0"/>
-                <w:i w:val="0"/>
-                <w:color w:val="64748B"/>
-                <w:sz w:val="16"/>
-              </w:rPr>
-              <w:t>GT-CQ</w:t>
-            </w:r>
-          </w:p>
-        </w:tc>
-        <w:tc>
-          <w:tcPr>
-            <w:tcW w:type="dxa" w:w="4706"/>
-          </w:tcPr>
-          <w:p>
-            <w:r>
-              <w:rPr>
-                <w:b w:val="0"/>
-                <w:i w:val="0"/>
-                <w:sz w:val="17"/>
-              </w:rPr>
-              <w:t>Attention!!! Les ménages vivants dans un(e) Maison Basse à DIOURBEL Urbain ont généralement comme principal matériau de revêtement du sol du logement le/la Terre battue/Sable, mais celui du ménage de FATOUMATA BABOU (Carreaux/Marbre) diffère de celui-ci.</w:t>
-            </w:r>
-          </w:p>
-        </w:tc>
-      </w:tr>
-      <w:tr>
-        <w:tc>
-          <w:tcPr>
-            <w:tcW w:type="dxa" w:w="964"/>
-          </w:tcPr>
-          <w:p>
-            <w:r>
-              <w:rPr>
-                <w:b/>
-                <w:i w:val="0"/>
-                <w:color w:val="EA580C"/>
-                <w:sz w:val="16"/>
-              </w:rPr>
-              <w:t>Moyenne</w:t>
-            </w:r>
-          </w:p>
-        </w:tc>
-        <w:tc>
-          <w:tcPr>
-            <w:tcW w:type="dxa" w:w="1247"/>
-          </w:tcPr>
-          <w:p>
-            <w:r>
-              <w:rPr>
-                <w:b/>
-                <w:i w:val="0"/>
-                <w:sz w:val="16"/>
-              </w:rPr>
-              <w:t>S12</w:t>
-              <w:br/>
-            </w:r>
-            <w:r>
-              <w:rPr>
-                <w:b w:val="0"/>
-                <w:i w:val="0"/>
-                <w:color w:val="64748B"/>
-                <w:sz w:val="14"/>
-              </w:rPr>
-              <w:t>Avoirs / biens durables</w:t>
-            </w:r>
-          </w:p>
-        </w:tc>
-        <w:tc>
-          <w:tcPr>
-            <w:tcW w:type="dxa" w:w="1531"/>
-          </w:tcPr>
-          <w:p>
-            <w:r>
-              <w:rPr>
-                <w:b/>
-                <w:i w:val="0"/>
-                <w:color w:val="16A34A"/>
-                <w:sz w:val="16"/>
-              </w:rPr>
-              <w:t>—</w:t>
-            </w:r>
-          </w:p>
-        </w:tc>
-        <w:tc>
-          <w:tcPr>
-            <w:tcW w:type="dxa" w:w="1191"/>
-          </w:tcPr>
-          <w:p>
-            <w:r>
-              <w:rPr>
-                <w:b w:val="0"/>
-                <w:i w:val="0"/>
-                <w:color w:val="64748B"/>
-                <w:sz w:val="16"/>
-              </w:rPr>
-              <w:t>GT-CQ</w:t>
-            </w:r>
-          </w:p>
-        </w:tc>
-        <w:tc>
-          <w:tcPr>
-            <w:tcW w:type="dxa" w:w="4706"/>
-          </w:tcPr>
-          <w:p>
-            <w:r>
-              <w:rPr>
-                <w:b w:val="0"/>
-                <w:i w:val="0"/>
-                <w:sz w:val="17"/>
-              </w:rPr>
-              <w:t>Attention ! Fer à repasser à charbon a été achété à 6000 Fcfa est relativement élevé par rapport aux autres prix d'achat observés dans cette zone.</w:t>
-            </w:r>
-          </w:p>
-        </w:tc>
-      </w:tr>
-      <w:tr>
-        <w:tc>
-          <w:tcPr>
-            <w:tcW w:type="dxa" w:w="964"/>
-          </w:tcPr>
-          <w:p>
-            <w:r>
-              <w:rPr>
-                <w:b/>
-                <w:i w:val="0"/>
-                <w:color w:val="EA580C"/>
-                <w:sz w:val="16"/>
-              </w:rPr>
-              <w:t>Moyenne</w:t>
-            </w:r>
-          </w:p>
-        </w:tc>
-        <w:tc>
-          <w:tcPr>
-            <w:tcW w:type="dxa" w:w="1247"/>
-          </w:tcPr>
-          <w:p>
-            <w:r>
-              <w:rPr>
-                <w:b/>
-                <w:i w:val="0"/>
-                <w:sz w:val="16"/>
-              </w:rPr>
-              <w:t>S12</w:t>
-              <w:br/>
-            </w:r>
-            <w:r>
-              <w:rPr>
-                <w:b w:val="0"/>
-                <w:i w:val="0"/>
-                <w:color w:val="64748B"/>
-                <w:sz w:val="14"/>
-              </w:rPr>
-              <w:t>Avoirs / biens durables</w:t>
-            </w:r>
-          </w:p>
-        </w:tc>
-        <w:tc>
-          <w:tcPr>
-            <w:tcW w:type="dxa" w:w="1531"/>
-          </w:tcPr>
-          <w:p>
-            <w:r>
-              <w:rPr>
-                <w:b/>
-                <w:i w:val="0"/>
-                <w:color w:val="16A34A"/>
-                <w:sz w:val="16"/>
-              </w:rPr>
-              <w:t>—</w:t>
-            </w:r>
-          </w:p>
-        </w:tc>
-        <w:tc>
-          <w:tcPr>
-            <w:tcW w:type="dxa" w:w="1191"/>
-          </w:tcPr>
-          <w:p>
-            <w:r>
-              <w:rPr>
-                <w:b w:val="0"/>
-                <w:i w:val="0"/>
-                <w:color w:val="64748B"/>
-                <w:sz w:val="16"/>
-              </w:rPr>
-              <w:t>GT-CQ</w:t>
-            </w:r>
-          </w:p>
-        </w:tc>
-        <w:tc>
-          <w:tcPr>
-            <w:tcW w:type="dxa" w:w="4706"/>
-          </w:tcPr>
-          <w:p>
-            <w:r>
-              <w:rPr>
-                <w:b w:val="0"/>
-                <w:i w:val="0"/>
-                <w:sz w:val="17"/>
-              </w:rPr>
-              <w:t>Prière de corriger ou de confirmer avec le QG.</w:t>
-            </w:r>
-          </w:p>
-        </w:tc>
-      </w:tr>
-      <w:tr>
-        <w:tc>
-          <w:tcPr>
-            <w:tcW w:type="dxa" w:w="964"/>
-          </w:tcPr>
-          <w:p>
-            <w:r>
-              <w:rPr>
-                <w:b/>
-                <w:i w:val="0"/>
-                <w:color w:val="EA580C"/>
-                <w:sz w:val="16"/>
-              </w:rPr>
-              <w:t>Moyenne</w:t>
-            </w:r>
-          </w:p>
-        </w:tc>
-        <w:tc>
-          <w:tcPr>
-            <w:tcW w:type="dxa" w:w="1247"/>
-          </w:tcPr>
-          <w:p>
-            <w:r>
-              <w:rPr>
-                <w:b/>
-                <w:i w:val="0"/>
-                <w:sz w:val="16"/>
-              </w:rPr>
-              <w:t>S12</w:t>
-              <w:br/>
-            </w:r>
-            <w:r>
-              <w:rPr>
-                <w:b w:val="0"/>
-                <w:i w:val="0"/>
-                <w:color w:val="64748B"/>
-                <w:sz w:val="14"/>
-              </w:rPr>
-              <w:t>Avoirs / biens durables</w:t>
-            </w:r>
-          </w:p>
-        </w:tc>
-        <w:tc>
-          <w:tcPr>
-            <w:tcW w:type="dxa" w:w="1531"/>
-          </w:tcPr>
-          <w:p>
-            <w:r>
-              <w:rPr>
-                <w:b/>
-                <w:i w:val="0"/>
-                <w:color w:val="16A34A"/>
-                <w:sz w:val="16"/>
-              </w:rPr>
-              <w:t>—</w:t>
-            </w:r>
-          </w:p>
-        </w:tc>
-        <w:tc>
-          <w:tcPr>
-            <w:tcW w:type="dxa" w:w="1191"/>
-          </w:tcPr>
-          <w:p>
-            <w:r>
-              <w:rPr>
-                <w:b w:val="0"/>
-                <w:i w:val="0"/>
-                <w:color w:val="64748B"/>
-                <w:sz w:val="16"/>
-              </w:rPr>
-              <w:t>GT-CQ</w:t>
-            </w:r>
-          </w:p>
-        </w:tc>
-        <w:tc>
-          <w:tcPr>
-            <w:tcW w:type="dxa" w:w="4706"/>
-          </w:tcPr>
-          <w:p>
-            <w:r>
-              <w:rPr>
-                <w:b w:val="0"/>
-                <w:i w:val="0"/>
-                <w:sz w:val="17"/>
-              </w:rPr>
-              <w:t>Attention ! Salon  (Fauteuils et table basse) a été achété à 1500000 Fcfa est relativement élevé par rapport aux autres prix d'achat observés dans cette zone.</w:t>
-            </w:r>
-          </w:p>
-        </w:tc>
-      </w:tr>
-      <w:tr>
-        <w:tc>
-          <w:tcPr>
-            <w:tcW w:type="dxa" w:w="964"/>
-          </w:tcPr>
-          <w:p>
-            <w:r>
-              <w:rPr>
-                <w:b/>
-                <w:i w:val="0"/>
-                <w:color w:val="EA580C"/>
-                <w:sz w:val="16"/>
-              </w:rPr>
-              <w:t>Moyenne</w:t>
-            </w:r>
-          </w:p>
-        </w:tc>
-        <w:tc>
-          <w:tcPr>
-            <w:tcW w:type="dxa" w:w="1247"/>
-          </w:tcPr>
-          <w:p>
-            <w:r>
-              <w:rPr>
-                <w:b/>
-                <w:i w:val="0"/>
-                <w:sz w:val="16"/>
-              </w:rPr>
-              <w:t>S12</w:t>
-              <w:br/>
-            </w:r>
-            <w:r>
-              <w:rPr>
-                <w:b w:val="0"/>
-                <w:i w:val="0"/>
-                <w:color w:val="64748B"/>
-                <w:sz w:val="14"/>
-              </w:rPr>
-              <w:t>Avoirs / biens durables</w:t>
-            </w:r>
-          </w:p>
-        </w:tc>
-        <w:tc>
-          <w:tcPr>
-            <w:tcW w:type="dxa" w:w="1531"/>
-          </w:tcPr>
-          <w:p>
-            <w:r>
-              <w:rPr>
-                <w:b/>
-                <w:i w:val="0"/>
-                <w:color w:val="16A34A"/>
-                <w:sz w:val="16"/>
-              </w:rPr>
-              <w:t>—</w:t>
-            </w:r>
-          </w:p>
-        </w:tc>
-        <w:tc>
-          <w:tcPr>
-            <w:tcW w:type="dxa" w:w="1191"/>
-          </w:tcPr>
-          <w:p>
-            <w:r>
-              <w:rPr>
-                <w:b w:val="0"/>
-                <w:i w:val="0"/>
-                <w:color w:val="64748B"/>
-                <w:sz w:val="16"/>
-              </w:rPr>
-              <w:t>GT-CQ</w:t>
-            </w:r>
-          </w:p>
-        </w:tc>
-        <w:tc>
-          <w:tcPr>
-            <w:tcW w:type="dxa" w:w="4706"/>
-          </w:tcPr>
-          <w:p>
-            <w:r>
-              <w:rPr>
-                <w:b w:val="0"/>
-                <w:i w:val="0"/>
-                <w:sz w:val="17"/>
-              </w:rPr>
-              <w:t>Attention ! Salon  (Fauteuils et table basse) a été revendu à 1000000 Fcfa qui est relativement élevé par rapport aux autres prix de revente observés dans cette zone.</w:t>
-            </w:r>
-          </w:p>
-        </w:tc>
-      </w:tr>
-      <w:tr>
-        <w:tc>
-          <w:tcPr>
-            <w:tcW w:type="dxa" w:w="964"/>
-          </w:tcPr>
-          <w:p>
-            <w:r>
-              <w:rPr>
-                <w:b/>
-                <w:i w:val="0"/>
-                <w:color w:val="EA580C"/>
-                <w:sz w:val="16"/>
-              </w:rPr>
-              <w:t>Moyenne</w:t>
-            </w:r>
-          </w:p>
-        </w:tc>
-        <w:tc>
-          <w:tcPr>
-            <w:tcW w:type="dxa" w:w="1247"/>
-          </w:tcPr>
-          <w:p>
-            <w:r>
-              <w:rPr>
-                <w:b/>
-                <w:i w:val="0"/>
-                <w:sz w:val="16"/>
-              </w:rPr>
-              <w:t>S12</w:t>
-              <w:br/>
-            </w:r>
-            <w:r>
-              <w:rPr>
-                <w:b w:val="0"/>
-                <w:i w:val="0"/>
-                <w:color w:val="64748B"/>
-                <w:sz w:val="14"/>
-              </w:rPr>
-              <w:t>Avoirs / biens durables</w:t>
-            </w:r>
-          </w:p>
-        </w:tc>
-        <w:tc>
-          <w:tcPr>
-            <w:tcW w:type="dxa" w:w="1531"/>
-          </w:tcPr>
-          <w:p>
-            <w:r>
-              <w:rPr>
-                <w:b/>
-                <w:i w:val="0"/>
-                <w:color w:val="16A34A"/>
-                <w:sz w:val="16"/>
-              </w:rPr>
-              <w:t>s01q02, s02q01__1, s02q02__1, s02q03__1, s02q15, s03q17, s04q28, s04q35d</w:t>
-            </w:r>
-          </w:p>
-        </w:tc>
-        <w:tc>
-          <w:tcPr>
-            <w:tcW w:type="dxa" w:w="1191"/>
-          </w:tcPr>
-          <w:p>
-            <w:r>
-              <w:rPr>
-                <w:b w:val="0"/>
-                <w:i w:val="0"/>
-                <w:color w:val="64748B"/>
-                <w:sz w:val="16"/>
-              </w:rPr>
-              <w:t>GT-CQ</w:t>
-            </w:r>
-          </w:p>
-        </w:tc>
-        <w:tc>
-          <w:tcPr>
-            <w:tcW w:type="dxa" w:w="4706"/>
-          </w:tcPr>
-          <w:p>
-            <w:r>
-              <w:rPr>
-                <w:b w:val="0"/>
-                <w:i w:val="0"/>
-                <w:sz w:val="17"/>
-              </w:rPr>
-              <w:t>Le prix de revente de l'article  Téléphone portable ne doit pas être égal 0 même si le ménage l'a reçu en cadeau prière de leurs aider à faire une estimations.</w:t>
-            </w:r>
-          </w:p>
-        </w:tc>
-      </w:tr>
-      <w:tr>
-        <w:tc>
-          <w:tcPr>
-            <w:tcW w:type="dxa" w:w="964"/>
-          </w:tcPr>
-          <w:p>
-            <w:r>
-              <w:rPr>
-                <w:b/>
-                <w:i w:val="0"/>
-                <w:color w:val="EA580C"/>
-                <w:sz w:val="16"/>
-              </w:rPr>
-              <w:t>Moyenne</w:t>
-            </w:r>
-          </w:p>
-        </w:tc>
-        <w:tc>
-          <w:tcPr>
-            <w:tcW w:type="dxa" w:w="1247"/>
-          </w:tcPr>
-          <w:p>
-            <w:r>
-              <w:rPr>
-                <w:b/>
-                <w:i w:val="0"/>
-                <w:sz w:val="16"/>
-              </w:rPr>
-              <w:t>S17</w:t>
-              <w:br/>
-            </w:r>
-            <w:r>
-              <w:rPr>
-                <w:b w:val="0"/>
-                <w:i w:val="0"/>
-                <w:color w:val="64748B"/>
-                <w:sz w:val="14"/>
-              </w:rPr>
-              <w:t>Élevage</w:t>
-            </w:r>
-          </w:p>
-        </w:tc>
-        <w:tc>
-          <w:tcPr>
-            <w:tcW w:type="dxa" w:w="1531"/>
-          </w:tcPr>
-          <w:p>
-            <w:r>
-              <w:rPr>
-                <w:b/>
-                <w:i w:val="0"/>
-                <w:color w:val="16A34A"/>
-                <w:sz w:val="16"/>
-              </w:rPr>
-              <w:t>—</w:t>
-            </w:r>
-          </w:p>
-        </w:tc>
-        <w:tc>
-          <w:tcPr>
-            <w:tcW w:type="dxa" w:w="1191"/>
-          </w:tcPr>
-          <w:p>
-            <w:r>
-              <w:rPr>
-                <w:b w:val="0"/>
-                <w:i w:val="0"/>
-                <w:color w:val="64748B"/>
-                <w:sz w:val="16"/>
-              </w:rPr>
-              <w:t>GT-CQ</w:t>
-            </w:r>
-          </w:p>
-        </w:tc>
-        <w:tc>
-          <w:tcPr>
-            <w:tcW w:type="dxa" w:w="4706"/>
-          </w:tcPr>
-          <w:p>
-            <w:r>
-              <w:rPr>
-                <w:b w:val="0"/>
-                <w:i w:val="0"/>
-                <w:sz w:val="17"/>
-              </w:rPr>
-              <w:t>Veuillez confirmer ces informations avec le QG ou apporter les corrections nécessaires.</w:t>
-            </w:r>
-          </w:p>
-        </w:tc>
-      </w:tr>
-      <w:tr>
-        <w:tc>
-          <w:tcPr>
-            <w:tcW w:type="dxa" w:w="964"/>
-          </w:tcPr>
-          <w:p>
-            <w:r>
-              <w:rPr>
-                <w:b/>
-                <w:i w:val="0"/>
-                <w:color w:val="EA580C"/>
-                <w:sz w:val="16"/>
-              </w:rPr>
-              <w:t>Moyenne</w:t>
-            </w:r>
-          </w:p>
-        </w:tc>
-        <w:tc>
-          <w:tcPr>
-            <w:tcW w:type="dxa" w:w="1247"/>
-          </w:tcPr>
-          <w:p>
-            <w:r>
-              <w:rPr>
-                <w:b/>
-                <w:i w:val="0"/>
-                <w:sz w:val="16"/>
-              </w:rPr>
-              <w:t>S20</w:t>
-              <w:br/>
-            </w:r>
-            <w:r>
-              <w:rPr>
-                <w:b w:val="0"/>
-                <w:i w:val="0"/>
-                <w:color w:val="64748B"/>
-                <w:sz w:val="14"/>
-              </w:rPr>
-              <w:t>Gouvernance / autres</w:t>
-            </w:r>
-          </w:p>
-        </w:tc>
-        <w:tc>
-          <w:tcPr>
-            <w:tcW w:type="dxa" w:w="1531"/>
-          </w:tcPr>
-          <w:p>
-            <w:r>
-              <w:rPr>
-                <w:b/>
-                <w:i w:val="0"/>
-                <w:color w:val="16A34A"/>
-                <w:sz w:val="16"/>
-              </w:rPr>
-              <w:t>—</w:t>
-            </w:r>
-          </w:p>
-        </w:tc>
-        <w:tc>
-          <w:tcPr>
-            <w:tcW w:type="dxa" w:w="1191"/>
-          </w:tcPr>
-          <w:p>
-            <w:r>
-              <w:rPr>
-                <w:b w:val="0"/>
-                <w:i w:val="0"/>
-                <w:color w:val="64748B"/>
-                <w:sz w:val="16"/>
-              </w:rPr>
-              <w:t>GT-CQ</w:t>
-            </w:r>
-          </w:p>
-        </w:tc>
-        <w:tc>
-          <w:tcPr>
-            <w:tcW w:type="dxa" w:w="4706"/>
-          </w:tcPr>
-          <w:p>
-            <w:r>
-              <w:rPr>
-                <w:b w:val="0"/>
-                <w:i w:val="0"/>
-                <w:sz w:val="17"/>
-              </w:rPr>
-              <w:t>Il est donc peu probable qu'il se déclare maintenant comme « Pauvre » ou « Très pauvre ».</w:t>
-            </w:r>
-          </w:p>
-        </w:tc>
-      </w:tr>
-      <w:tr>
-        <w:tc>
-          <w:tcPr>
-            <w:tcW w:type="dxa" w:w="964"/>
-          </w:tcPr>
-          <w:p>
-            <w:r>
-              <w:rPr>
-                <w:b/>
-                <w:i w:val="0"/>
-                <w:color w:val="EA580C"/>
-                <w:sz w:val="16"/>
-              </w:rPr>
-              <w:t>Moyenne</w:t>
-            </w:r>
-          </w:p>
-        </w:tc>
-        <w:tc>
-          <w:tcPr>
-            <w:tcW w:type="dxa" w:w="1247"/>
-          </w:tcPr>
-          <w:p>
-            <w:r>
-              <w:rPr>
-                <w:b/>
-                <w:i w:val="0"/>
-                <w:sz w:val="16"/>
-              </w:rPr>
-              <w:t>S20</w:t>
-              <w:br/>
-            </w:r>
-            <w:r>
-              <w:rPr>
-                <w:b w:val="0"/>
-                <w:i w:val="0"/>
-                <w:color w:val="64748B"/>
-                <w:sz w:val="14"/>
-              </w:rPr>
-              <w:t>Gouvernance / autres</w:t>
-            </w:r>
-          </w:p>
-        </w:tc>
-        <w:tc>
-          <w:tcPr>
-            <w:tcW w:type="dxa" w:w="1531"/>
-          </w:tcPr>
-          <w:p>
-            <w:r>
-              <w:rPr>
-                <w:b/>
-                <w:i w:val="0"/>
-                <w:color w:val="16A34A"/>
-                <w:sz w:val="16"/>
-              </w:rPr>
-              <w:t>—</w:t>
-            </w:r>
-          </w:p>
-        </w:tc>
-        <w:tc>
-          <w:tcPr>
-            <w:tcW w:type="dxa" w:w="1191"/>
-          </w:tcPr>
-          <w:p>
-            <w:r>
-              <w:rPr>
-                <w:b w:val="0"/>
-                <w:i w:val="0"/>
-                <w:color w:val="64748B"/>
-                <w:sz w:val="16"/>
-              </w:rPr>
-              <w:t>GT-CQ</w:t>
-            </w:r>
-          </w:p>
-        </w:tc>
-        <w:tc>
-          <w:tcPr>
-            <w:tcW w:type="dxa" w:w="4706"/>
-          </w:tcPr>
-          <w:p>
-            <w:r>
-              <w:rPr>
-                <w:b w:val="0"/>
-                <w:i w:val="0"/>
-                <w:sz w:val="17"/>
-              </w:rPr>
-              <w:t>Veuillez confirmer ces informations avec le QG ou apporter les corrections nécessaires.</w:t>
-            </w:r>
-          </w:p>
-        </w:tc>
-      </w:tr>
-      <w:tr>
-        <w:tc>
-          <w:tcPr>
-            <w:tcW w:type="dxa" w:w="964"/>
-          </w:tcPr>
-          <w:p>
-            <w:r>
-              <w:rPr>
-                <w:b/>
-                <w:i w:val="0"/>
-                <w:color w:val="CA8A04"/>
-                <w:sz w:val="16"/>
-              </w:rPr>
-              <w:t>Faible</w:t>
-            </w:r>
-          </w:p>
-        </w:tc>
-        <w:tc>
-          <w:tcPr>
-            <w:tcW w:type="dxa" w:w="1247"/>
-          </w:tcPr>
-          <w:p>
-            <w:r>
-              <w:rPr>
-                <w:b/>
-                <w:i w:val="0"/>
-                <w:sz w:val="16"/>
-              </w:rPr>
-              <w:t>S01</w:t>
-              <w:br/>
-            </w:r>
-            <w:r>
-              <w:rPr>
-                <w:b w:val="0"/>
-                <w:i w:val="0"/>
-                <w:color w:val="64748B"/>
-                <w:sz w:val="14"/>
-              </w:rPr>
-              <w:t>Démographie</w:t>
-            </w:r>
-          </w:p>
-        </w:tc>
-        <w:tc>
-          <w:tcPr>
-            <w:tcW w:type="dxa" w:w="1531"/>
-          </w:tcPr>
-          <w:p>
-            <w:r>
-              <w:rPr>
-                <w:b/>
-                <w:i w:val="0"/>
-                <w:color w:val="16A34A"/>
-                <w:sz w:val="16"/>
-              </w:rPr>
-              <w:t>s00q04, s01q41, s01q00b</w:t>
-            </w:r>
-          </w:p>
-        </w:tc>
-        <w:tc>
-          <w:tcPr>
-            <w:tcW w:type="dxa" w:w="1191"/>
-          </w:tcPr>
-          <w:p>
-            <w:r>
-              <w:rPr>
-                <w:b w:val="0"/>
-                <w:i w:val="0"/>
-                <w:color w:val="64748B"/>
-                <w:sz w:val="16"/>
-              </w:rPr>
-              <w:t>GT-CQ</w:t>
-            </w:r>
-          </w:p>
-        </w:tc>
-        <w:tc>
-          <w:tcPr>
-            <w:tcW w:type="dxa" w:w="4706"/>
-          </w:tcPr>
-          <w:p>
-            <w:r>
-              <w:rPr>
-                <w:b w:val="0"/>
-                <w:i w:val="0"/>
-                <w:sz w:val="17"/>
-              </w:rPr>
-              <w:t>Avertissement!!! ehladji saw a 27 ans et vit en milieu urbain dit n'avoir pas dépensé (0 Fcfa) ou reçu en cadeau pour les cartes prépayées, les transferts de crédit et les abonnements, prière de confirmer cette information auprès de l'enquêté ou confirmer avec le QG.</w:t>
-            </w:r>
-          </w:p>
-        </w:tc>
-      </w:tr>
-      <w:tr>
-        <w:tc>
-          <w:tcPr>
-            <w:tcW w:type="dxa" w:w="964"/>
-          </w:tcPr>
-          <w:p>
-            <w:r>
-              <w:rPr>
-                <w:b/>
-                <w:i w:val="0"/>
-                <w:color w:val="CA8A04"/>
-                <w:sz w:val="16"/>
-              </w:rPr>
-              <w:t>Faible</w:t>
-            </w:r>
-          </w:p>
-        </w:tc>
-        <w:tc>
-          <w:tcPr>
-            <w:tcW w:type="dxa" w:w="1247"/>
-          </w:tcPr>
-          <w:p>
-            <w:r>
-              <w:rPr>
-                <w:b/>
-                <w:i w:val="0"/>
-                <w:sz w:val="16"/>
-              </w:rPr>
-              <w:t>S01</w:t>
-              <w:br/>
-            </w:r>
-            <w:r>
-              <w:rPr>
-                <w:b w:val="0"/>
-                <w:i w:val="0"/>
-                <w:color w:val="64748B"/>
-                <w:sz w:val="14"/>
-              </w:rPr>
-              <w:t>Démographie</w:t>
-            </w:r>
-          </w:p>
-        </w:tc>
-        <w:tc>
-          <w:tcPr>
-            <w:tcW w:type="dxa" w:w="1531"/>
-          </w:tcPr>
-          <w:p>
-            <w:r>
-              <w:rPr>
-                <w:b/>
-                <w:i w:val="0"/>
-                <w:color w:val="16A34A"/>
-                <w:sz w:val="16"/>
-              </w:rPr>
-              <w:t>s00q04, s01q41a, s01q00b</w:t>
-            </w:r>
-          </w:p>
-        </w:tc>
-        <w:tc>
-          <w:tcPr>
-            <w:tcW w:type="dxa" w:w="1191"/>
-          </w:tcPr>
-          <w:p>
-            <w:r>
-              <w:rPr>
-                <w:b w:val="0"/>
-                <w:i w:val="0"/>
-                <w:color w:val="64748B"/>
-                <w:sz w:val="16"/>
-              </w:rPr>
-              <w:t>GT-CQ</w:t>
-            </w:r>
-          </w:p>
-        </w:tc>
-        <w:tc>
-          <w:tcPr>
-            <w:tcW w:type="dxa" w:w="4706"/>
-          </w:tcPr>
-          <w:p>
-            <w:r>
-              <w:rPr>
-                <w:b w:val="0"/>
-                <w:i w:val="0"/>
-                <w:sz w:val="17"/>
-              </w:rPr>
-              <w:t>Avertissement!!! ehladji saw a 27 ans et vit en milieu urbain dit n'avoir pas dépensé (0 Fcfa) ou reçu en cadeau pour les recharges internet ou de forfaits de données mobiles(hors appels vocaux) aucours des 30 derniers jours, prière de confirmer cette information auprès de l'enquêté ou confirmer avec le QG.</w:t>
-            </w:r>
-          </w:p>
-        </w:tc>
-      </w:tr>
-      <w:tr>
-        <w:tc>
-          <w:tcPr>
-            <w:tcW w:type="dxa" w:w="964"/>
-          </w:tcPr>
-          <w:p>
-            <w:r>
-              <w:rPr>
-                <w:b/>
-                <w:i w:val="0"/>
-                <w:color w:val="CA8A04"/>
-                <w:sz w:val="16"/>
-              </w:rPr>
-              <w:t>Faible</w:t>
-            </w:r>
-          </w:p>
-        </w:tc>
-        <w:tc>
-          <w:tcPr>
-            <w:tcW w:type="dxa" w:w="1247"/>
-          </w:tcPr>
-          <w:p>
-            <w:r>
-              <w:rPr>
-                <w:b/>
-                <w:i w:val="0"/>
-                <w:sz w:val="16"/>
-              </w:rPr>
-              <w:t>S02</w:t>
-              <w:br/>
-            </w:r>
-            <w:r>
-              <w:rPr>
-                <w:b w:val="0"/>
-                <w:i w:val="0"/>
-                <w:color w:val="64748B"/>
-                <w:sz w:val="14"/>
-              </w:rPr>
-              <w:t>Éducation</w:t>
-            </w:r>
-          </w:p>
-        </w:tc>
-        <w:tc>
-          <w:tcPr>
-            <w:tcW w:type="dxa" w:w="1531"/>
-          </w:tcPr>
-          <w:p>
-            <w:r>
-              <w:rPr>
-                <w:b/>
-                <w:i w:val="0"/>
-                <w:color w:val="16A34A"/>
-                <w:sz w:val="16"/>
-              </w:rPr>
-              <w:t>—</w:t>
-            </w:r>
-          </w:p>
-        </w:tc>
-        <w:tc>
-          <w:tcPr>
-            <w:tcW w:type="dxa" w:w="1191"/>
-          </w:tcPr>
-          <w:p>
-            <w:r>
-              <w:rPr>
-                <w:b w:val="0"/>
-                <w:i w:val="0"/>
-                <w:color w:val="64748B"/>
-                <w:sz w:val="16"/>
-              </w:rPr>
-              <w:t>GT-CQ</w:t>
-            </w:r>
-          </w:p>
-        </w:tc>
-        <w:tc>
-          <w:tcPr>
-            <w:tcW w:type="dxa" w:w="4706"/>
-          </w:tcPr>
-          <w:p>
-            <w:r>
-              <w:rPr>
-                <w:b w:val="0"/>
-                <w:i w:val="0"/>
-                <w:sz w:val="17"/>
-              </w:rPr>
-              <w:t>Avertissement!! Êtes-vous sûr que fatou counta qui fréquente 1ére année de Maternelle a dépensé dans l'abonnements d'un bus scolaire?  Veuillez vérifier ce montant auprès du ménage ou confirmer.</w:t>
-            </w:r>
-          </w:p>
-        </w:tc>
-      </w:tr>
-      <w:tr>
-        <w:tc>
-          <w:tcPr>
-            <w:tcW w:type="dxa" w:w="964"/>
-          </w:tcPr>
-          <w:p>
-            <w:r>
-              <w:rPr>
-                <w:b/>
-                <w:i w:val="0"/>
-                <w:color w:val="CA8A04"/>
-                <w:sz w:val="16"/>
-              </w:rPr>
-              <w:t>Faible</w:t>
-            </w:r>
-          </w:p>
-        </w:tc>
-        <w:tc>
-          <w:tcPr>
-            <w:tcW w:type="dxa" w:w="1247"/>
-          </w:tcPr>
-          <w:p>
-            <w:r>
-              <w:rPr>
-                <w:b/>
-                <w:i w:val="0"/>
-                <w:sz w:val="16"/>
-              </w:rPr>
-              <w:t>S02</w:t>
-              <w:br/>
-            </w:r>
-            <w:r>
-              <w:rPr>
-                <w:b w:val="0"/>
-                <w:i w:val="0"/>
-                <w:color w:val="64748B"/>
-                <w:sz w:val="14"/>
-              </w:rPr>
-              <w:t>Éducation</w:t>
-            </w:r>
-          </w:p>
-        </w:tc>
-        <w:tc>
-          <w:tcPr>
-            <w:tcW w:type="dxa" w:w="1531"/>
-          </w:tcPr>
-          <w:p>
-            <w:r>
-              <w:rPr>
-                <w:b/>
-                <w:i w:val="0"/>
-                <w:color w:val="16A34A"/>
-                <w:sz w:val="16"/>
-              </w:rPr>
-              <w:t>—</w:t>
-            </w:r>
-          </w:p>
-        </w:tc>
-        <w:tc>
-          <w:tcPr>
-            <w:tcW w:type="dxa" w:w="1191"/>
-          </w:tcPr>
-          <w:p>
-            <w:r>
-              <w:rPr>
-                <w:b w:val="0"/>
-                <w:i w:val="0"/>
-                <w:color w:val="64748B"/>
-                <w:sz w:val="16"/>
-              </w:rPr>
-              <w:t>GT-CQ</w:t>
-            </w:r>
-          </w:p>
-        </w:tc>
-        <w:tc>
-          <w:tcPr>
-            <w:tcW w:type="dxa" w:w="4706"/>
-          </w:tcPr>
-          <w:p>
-            <w:r>
-              <w:rPr>
-                <w:b w:val="0"/>
-                <w:i w:val="0"/>
-                <w:sz w:val="17"/>
-              </w:rPr>
               <w:t>Avertissement!! Êtes-vous sûr que ehladji saw qui fréquente 5ème année de Supérieur a dépensé dans l'abonnements d'un bus scolaire?  Veuillez vérifier ce montant auprès du ménage ou confirmer.</w:t>
-            </w:r>
-          </w:p>
-        </w:tc>
-      </w:tr>
-      <w:tr>
-        <w:tc>
-          <w:tcPr>
-            <w:tcW w:type="dxa" w:w="964"/>
-          </w:tcPr>
-          <w:p>
-            <w:r>
-              <w:rPr>
-                <w:b/>
-                <w:i w:val="0"/>
-                <w:color w:val="CA8A04"/>
-                <w:sz w:val="16"/>
-              </w:rPr>
-              <w:t>Faible</w:t>
-            </w:r>
-          </w:p>
-        </w:tc>
-        <w:tc>
-          <w:tcPr>
-            <w:tcW w:type="dxa" w:w="1247"/>
-          </w:tcPr>
-          <w:p>
-            <w:r>
-              <w:rPr>
-                <w:b/>
-                <w:i w:val="0"/>
-                <w:sz w:val="16"/>
-              </w:rPr>
-              <w:t>S02</w:t>
-              <w:br/>
-            </w:r>
-            <w:r>
-              <w:rPr>
-                <w:b w:val="0"/>
-                <w:i w:val="0"/>
-                <w:color w:val="64748B"/>
-                <w:sz w:val="14"/>
-              </w:rPr>
-              <w:t>Éducation</w:t>
-            </w:r>
-          </w:p>
-        </w:tc>
-        <w:tc>
-          <w:tcPr>
-            <w:tcW w:type="dxa" w:w="1531"/>
-          </w:tcPr>
-          <w:p>
-            <w:r>
-              <w:rPr>
-                <w:b/>
-                <w:i w:val="0"/>
-                <w:color w:val="16A34A"/>
-                <w:sz w:val="16"/>
-              </w:rPr>
-              <w:t>—</w:t>
-            </w:r>
-          </w:p>
-        </w:tc>
-        <w:tc>
-          <w:tcPr>
-            <w:tcW w:type="dxa" w:w="1191"/>
-          </w:tcPr>
-          <w:p>
-            <w:r>
-              <w:rPr>
-                <w:b w:val="0"/>
-                <w:i w:val="0"/>
-                <w:color w:val="64748B"/>
-                <w:sz w:val="16"/>
-              </w:rPr>
-              <w:t>GT-CQ</w:t>
-            </w:r>
-          </w:p>
-        </w:tc>
-        <w:tc>
-          <w:tcPr>
-            <w:tcW w:type="dxa" w:w="4706"/>
-          </w:tcPr>
-          <w:p>
-            <w:r>
-              <w:rPr>
-                <w:b w:val="0"/>
-                <w:i w:val="0"/>
-                <w:sz w:val="17"/>
-              </w:rPr>
-              <w:t>Avertissement!! Êtes-vous sûr que aicha sow qui fréquente 6ème année de Primaire a dépensé dans l'abonnements d'un bus scolaire?  Veuillez vérifier ce montant auprès du ménage ou confirmer.</w:t>
-            </w:r>
-          </w:p>
-        </w:tc>
-      </w:tr>
-      <w:tr>
-        <w:tc>
-          <w:tcPr>
-            <w:tcW w:type="dxa" w:w="964"/>
-          </w:tcPr>
-          <w:p>
-            <w:r>
-              <w:rPr>
-                <w:b/>
-                <w:i w:val="0"/>
-                <w:color w:val="CA8A04"/>
-                <w:sz w:val="16"/>
-              </w:rPr>
-              <w:t>Faible</w:t>
-            </w:r>
-          </w:p>
-        </w:tc>
-        <w:tc>
-          <w:tcPr>
-            <w:tcW w:type="dxa" w:w="1247"/>
-          </w:tcPr>
-          <w:p>
-            <w:r>
-              <w:rPr>
-                <w:b/>
-                <w:i w:val="0"/>
-                <w:sz w:val="16"/>
-              </w:rPr>
-              <w:t>S02</w:t>
-              <w:br/>
-            </w:r>
-            <w:r>
-              <w:rPr>
-                <w:b w:val="0"/>
-                <w:i w:val="0"/>
-                <w:color w:val="64748B"/>
-                <w:sz w:val="14"/>
-              </w:rPr>
-              <w:t>Éducation</w:t>
-            </w:r>
-          </w:p>
-        </w:tc>
-        <w:tc>
-          <w:tcPr>
-            <w:tcW w:type="dxa" w:w="1531"/>
-          </w:tcPr>
-          <w:p>
-            <w:r>
-              <w:rPr>
-                <w:b/>
-                <w:i w:val="0"/>
-                <w:color w:val="16A34A"/>
-                <w:sz w:val="16"/>
-              </w:rPr>
-              <w:t>—</w:t>
-            </w:r>
-          </w:p>
-        </w:tc>
-        <w:tc>
-          <w:tcPr>
-            <w:tcW w:type="dxa" w:w="1191"/>
-          </w:tcPr>
-          <w:p>
-            <w:r>
-              <w:rPr>
-                <w:b w:val="0"/>
-                <w:i w:val="0"/>
-                <w:color w:val="64748B"/>
-                <w:sz w:val="16"/>
-              </w:rPr>
-              <w:t>GT-CQ</w:t>
-            </w:r>
-          </w:p>
-        </w:tc>
-        <w:tc>
-          <w:tcPr>
-            <w:tcW w:type="dxa" w:w="4706"/>
-          </w:tcPr>
-          <w:p>
-            <w:r>
-              <w:rPr>
-                <w:b w:val="0"/>
-                <w:i w:val="0"/>
-                <w:sz w:val="17"/>
-              </w:rPr>
-              <w:t>Avertissement!! Êtes-vous sûr que khadim sow qui fréquente 4ème année de Primaire a dépensé dans l'abonnements d'un bus scolaire?  Veuillez vérifier ce montant auprès du ménage ou confirmer.</w:t>
             </w:r>
           </w:p>
         </w:tc>
